--- a/resume-output/docx/侯钟棋-海外技术支持-中文-两页版.docx
+++ b/resume-output/docx/侯钟棋-海外技术支持-中文-两页版.docx
@@ -55,7 +55,7 @@
           <w:b w:val="0"/>
           <w:sz w:val="20"/>
         </w:rPr>
-        <w:t>电话：178-1676-9251｜邮箱：zhongqi_hou@foxmail.com｜出差：约一年三次，单次约一个月</w:t>
+        <w:t>电话：178-1676-9251｜邮箱：zhongqi_hou@foxmail.com｜出差意愿：约一年三次，单次约一个月</w:t>
       </w:r>
     </w:p>
     <w:p>
@@ -85,7 +85,7 @@
           <w:b w:val="0"/>
           <w:sz w:val="20"/>
         </w:rPr>
-        <w:t>想先做海外技术支持，把设备和客户支持做扎实，再往海外销售或售前方向发展。</w:t>
+        <w:t>职业规划：先深耕海外技术支持，夯实设备理解与客户信任，再向海外销售或售前方向发展。</w:t>
       </w:r>
     </w:p>
     <w:p>
@@ -99,7 +99,7 @@
           <w:b w:val="0"/>
           <w:sz w:val="20"/>
         </w:rPr>
-        <w:t>现在比较熟的是远程和欧洲现场支持。客户现场的问题，我会尽量整理成研发能动手改的描述。研发给出方案后，也会再用客户听得懂的方式讲回去。</w:t>
+        <w:t>当前优势：可独立承担海外客户远程与欧洲现场支持，能够将客户现场问题转化为研发可执行需求，并将方案以客户可理解的方式同步落地。</w:t>
       </w:r>
     </w:p>
     <w:p>
@@ -113,7 +113,7 @@
           <w:b w:val="0"/>
           <w:sz w:val="20"/>
         </w:rPr>
-        <w:t>平时会用 Cursor 把常见问题和资料做成部门能用的知识库，也做过工单记录，方便跨时差查资料和翻旧案子。</w:t>
+        <w:t>效率能力：善用 Cursor 建设部门级知识库与售后工单系统，提升跨时区资料检索与 case 沉淀效率。</w:t>
       </w:r>
     </w:p>
     <w:p>
@@ -127,7 +127,7 @@
           <w:b w:val="0"/>
           <w:sz w:val="20"/>
         </w:rPr>
-        <w:t>自动化背景，大学在智能车实验室做过传感器、嵌入式和板级调试，后面跟机电类、检测类、机器人相关设备会相对好上手。</w:t>
+        <w:t>技术基础：自动化专业，具备智能车实验室传感器、嵌入式、PCB 与现场调试经验，适合机电、检测及机器人相关设备支持岗位。</w:t>
       </w:r>
     </w:p>
     <w:p>
@@ -183,7 +183,7 @@
           <w:color w:val="555555"/>
           <w:sz w:val="19"/>
         </w:rPr>
-        <w:t>汽车后市场检测与维保设备。对内服务工程师，对外海外技术支持，售前培训加售后支持。</w:t>
+        <w:t>汽车后市场检测与维保设备｜对内服务工程师，对外海外技术支持，覆盖售前培训与售后支持</w:t>
       </w:r>
     </w:p>
     <w:p>
@@ -197,7 +197,7 @@
           <w:b w:val="0"/>
           <w:sz w:val="20"/>
         </w:rPr>
-        <w:t>产品覆盖四轮定位、ADAS 校准、汽车空调冷媒交换机、喷油嘴检测清洗机、变速箱油液清洗交换机、新能源电池包充放电与均衡维保设备、汽车诊断平板等。产品线偏多，培训有时不够深入，很多内容靠自己查文档和跟案子学，后面能独立接客户。</w:t>
+        <w:t>负责产品线包括四轮定位、ADAS 校准、汽车空调冷媒交换机、喷油嘴检测清洗机、变速箱油液清洗交换机、新能源电池包充放电与均衡维保设备、汽车诊断平板等。在培训深度有限的情况下，通过自学与实战快速形成可交付支持能力。</w:t>
       </w:r>
     </w:p>
     <w:p>
@@ -211,7 +211,7 @@
           <w:b w:val="0"/>
           <w:sz w:val="20"/>
         </w:rPr>
-        <w:t>出差西班牙、荷兰、法国、德国，做过售后故障处理和现场产品培训，直接面对经销商和终端客户。</w:t>
+        <w:t>出差西班牙、荷兰、法国、德国，完成售后故障处理、产品培训与客户答疑，积累跨文化沟通与现场闭环经验。</w:t>
       </w:r>
     </w:p>
     <w:p>
@@ -225,7 +225,7 @@
           <w:b w:val="0"/>
           <w:sz w:val="20"/>
         </w:rPr>
-        <w:t>有一个大客户的四轮定位软硬件需求，我跟了大概4个月。功能、接口、验收和问题优先级，经常在客户和研发两边来回对齐，最后产品落地交付。</w:t>
+        <w:t>跟进大客户四轮定位设备软硬件需求约4个月，持续在研发与客户两侧对齐功能、接口、验收标准与问题优先级，最终推动产品落地交付。</w:t>
       </w:r>
     </w:p>
     <w:p>
@@ -239,7 +239,7 @@
           <w:b w:val="0"/>
           <w:sz w:val="20"/>
         </w:rPr>
-        <w:t>因为负责的线比较多，我不太会把自己定位成某一台设备的专家，更多是把问题问清楚、分清楚该找谁、推进进度，并管理好客户预期。</w:t>
+        <w:t>因产品线覆盖较广，岗位定位偏重需求澄清、问题定位、跨部门推进与客户预期管理，而非单一机型深度专家。</w:t>
       </w:r>
     </w:p>
     <w:p>
@@ -253,7 +253,7 @@
           <w:b w:val="0"/>
           <w:sz w:val="20"/>
         </w:rPr>
-        <w:t>用 Cursor 搭了服务部门知识库助手，常见问题、处理办法和产品文件都放进去，同事用对话方式提问就能找到材料。给销售和服务开了账号，部署在公司服务器上全天运行，缓解国内外时差导致销售要资料、国内却已下班的情况。</w:t>
+        <w:t>使用 Cursor 搭建服务部门智能知识库，沉淀常见问题、处理办法与产品文件。同事可通过对话方式检索对应文档。为销售与服务同事开通账号，部署于公司服务器并全天运行，缓解国内外时差导致的资料获取延迟。</w:t>
       </w:r>
     </w:p>
     <w:p>
@@ -267,7 +267,7 @@
           <w:b w:val="0"/>
           <w:sz w:val="20"/>
         </w:rPr>
-        <w:t>开发了售后工单记录平台，支持上传视频、图片、文档，每个 case 对应客户和问题。还有数据看板，能看到各客户问题累计数。</w:t>
+        <w:t>开发售后工单记录平台，支持上传视频、图片、文档，按 case 关联客户与问题，并配套数据看板统计客户问题累计，提升售后过程透明度与复盘效率。</w:t>
       </w:r>
     </w:p>
     <w:p>
@@ -307,7 +307,7 @@
           <w:color w:val="555555"/>
           <w:sz w:val="19"/>
         </w:rPr>
-        <w:t>3D 打印出海。工位远程处理欧美客户售后和技术邮件。</w:t>
+        <w:t>3D 打印出海｜工位远程支持欧美客户售后与技术咨询</w:t>
       </w:r>
     </w:p>
     <w:p>
@@ -321,7 +321,7 @@
           <w:b w:val="0"/>
           <w:sz w:val="20"/>
         </w:rPr>
-        <w:t>尽快熟悉产品线后独立处理欧美客户咨询。把重复问题整理进个人知识库，并训练 AI Agent，提高检索和回复速度。</w:t>
+        <w:t>快速学习公司产品线，独立处理欧美客户技术咨询，形成先复现、再分层、再闭环的支持习惯。</w:t>
       </w:r>
     </w:p>
     <w:p>
@@ -335,7 +335,21 @@
           <w:b w:val="0"/>
           <w:sz w:val="20"/>
         </w:rPr>
-        <w:t>把用户痛点、可疑设计问题和改进建议整理给产品和研发。</w:t>
+        <w:t>沉淀个人知识库并训练 AI Agent，将重复问题标准化，提高检索与回复效率。</w:t>
+      </w:r>
+    </w:p>
+    <w:p>
+      <w:pPr>
+        <w:pStyle w:val="ListBullet"/>
+        <w:spacing w:before="0" w:after="20" w:line="288" w:lineRule="auto"/>
+      </w:pPr>
+      <w:r>
+        <w:rPr>
+          <w:rFonts w:ascii="Calibri" w:hAnsi="Calibri" w:eastAsia="微软雅黑"/>
+          <w:b w:val="0"/>
+          <w:sz w:val="20"/>
+        </w:rPr>
+        <w:t>系统整理用户痛点、设计缺陷与改进建议，反馈产品与技术部门，作为迭代输入。</w:t>
       </w:r>
     </w:p>
     <w:p>
@@ -391,7 +405,7 @@
           <w:color w:val="555555"/>
           <w:sz w:val="19"/>
         </w:rPr>
-        <w:t>CET-6。主修单片机与嵌入式、微机原理、自动控制原理、C 语言、数据结构等。智能车实验室三年。</w:t>
+        <w:t>英语水平：CET-6｜主修单片机与嵌入式、微机原理、自动控制原理、C 语言、数据结构等｜智能车实验室三年</w:t>
       </w:r>
     </w:p>
     <w:p>
@@ -447,7 +461,7 @@
           <w:color w:val="555555"/>
           <w:sz w:val="19"/>
         </w:rPr>
-        <w:t>智能车实验室。GPS + IMU。浙江省大学生智能车竞赛二等奖（省第四）。</w:t>
+        <w:t>智能车实验室｜感知：GPS + IMU｜成果：浙江省大学生智能车竞赛二等奖（省第四）</w:t>
       </w:r>
     </w:p>
     <w:p>
@@ -461,7 +475,7 @@
           <w:b w:val="0"/>
           <w:sz w:val="20"/>
         </w:rPr>
-        <w:t>对比过 GPS_TAU1201（UART）和 IMU660RA（SPI），后来用融合和互补算法提高实时性，循迹响应更快，比赛用时大约少了2秒。</w:t>
+        <w:t>对比 GPS_TAU1201（UART）与 IMU660RA（SPI）方案，采用融合与互补算法提升实时性，缩短循迹响应，减少约2秒比赛用时。</w:t>
       </w:r>
     </w:p>
     <w:p>
@@ -475,7 +489,7 @@
           <w:b w:val="0"/>
           <w:sz w:val="20"/>
         </w:rPr>
-        <w:t>做过自动任务分区，减少手动干预。用 VOFA+ 和 Matlab 看路径误差，调 PID，寻迹偏得少一些。</w:t>
+        <w:t>设计自动任务分区逻辑，降低人工干预频次。使用 VOFA+ 与 Matlab 分析路径误差并优化 PID，降低寻迹偏移。</w:t>
       </w:r>
     </w:p>
     <w:p>
@@ -489,7 +503,7 @@
           <w:b w:val="0"/>
           <w:sz w:val="20"/>
         </w:rPr>
-        <w:t>备赛时也参与传感器选型和软硬件分工讨论。</w:t>
+        <w:t>备赛过程中协调传感器选型与软硬件分工，锻炼跨角色协作与问题决策能力。</w:t>
       </w:r>
     </w:p>
     <w:p>
@@ -529,7 +543,7 @@
           <w:color w:val="555555"/>
           <w:sz w:val="19"/>
         </w:rPr>
-        <w:t>MPU6050 + 红外阵列。浙江省大学生电子设计竞赛 H 题，完成前三问。</w:t>
+        <w:t>MPU6050 + 红外阵列｜成果：浙江省大学生电子设计竞赛 H 题，完成前三问</w:t>
       </w:r>
     </w:p>
     <w:p>
@@ -543,7 +557,7 @@
           <w:b w:val="0"/>
           <w:sz w:val="20"/>
         </w:rPr>
-        <w:t>提过 7 路红外 3-1-3 布局，团队后来按这个做。用 DMP 取欧拉角，并做误差修正，缓解偏航角零漂。</w:t>
+        <w:t>设计 7 路红外循迹阵列（3-1-3）布局并推动团队落地。使用 DMP 获取欧拉角并建立误差修正，缓解偏航角零漂。</w:t>
       </w:r>
     </w:p>
     <w:p>
@@ -557,7 +571,7 @@
           <w:b w:val="0"/>
           <w:sz w:val="20"/>
         </w:rPr>
-        <w:t>在 Keil5 / SysConfig 里配 GPIO 和 UART，外设联调会快一点。</w:t>
+        <w:t>基于 Keil5 / SysConfig 配置 GPIO 与 UART，缩短外设联调周期。</w:t>
       </w:r>
     </w:p>
     <w:p>
@@ -597,7 +611,7 @@
           <w:color w:val="555555"/>
           <w:sz w:val="19"/>
         </w:rPr>
-        <w:t>实时控制。障碍物识别响应延迟小于 50ms。</w:t>
+        <w:t>实时控制与安全响应｜成果：障碍物识别响应延迟小于 50ms</w:t>
       </w:r>
     </w:p>
     <w:p>
@@ -611,7 +625,7 @@
           <w:b w:val="0"/>
           <w:sz w:val="20"/>
         </w:rPr>
-        <w:t>对比 FreeRTOS 和 μC/OS-II 后选了 μC/OS-II 并移植。主要负责超声波测距、电机减速、蜂鸣报警和霍尔转速显示。</w:t>
+        <w:t>对比 FreeRTOS 与 μC/OS-II 后完成系统移植。主导超声波测距、电机减速、蜂鸣报警与霍尔转速可视化逻辑。</w:t>
       </w:r>
     </w:p>
     <w:p>
@@ -625,7 +639,7 @@
           <w:b w:val="0"/>
           <w:sz w:val="20"/>
         </w:rPr>
-        <w:t>用嘉立创 EDA 改过 PCB，缩短硬件验证时间。</w:t>
+        <w:t>使用嘉立创 EDA 迭代 PCB，缩短硬件验证周期，形成指标定义、方案选型、联调验证的完整闭环。</w:t>
       </w:r>
     </w:p>
     <w:p>
@@ -655,7 +669,7 @@
           <w:b w:val="0"/>
           <w:sz w:val="20"/>
         </w:rPr>
-        <w:t>语言：英语 CET-6，能独立完成海外客户沟通、现场培训讲解和英文技术邮件。</w:t>
+        <w:t>语言能力：英语 CET-6，可独立完成海外客户口语沟通、现场培训讲解与英文技术邮件处理。</w:t>
       </w:r>
     </w:p>
     <w:p>
@@ -669,7 +683,7 @@
           <w:b w:val="0"/>
           <w:sz w:val="20"/>
         </w:rPr>
-        <w:t>客户支持：售前培训、售后排查、现场交付、需求转述、跨时区沟通。</w:t>
+        <w:t>客户支持：售前培训、售后诊断、现场交付、需求转译、跨时区沟通、经销商赋能。</w:t>
       </w:r>
     </w:p>
     <w:p>
@@ -697,7 +711,7 @@
           <w:b w:val="0"/>
           <w:sz w:val="20"/>
         </w:rPr>
-        <w:t>工具：Cursor，知识库整理，工单和简单看板，ProcessOn / Visio / Xmind / Office。</w:t>
+        <w:t>效率工具：Cursor / AI Agent，知识库建设，工单与数据看板，ProcessOn / Visio / Xmind / Office。</w:t>
       </w:r>
     </w:p>
     <w:p>
@@ -711,7 +725,7 @@
           <w:b w:val="0"/>
           <w:sz w:val="20"/>
         </w:rPr>
-        <w:t>其他：持有英国签证（约2年有效）。期望工作地深圳。可接受海外出差，大约一年三次，单次约一个月。</w:t>
+        <w:t>其他：持有英国签证（约2年有效）。期望工作地深圳。可接受海外出差，约一年三次，单次约一个月。</w:t>
       </w:r>
     </w:p>
     <w:p>
@@ -827,7 +841,7 @@
           <w:b w:val="0"/>
           <w:sz w:val="20"/>
         </w:rPr>
-        <w:t>沟通是目前比较明显的长处，能在客户、销售、研发之间把事实和下一步动作对齐。</w:t>
+        <w:t>沟通协调能力突出，能够在客户、销售、研发之间快速对齐事实与下一步动作，推动问题闭环。</w:t>
       </w:r>
     </w:p>
     <w:p>
@@ -841,7 +855,7 @@
           <w:b w:val="0"/>
           <w:sz w:val="20"/>
         </w:rPr>
-        <w:t>学东西愿意自己查，也会把重复问题沉淀成文档或小工具。编程能力还在补，目前更适合以设备理解和客户交付为主的海外技术支持或售前岗位。</w:t>
+        <w:t>学习与工具化能力较强。面对多产品线与有限培训，能够通过自学、文档沉淀和 AI 提效形成可复制支持能力。</w:t>
       </w:r>
     </w:p>
     <w:p>
@@ -855,7 +869,21 @@
           <w:b w:val="0"/>
           <w:sz w:val="20"/>
         </w:rPr>
-        <w:t>希望加入半导体设备或机器人公司，长期在深圳发展，后面再往海外销售转。</w:t>
+        <w:t>编程能力仍在持续提升，更适合以设备理解、客户交付与跨部门推进为核心的海外技术支持或售前岗位。</w:t>
+      </w:r>
+    </w:p>
+    <w:p>
+      <w:pPr>
+        <w:pStyle w:val="ListBullet"/>
+        <w:spacing w:before="0" w:after="20" w:line="288" w:lineRule="auto"/>
+      </w:pPr>
+      <w:r>
+        <w:rPr>
+          <w:rFonts w:ascii="Calibri" w:hAnsi="Calibri" w:eastAsia="微软雅黑"/>
+          <w:b w:val="0"/>
+          <w:sz w:val="20"/>
+        </w:rPr>
+        <w:t>希望加入半导体设备或机器人公司，在深圳长期发展，并逐步向海外销售方向转型。</w:t>
       </w:r>
     </w:p>
     <w:sectPr>

--- a/resume-output/docx/侯钟棋-海外技术支持-中文-两页版.docx
+++ b/resume-output/docx/侯钟棋-海外技术支持-中文-两页版.docx
@@ -27,7 +27,7 @@
           <w:b/>
           <w:sz w:val="21"/>
         </w:rPr>
-        <w:t>求职意向：海外技术支持工程师（半导体设备 / 机器人）｜深圳</w:t>
+        <w:t>求职意向：海外技术支持工程师（半导体设备 / 机器人 · 复合岗）｜工作地：深圳</w:t>
       </w:r>
     </w:p>
     <w:p>
@@ -41,7 +41,7 @@
           <w:b w:val="0"/>
           <w:sz w:val="20"/>
         </w:rPr>
-        <w:t>23岁｜男｜自动化本科｜英语可流利对接海外客户｜持有英国签证（约2年有效）</w:t>
+        <w:t>23岁｜男｜自动化本科｜英语可流利对接海外客户（基本无口音）｜持有英国签证（约2年有效）</w:t>
       </w:r>
     </w:p>
     <w:p>
@@ -55,7 +55,7 @@
           <w:b w:val="0"/>
           <w:sz w:val="20"/>
         </w:rPr>
-        <w:t>电话：178-1676-9251｜邮箱：zhongqi_hou@foxmail.com｜出差意愿：约一年三次，单次约一个月</w:t>
+        <w:t>电话：178-1676-9251｜邮箱：zhongqi_hou@foxmail.com｜出差意愿：约1年3次，单次约1个月</w:t>
       </w:r>
     </w:p>
     <w:p>
@@ -76,7 +76,6 @@
     </w:p>
     <w:p>
       <w:pPr>
-        <w:pStyle w:val="ListBullet"/>
         <w:spacing w:before="0" w:after="20" w:line="288" w:lineRule="auto"/>
       </w:pPr>
       <w:r>
@@ -85,12 +84,11 @@
           <w:b w:val="0"/>
           <w:sz w:val="20"/>
         </w:rPr>
-        <w:t>职业规划：先深耕海外技术支持，夯实设备理解与客户信任，再向海外销售或售前方向发展。</w:t>
+        <w:t>❖ 目标路径：先入行海外技术支持，深耕设备理解与客户信任，再向海外销售 / 售前复合岗位发展。</w:t>
       </w:r>
     </w:p>
     <w:p>
       <w:pPr>
-        <w:pStyle w:val="ListBullet"/>
         <w:spacing w:before="0" w:after="20" w:line="288" w:lineRule="auto"/>
       </w:pPr>
       <w:r>
@@ -99,12 +97,11 @@
           <w:b w:val="0"/>
           <w:sz w:val="20"/>
         </w:rPr>
-        <w:t>当前优势：可独立承担海外客户远程与欧洲现场支持，能够将客户现场问题转化为研发可执行需求，并将方案以客户可理解的方式同步落地。</w:t>
+        <w:t>❖ 当前价值：能独立服务海外客户（远程 + 欧洲现场），擅长把客户现场问题翻译成研发可执行需求，并把方案再翻译回客户可落地动作。</w:t>
       </w:r>
     </w:p>
     <w:p>
       <w:pPr>
-        <w:pStyle w:val="ListBullet"/>
         <w:spacing w:before="0" w:after="20" w:line="288" w:lineRule="auto"/>
       </w:pPr>
       <w:r>
@@ -113,12 +110,11 @@
           <w:b w:val="0"/>
           <w:sz w:val="20"/>
         </w:rPr>
-        <w:t>效率能力：善用 Cursor 建设部门级知识库与售后工单系统，提升跨时区资料检索与 case 沉淀效率。</w:t>
+        <w:t>❖ 效率杠杆：善用 AI（Cursor）建设部门级知识库与售后工单系统，解决跨时区资料检索与 case 沉淀问题。</w:t>
       </w:r>
     </w:p>
     <w:p>
       <w:pPr>
-        <w:pStyle w:val="ListBullet"/>
         <w:spacing w:before="0" w:after="20" w:line="288" w:lineRule="auto"/>
       </w:pPr>
       <w:r>
@@ -127,7 +123,7 @@
           <w:b w:val="0"/>
           <w:sz w:val="20"/>
         </w:rPr>
-        <w:t>技术基础：自动化专业，具备智能车实验室传感器、嵌入式、PCB 与现场调试经验，适合机电、检测及机器人相关设备支持岗位。</w:t>
+        <w:t>❖ 技术底座：自动化专业 + 智能车实验室，具备传感器、嵌入式、PCB 与现场调试基础，适合机电/检测/机器人相关设备支持岗位。</w:t>
       </w:r>
     </w:p>
     <w:p>
@@ -183,12 +179,11 @@
           <w:color w:val="555555"/>
           <w:sz w:val="19"/>
         </w:rPr>
-        <w:t>汽车后市场检测与维保设备｜对内服务工程师，对外海外技术支持，覆盖售前培训与售后支持</w:t>
+        <w:t>行业：汽车后市场检测与维保设备｜角色：对内服务工程师，对外海外技术支持；售前培训 + 售后支持 + 客户/研发桥梁</w:t>
       </w:r>
     </w:p>
     <w:p>
       <w:pPr>
-        <w:pStyle w:val="ListBullet"/>
         <w:spacing w:before="0" w:after="20" w:line="288" w:lineRule="auto"/>
       </w:pPr>
       <w:r>
@@ -197,12 +192,11 @@
           <w:b w:val="0"/>
           <w:sz w:val="20"/>
         </w:rPr>
-        <w:t>负责产品线包括四轮定位、ADAS 校准、汽车空调冷媒交换机、喷油嘴检测清洗机、变速箱油液清洗交换机、新能源电池包充放电与均衡维保设备、汽车诊断平板等。在培训深度有限的情况下，通过自学与实战快速形成可交付支持能力。</w:t>
+        <w:t>❖ 多产品线支持：四轮定位设备、ADAS 校准设备、汽车空调冷媒交换机、喷油嘴检测清洗机、变速箱油液清洗交换机、新能源电池包充放电与均衡维保设备、汽车诊断平板等；在培训深度有限的情况下，依靠自学与实战快速形成可交付支持能力。</w:t>
       </w:r>
     </w:p>
     <w:p>
       <w:pPr>
-        <w:pStyle w:val="ListBullet"/>
         <w:spacing w:before="0" w:after="20" w:line="288" w:lineRule="auto"/>
       </w:pPr>
       <w:r>
@@ -211,12 +205,11 @@
           <w:b w:val="0"/>
           <w:sz w:val="20"/>
         </w:rPr>
-        <w:t>出差西班牙、荷兰、法国、德国，完成售后故障处理、产品培训与客户答疑，积累跨文化沟通与现场闭环经验。</w:t>
+        <w:t>❖ 海外现场：出差西班牙、荷兰、法国、德国，完成售后故障处理、产品培训与客户答疑，积累跨文化沟通与现场闭环经验。</w:t>
       </w:r>
     </w:p>
     <w:p>
       <w:pPr>
-        <w:pStyle w:val="ListBullet"/>
         <w:spacing w:before="0" w:after="20" w:line="288" w:lineRule="auto"/>
       </w:pPr>
       <w:r>
@@ -225,12 +218,11 @@
           <w:b w:val="0"/>
           <w:sz w:val="20"/>
         </w:rPr>
-        <w:t>跟进大客户四轮定位设备软硬件需求约4个月，持续在研发与客户两侧对齐功能、接口、验收标准与问题优先级，最终推动产品落地交付。</w:t>
+        <w:t>❖ 大客户项目：跟随大客户四轮定位设备软硬件需求约4个月，持续在研发与客户两侧对齐功能、接口、验收与问题优先级，最终推动产品落地交付。</w:t>
       </w:r>
     </w:p>
     <w:p>
       <w:pPr>
-        <w:pStyle w:val="ListBullet"/>
         <w:spacing w:before="0" w:after="20" w:line="288" w:lineRule="auto"/>
       </w:pPr>
       <w:r>
@@ -239,12 +231,11 @@
           <w:b w:val="0"/>
           <w:sz w:val="20"/>
         </w:rPr>
-        <w:t>因产品线覆盖较广，岗位定位偏重需求澄清、问题定位、跨部门推进与客户预期管理，而非单一机型深度专家。</w:t>
+        <w:t>❖ 角色定位：技术深度因产品线广而不追求单机专家，但在需求澄清、问题定位、跨部门推进与客户预期管理方面形成稳定输出。</w:t>
       </w:r>
     </w:p>
     <w:p>
       <w:pPr>
-        <w:pStyle w:val="ListBullet"/>
         <w:spacing w:before="0" w:after="20" w:line="288" w:lineRule="auto"/>
       </w:pPr>
       <w:r>
@@ -253,12 +244,11 @@
           <w:b w:val="0"/>
           <w:sz w:val="20"/>
         </w:rPr>
-        <w:t>使用 Cursor 搭建服务部门智能知识库，沉淀常见问题、处理办法与产品文件。同事可通过对话方式检索对应文档。为销售与服务同事开通账号，部署于公司服务器并全天运行，缓解国内外时差导致的资料获取延迟。</w:t>
+        <w:t>❖ AI 知识库助手：使用 Cursor 搭建服务部门智能知识库，沉淀常见问题、处理办法与产品文件；同事以对话方式提问即可定位对应文档；为销售与服务同事开通账号，部署于公司服务器并 7×24 运行，缓解国内外时差导致“销售要资料、国内已下班”的效率损失。</w:t>
       </w:r>
     </w:p>
     <w:p>
       <w:pPr>
-        <w:pStyle w:val="ListBullet"/>
         <w:spacing w:before="0" w:after="20" w:line="288" w:lineRule="auto"/>
       </w:pPr>
       <w:r>
@@ -267,7 +257,7 @@
           <w:b w:val="0"/>
           <w:sz w:val="20"/>
         </w:rPr>
-        <w:t>开发售后工单记录平台，支持上传视频、图片、文档，按 case 关联客户与问题，并配套数据看板统计客户问题累计，提升售后过程透明度与复盘效率。</w:t>
+        <w:t>❖ 售后工单平台：开发工单记录系统，支持上传视频、图片、文档，按 case 关联客户与问题；配套数据看板统计客户问题累计，提升售后过程透明度与复盘效率。</w:t>
       </w:r>
     </w:p>
     <w:p>
@@ -307,12 +297,11 @@
           <w:color w:val="555555"/>
           <w:sz w:val="19"/>
         </w:rPr>
-        <w:t>3D 打印出海｜工位远程支持欧美客户售后与技术咨询</w:t>
+        <w:t>行业：3D 打印出海｜工作模式：工位远程支持欧美客户售后邮件/技术咨询</w:t>
       </w:r>
     </w:p>
     <w:p>
       <w:pPr>
-        <w:pStyle w:val="ListBullet"/>
         <w:spacing w:before="0" w:after="20" w:line="288" w:lineRule="auto"/>
       </w:pPr>
       <w:r>
@@ -321,12 +310,11 @@
           <w:b w:val="0"/>
           <w:sz w:val="20"/>
         </w:rPr>
-        <w:t>快速学习公司产品线，独立处理欧美客户技术咨询，形成先复现、再分层、再闭环的支持习惯。</w:t>
+        <w:t>❖ 快速学习公司产品线，独立处理欧美客户技术咨询，日均处理大量问题并保持高好评反馈；形成“先复现、再分层、再闭环”的支持习惯。</w:t>
       </w:r>
     </w:p>
     <w:p>
       <w:pPr>
-        <w:pStyle w:val="ListBullet"/>
         <w:spacing w:before="0" w:after="20" w:line="288" w:lineRule="auto"/>
       </w:pPr>
       <w:r>
@@ -335,12 +323,11 @@
           <w:b w:val="0"/>
           <w:sz w:val="20"/>
         </w:rPr>
-        <w:t>沉淀个人知识库并训练 AI Agent，将重复问题标准化，提高检索与回复效率。</w:t>
+        <w:t>❖ 沉淀个人知识库并训练 AI Agent，将重复问题标准化，提高检索与回复效率。</w:t>
       </w:r>
     </w:p>
     <w:p>
       <w:pPr>
-        <w:pStyle w:val="ListBullet"/>
         <w:spacing w:before="0" w:after="20" w:line="288" w:lineRule="auto"/>
       </w:pPr>
       <w:r>
@@ -349,7 +336,7 @@
           <w:b w:val="0"/>
           <w:sz w:val="20"/>
         </w:rPr>
-        <w:t>系统整理用户痛点、设计缺陷与改进建议，反馈产品与技术部门，作为迭代输入。</w:t>
+        <w:t>❖ 系统整理用户痛点、设计缺陷与改进建议，反馈产品与技术部门，作为迭代输入。</w:t>
       </w:r>
     </w:p>
     <w:p>
@@ -405,7 +392,7 @@
           <w:color w:val="555555"/>
           <w:sz w:val="19"/>
         </w:rPr>
-        <w:t>英语水平：CET-6｜主修单片机与嵌入式、微机原理、自动控制原理、C 语言、数据结构等｜智能车实验室三年</w:t>
+        <w:t>英语水平：CET-6｜主修：单片机与嵌入式、微机原理、自动控制原理、C 语言、数据结构等｜智能车实验室 3 年</w:t>
       </w:r>
     </w:p>
     <w:p>
@@ -421,7 +408,7 @@
           <w:b/>
           <w:sz w:val="24"/>
         </w:rPr>
-        <w:t>项目经历</w:t>
+        <w:t>项目经历（技术基础）</w:t>
       </w:r>
     </w:p>
     <w:p>
@@ -466,7 +453,6 @@
     </w:p>
     <w:p>
       <w:pPr>
-        <w:pStyle w:val="ListBullet"/>
         <w:spacing w:before="0" w:after="20" w:line="288" w:lineRule="auto"/>
       </w:pPr>
       <w:r>
@@ -475,12 +461,11 @@
           <w:b w:val="0"/>
           <w:sz w:val="20"/>
         </w:rPr>
-        <w:t>对比 GPS_TAU1201（UART）与 IMU660RA（SPI）方案，采用融合与互补算法提升实时性，缩短循迹响应，减少约2秒比赛用时。</w:t>
+        <w:t>❖ 对比 GPS_TAU1201（UART）与 IMU660RA（SPI）方案，采用融合与互补算法提升实时性，缩短循迹响应，减少约 2s 比赛用时。</w:t>
       </w:r>
     </w:p>
     <w:p>
       <w:pPr>
-        <w:pStyle w:val="ListBullet"/>
         <w:spacing w:before="0" w:after="20" w:line="288" w:lineRule="auto"/>
       </w:pPr>
       <w:r>
@@ -489,12 +474,11 @@
           <w:b w:val="0"/>
           <w:sz w:val="20"/>
         </w:rPr>
-        <w:t>设计自动任务分区逻辑，降低人工干预频次。使用 VOFA+ 与 Matlab 分析路径误差并优化 PID，降低寻迹偏移。</w:t>
+        <w:t>❖ 设计自动任务分区逻辑，降低人工干预；用 VOFA+ 与 Matlab 分析路径误差并优化 PID，降低寻迹偏移。</w:t>
       </w:r>
     </w:p>
     <w:p>
       <w:pPr>
-        <w:pStyle w:val="ListBullet"/>
         <w:spacing w:before="0" w:after="20" w:line="288" w:lineRule="auto"/>
       </w:pPr>
       <w:r>
@@ -503,7 +487,7 @@
           <w:b w:val="0"/>
           <w:sz w:val="20"/>
         </w:rPr>
-        <w:t>备赛过程中协调传感器选型与软硬件分工，锻炼跨角色协作与问题决策能力。</w:t>
+        <w:t>❖ 备赛中协调传感器选型与软硬件分工，锻炼跨角色协作与问题决策能力。</w:t>
       </w:r>
     </w:p>
     <w:p>
@@ -543,12 +527,11 @@
           <w:color w:val="555555"/>
           <w:sz w:val="19"/>
         </w:rPr>
-        <w:t>MPU6050 + 红外阵列｜成果：浙江省大学生电子设计竞赛 H 题，完成前三问</w:t>
+        <w:t>MPU6050 + 红外阵列｜成果：浙江省大学生电子设计竞赛 H 题（完成前三问）</w:t>
       </w:r>
     </w:p>
     <w:p>
       <w:pPr>
-        <w:pStyle w:val="ListBullet"/>
         <w:spacing w:before="0" w:after="20" w:line="288" w:lineRule="auto"/>
       </w:pPr>
       <w:r>
@@ -557,12 +540,11 @@
           <w:b w:val="0"/>
           <w:sz w:val="20"/>
         </w:rPr>
-        <w:t>设计 7 路红外循迹阵列（3-1-3）布局并推动团队落地。使用 DMP 获取欧拉角并建立误差修正，缓解偏航角零漂。</w:t>
+        <w:t>❖ 设计 7 路红外循迹阵列（3-1-3）布局并推动团队落地；用 DMP 获取欧拉角并建立误差修正，缓解偏航角零漂。</w:t>
       </w:r>
     </w:p>
     <w:p>
       <w:pPr>
-        <w:pStyle w:val="ListBullet"/>
         <w:spacing w:before="0" w:after="20" w:line="288" w:lineRule="auto"/>
       </w:pPr>
       <w:r>
@@ -571,7 +553,7 @@
           <w:b w:val="0"/>
           <w:sz w:val="20"/>
         </w:rPr>
-        <w:t>基于 Keil5 / SysConfig 配置 GPIO 与 UART，缩短外设联调周期。</w:t>
+        <w:t>❖ 基于 Keil5 / SysConfig 配置 GPIO/UART，缩短外设联调周期。</w:t>
       </w:r>
     </w:p>
     <w:p>
@@ -611,12 +593,11 @@
           <w:color w:val="555555"/>
           <w:sz w:val="19"/>
         </w:rPr>
-        <w:t>实时控制与安全响应｜成果：障碍物识别响应延迟小于 50ms</w:t>
+        <w:t>实时控制与安全响应｜成果：障碍物识别响应延迟 &lt;50ms</w:t>
       </w:r>
     </w:p>
     <w:p>
       <w:pPr>
-        <w:pStyle w:val="ListBullet"/>
         <w:spacing w:before="0" w:after="20" w:line="288" w:lineRule="auto"/>
       </w:pPr>
       <w:r>
@@ -625,12 +606,11 @@
           <w:b w:val="0"/>
           <w:sz w:val="20"/>
         </w:rPr>
-        <w:t>对比 FreeRTOS 与 μC/OS-II 后完成系统移植。主导超声波测距、电机减速、蜂鸣报警与霍尔转速可视化逻辑。</w:t>
+        <w:t>❖ 对比 FreeRTOS 与 μC/OS-II 后完成系统移植；主导超声波测距、电机减速、蜂鸣报警与霍尔转速可视化逻辑。</w:t>
       </w:r>
     </w:p>
     <w:p>
       <w:pPr>
-        <w:pStyle w:val="ListBullet"/>
         <w:spacing w:before="0" w:after="20" w:line="288" w:lineRule="auto"/>
       </w:pPr>
       <w:r>
@@ -639,7 +619,7 @@
           <w:b w:val="0"/>
           <w:sz w:val="20"/>
         </w:rPr>
-        <w:t>使用嘉立创 EDA 迭代 PCB，缩短硬件验证周期，形成指标定义、方案选型、联调验证的完整闭环。</w:t>
+        <w:t>❖ 使用嘉立创 EDA 迭代 PCB，缩短硬件验证周期；形成“指标定义—方案选型—联调验证”的完整闭环习惯。</w:t>
       </w:r>
     </w:p>
     <w:p>
@@ -660,7 +640,6 @@
     </w:p>
     <w:p>
       <w:pPr>
-        <w:pStyle w:val="ListBullet"/>
         <w:spacing w:before="0" w:after="20" w:line="288" w:lineRule="auto"/>
       </w:pPr>
       <w:r>
@@ -669,12 +648,11 @@
           <w:b w:val="0"/>
           <w:sz w:val="20"/>
         </w:rPr>
-        <w:t>语言能力：英语 CET-6，可独立完成海外客户口语沟通、现场培训讲解与英文技术邮件处理。</w:t>
+        <w:t>❖ 语言能力：英语 CET-6；可独立完成海外客户口语沟通、现场培训讲解与英文技术邮件处理。</w:t>
       </w:r>
     </w:p>
     <w:p>
       <w:pPr>
-        <w:pStyle w:val="ListBullet"/>
         <w:spacing w:before="0" w:after="20" w:line="288" w:lineRule="auto"/>
       </w:pPr>
       <w:r>
@@ -683,12 +661,11 @@
           <w:b w:val="0"/>
           <w:sz w:val="20"/>
         </w:rPr>
-        <w:t>客户支持：售前培训、售后诊断、现场交付、需求转译、跨时区沟通、经销商赋能。</w:t>
+        <w:t>❖ 客户支持：售前培训、售后诊断、现场交付、需求转译、跨时区沟通、经销商赋能。</w:t>
       </w:r>
     </w:p>
     <w:p>
       <w:pPr>
-        <w:pStyle w:val="ListBullet"/>
         <w:spacing w:before="0" w:after="20" w:line="288" w:lineRule="auto"/>
       </w:pPr>
       <w:r>
@@ -697,12 +674,11 @@
           <w:b w:val="0"/>
           <w:sz w:val="20"/>
         </w:rPr>
-        <w:t>工程基础：STM32 / 英飞凌 / TI 单片机，UART/SPI，FreeRTOS / μC/OS-II 基础，PCB 识图、焊接、万用表，Python、Matlab。</w:t>
+        <w:t>❖ 工程基础：STM32 / 英飞凌 / TI 单片机；UART/SPI；FreeRTOS / μC/OS-II 基础；PCB 识图、焊接、万用表；Python（Matplotlib / Numpy / Pandas）、Matlab。</w:t>
       </w:r>
     </w:p>
     <w:p>
       <w:pPr>
-        <w:pStyle w:val="ListBullet"/>
         <w:spacing w:before="0" w:after="20" w:line="288" w:lineRule="auto"/>
       </w:pPr>
       <w:r>
@@ -711,12 +687,11 @@
           <w:b w:val="0"/>
           <w:sz w:val="20"/>
         </w:rPr>
-        <w:t>效率工具：Cursor / AI Agent，知识库建设，工单与数据看板，ProcessOn / Visio / Xmind / Office。</w:t>
+        <w:t>❖ 效率工具：Cursor / AI Agent；知识库建设；工单与数据看板；ProcessOn / Visio / Xmind / Office。</w:t>
       </w:r>
     </w:p>
     <w:p>
       <w:pPr>
-        <w:pStyle w:val="ListBullet"/>
         <w:spacing w:before="0" w:after="20" w:line="288" w:lineRule="auto"/>
       </w:pPr>
       <w:r>
@@ -725,7 +700,7 @@
           <w:b w:val="0"/>
           <w:sz w:val="20"/>
         </w:rPr>
-        <w:t>其他：持有英国签证（约2年有效）。期望工作地深圳。可接受海外出差，约一年三次，单次约一个月。</w:t>
+        <w:t>❖ 其他：持有英国签证（约2年有效）；期望工作地深圳；可接受海外出差（约1年3次，单次约1个月）。</w:t>
       </w:r>
     </w:p>
     <w:p>
@@ -746,7 +721,6 @@
     </w:p>
     <w:p>
       <w:pPr>
-        <w:pStyle w:val="ListBullet"/>
         <w:spacing w:before="0" w:after="20" w:line="288" w:lineRule="auto"/>
       </w:pPr>
       <w:r>
@@ -755,12 +729,11 @@
           <w:b w:val="0"/>
           <w:sz w:val="20"/>
         </w:rPr>
-        <w:t>第十八届全国大学生智能车竞赛 浙江省二等奖（2023.07）</w:t>
+        <w:t>❖ 第十八届全国大学生智能车竞赛 浙江省二等奖（2023.07）</w:t>
       </w:r>
     </w:p>
     <w:p>
       <w:pPr>
-        <w:pStyle w:val="ListBullet"/>
         <w:spacing w:before="0" w:after="20" w:line="288" w:lineRule="auto"/>
       </w:pPr>
       <w:r>
@@ -769,12 +742,11 @@
           <w:b w:val="0"/>
           <w:sz w:val="20"/>
         </w:rPr>
-        <w:t>2024 年浙江省大学生电子设计竞赛 H 题，完成前三问（2024.08）</w:t>
+        <w:t>❖ 2024 年浙江省大学生电子设计竞赛 参赛完成（H 题前三问，2024.08）</w:t>
       </w:r>
     </w:p>
     <w:p>
       <w:pPr>
-        <w:pStyle w:val="ListBullet"/>
         <w:spacing w:before="0" w:after="20" w:line="288" w:lineRule="auto"/>
       </w:pPr>
       <w:r>
@@ -783,12 +755,11 @@
           <w:b w:val="0"/>
           <w:sz w:val="20"/>
         </w:rPr>
-        <w:t>浙江省大学生英语竞赛 校一等奖（2022.05）</w:t>
+        <w:t>❖ 浙江省大学生英语竞赛 校一等奖（2022.05）</w:t>
       </w:r>
     </w:p>
     <w:p>
       <w:pPr>
-        <w:pStyle w:val="ListBullet"/>
         <w:spacing w:before="0" w:after="20" w:line="288" w:lineRule="auto"/>
       </w:pPr>
       <w:r>
@@ -797,12 +768,11 @@
           <w:b w:val="0"/>
           <w:sz w:val="20"/>
         </w:rPr>
-        <w:t>第六届普译奖全国大学生英语写作大赛 全国三等奖（2023.12）</w:t>
+        <w:t>❖ 第六届普译奖全国大学生英语写作大赛 全国三等奖（2023.12）</w:t>
       </w:r>
     </w:p>
     <w:p>
       <w:pPr>
-        <w:pStyle w:val="ListBullet"/>
         <w:spacing w:before="0" w:after="20" w:line="288" w:lineRule="auto"/>
       </w:pPr>
       <w:r>
@@ -811,7 +781,7 @@
           <w:b w:val="0"/>
           <w:sz w:val="20"/>
         </w:rPr>
-        <w:t>学业优秀一等奖学金、美仪企业奖学金（7/92，2022–2024）</w:t>
+        <w:t>❖ 学业优秀一等奖学金 / 美仪企业奖学金风华学子电气拓新奖（7/92，2022–2024）</w:t>
       </w:r>
     </w:p>
     <w:p>
@@ -832,7 +802,6 @@
     </w:p>
     <w:p>
       <w:pPr>
-        <w:pStyle w:val="ListBullet"/>
         <w:spacing w:before="0" w:after="20" w:line="288" w:lineRule="auto"/>
       </w:pPr>
       <w:r>
@@ -841,12 +810,11 @@
           <w:b w:val="0"/>
           <w:sz w:val="20"/>
         </w:rPr>
-        <w:t>沟通协调能力突出，能够在客户、销售、研发之间快速对齐事实与下一步动作，推动问题闭环。</w:t>
+        <w:t>❖ 沟通能力是当前最强项：能在客户、销售、研发之间快速对齐事实与下一步动作，推动问题闭环。</w:t>
       </w:r>
     </w:p>
     <w:p>
       <w:pPr>
-        <w:pStyle w:val="ListBullet"/>
         <w:spacing w:before="0" w:after="20" w:line="288" w:lineRule="auto"/>
       </w:pPr>
       <w:r>
@@ -855,12 +823,11 @@
           <w:b w:val="0"/>
           <w:sz w:val="20"/>
         </w:rPr>
-        <w:t>学习与工具化能力较强。面对多产品线与有限培训，能够通过自学、文档沉淀和 AI 提效形成可复制支持能力。</w:t>
+        <w:t>❖ 学习与工具化能力强：面对多产品线与有限培训，能靠自学、文档沉淀和 AI 提效形成可复制支持能力。</w:t>
       </w:r>
     </w:p>
     <w:p>
       <w:pPr>
-        <w:pStyle w:val="ListBullet"/>
         <w:spacing w:before="0" w:after="20" w:line="288" w:lineRule="auto"/>
       </w:pPr>
       <w:r>
@@ -869,12 +836,11 @@
           <w:b w:val="0"/>
           <w:sz w:val="20"/>
         </w:rPr>
-        <w:t>编程能力仍在持续提升，更适合以设备理解、客户交付与跨部门推进为核心的海外技术支持或售前岗位。</w:t>
+        <w:t>❖ 编程能力仍在持续提升；更适合以“设备理解 + 客户交付 + 跨部门推进”为核心的海外技术支持 / 售前复合岗位。</w:t>
       </w:r>
     </w:p>
     <w:p>
       <w:pPr>
-        <w:pStyle w:val="ListBullet"/>
         <w:spacing w:before="0" w:after="20" w:line="288" w:lineRule="auto"/>
       </w:pPr>
       <w:r>
@@ -883,7 +849,7 @@
           <w:b w:val="0"/>
           <w:sz w:val="20"/>
         </w:rPr>
-        <w:t>希望加入半导体设备或机器人公司，在深圳长期发展，并逐步向海外销售方向转型。</w:t>
+        <w:t>❖ 性格积极，院篮球队经历；希望加入半导体设备或机器人行业，在深圳长期发展，并逐步走向海外销售。</w:t>
       </w:r>
     </w:p>
     <w:sectPr>

--- a/resume-output/docx/侯钟棋-海外技术支持-中文-两页版.docx
+++ b/resume-output/docx/侯钟棋-海外技术支持-中文-两页版.docx
@@ -4,858 +4,5134 @@
   <w:body>
     <w:p>
       <w:pPr>
-        <w:spacing w:before="0" w:after="80" w:line="276" w:lineRule="auto"/>
-        <w:jc w:val="center"/>
+        <w:autoSpaceDN w:val="0"/>
+        <w:autoSpaceDE w:val="0"/>
+        <w:widowControl/>
+        <w:spacing w:line="220" w:lineRule="exact" w:before="0" w:after="118"/>
+        <w:ind w:left="0" w:right="0"/>
       </w:pPr>
-      <w:r>
-        <w:rPr>
-          <w:rFonts w:ascii="Calibri" w:hAnsi="Calibri" w:eastAsia="微软雅黑"/>
-          <w:b/>
-          <w:sz w:val="40"/>
-        </w:rPr>
-        <w:t>侯钟棋</w:t>
-      </w:r>
     </w:p>
     <w:p>
       <w:pPr>
-        <w:spacing w:before="0" w:after="40" w:line="276" w:lineRule="auto"/>
+        <w:autoSpaceDN w:val="0"/>
+        <w:autoSpaceDE w:val="0"/>
+        <w:widowControl/>
+        <w:spacing w:line="444" w:lineRule="exact" w:before="74" w:after="92"/>
+        <w:ind w:left="0" w:right="5330" w:firstLine="0"/>
+        <w:jc w:val="right"/>
+      </w:pPr>
+      <w:r>
+        <w:rPr>
+          <w:rFonts w:ascii="Type3 (11 0 R)" w:hAnsi="Type3 (11 0 R)" w:eastAsia="Type3 (11 0 R)"/>
+          <w:b w:val="0"/>
+          <w:i w:val="0"/>
+          <w:color w:val="1A1A1A"/>
+          <w:sz w:val="44"/>
+        </w:rPr>
+        <w:t>侯</w:t>
+      </w:r>
+      <w:r>
+        <w:rPr>
+          <w:rFonts w:ascii="Type3 (30 0 R)" w:hAnsi="Type3 (30 0 R)" w:eastAsia="Type3 (30 0 R)"/>
+          <w:b w:val="0"/>
+          <w:i w:val="0"/>
+          <w:color w:val="1A1A1A"/>
+          <w:sz w:val="44"/>
+        </w:rPr>
+        <w:t>钟</w:t>
+      </w:r>
+      <w:r>
+        <w:rPr>
+          <w:rFonts w:ascii="Type3 (15 0 R)" w:hAnsi="Type3 (15 0 R)" w:eastAsia="Type3 (15 0 R)"/>
+          <w:b w:val="0"/>
+          <w:i w:val="0"/>
+          <w:color w:val="1A1A1A"/>
+          <w:sz w:val="44"/>
+        </w:rPr>
+        <w:t>棋</w:t>
+      </w:r>
+    </w:p>
+    <w:tbl>
+      <w:tblPr>
+        <w:tblW w:type="auto" w:w="0"/>
+        <w:tblLayout w:type="fixed"/>
+        <w:tblLook w:firstColumn="1" w:firstRow="1" w:lastColumn="0" w:lastRow="0" w:noHBand="0" w:noVBand="1" w:val="04A0"/>
+        <w:tblInd w:w="564.0" w:type="dxa"/>
+      </w:tblPr>
+      <w:tblGrid>
+        <w:gridCol w:w="5289"/>
+        <w:gridCol w:w="5289"/>
+      </w:tblGrid>
+      <w:tr>
+        <w:trPr>
+          <w:trHeight w:hRule="exact" w:val="402"/>
+        </w:trPr>
+        <w:tc>
+          <w:tcPr>
+            <w:tcW w:type="dxa" w:w="8772"/>
+            <w:tcBorders/>
+            <w:tcMar>
+              <w:start w:w="0" w:type="dxa"/>
+              <w:end w:w="0" w:type="dxa"/>
+            </w:tcMar>
+          </w:tcPr>
+          <w:p>
+            <w:pPr>
+              <w:autoSpaceDN w:val="0"/>
+              <w:autoSpaceDE w:val="0"/>
+              <w:widowControl/>
+              <w:spacing w:line="258" w:lineRule="exact" w:before="116" w:after="0"/>
+              <w:ind w:left="602" w:right="0" w:firstLine="0"/>
+              <w:jc w:val="left"/>
+            </w:pPr>
+            <w:r>
+              <w:rPr>
+                <w:rFonts w:ascii="Type3 (31 0 R)" w:hAnsi="Type3 (31 0 R)" w:eastAsia="Type3 (31 0 R)"/>
+                <w:b w:val="0"/>
+                <w:i w:val="0"/>
+                <w:color w:val="1A1A1A"/>
+                <w:sz w:val="19"/>
+              </w:rPr>
+              <w:t>求</w:t>
+            </w:r>
+            <w:r>
+              <w:rPr>
+                <w:rFonts w:ascii="Type3 (17 0 R)" w:hAnsi="Type3 (17 0 R)" w:eastAsia="Type3 (17 0 R)"/>
+                <w:b w:val="0"/>
+                <w:i w:val="0"/>
+                <w:color w:val="1A1A1A"/>
+                <w:sz w:val="19"/>
+              </w:rPr>
+              <w:t>职</w:t>
+            </w:r>
+            <w:r>
+              <w:rPr>
+                <w:rFonts w:ascii="Type3 (32 0 R)" w:hAnsi="Type3 (32 0 R)" w:eastAsia="Type3 (32 0 R)"/>
+                <w:b w:val="0"/>
+                <w:i w:val="0"/>
+                <w:color w:val="1A1A1A"/>
+                <w:sz w:val="19"/>
+              </w:rPr>
+              <w:t>意</w:t>
+            </w:r>
+            <w:r>
+              <w:rPr>
+                <w:rFonts w:ascii="Type3 (13 0 R)" w:hAnsi="Type3 (13 0 R)" w:eastAsia="Type3 (13 0 R)"/>
+                <w:b w:val="0"/>
+                <w:i w:val="0"/>
+                <w:color w:val="1A1A1A"/>
+                <w:sz w:val="19"/>
+              </w:rPr>
+              <w:t>向</w:t>
+            </w:r>
+            <w:r>
+              <w:rPr>
+                <w:rFonts w:ascii="Type3 (20 0 R)" w:hAnsi="Type3 (20 0 R)" w:eastAsia="Type3 (20 0 R)"/>
+                <w:b w:val="0"/>
+                <w:i w:val="0"/>
+                <w:color w:val="1A1A1A"/>
+                <w:sz w:val="19"/>
+              </w:rPr>
+              <w:t>：</w:t>
+            </w:r>
+            <w:r>
+              <w:rPr>
+                <w:rFonts w:ascii="Type3 (21 0 R)" w:hAnsi="Type3 (21 0 R)" w:eastAsia="Type3 (21 0 R)"/>
+                <w:b w:val="0"/>
+                <w:i w:val="0"/>
+                <w:color w:val="1A1A1A"/>
+                <w:sz w:val="19"/>
+              </w:rPr>
+              <w:t>海</w:t>
+            </w:r>
+            <w:r>
+              <w:rPr>
+                <w:rFonts w:ascii="Type3 (22 0 R)" w:hAnsi="Type3 (22 0 R)" w:eastAsia="Type3 (22 0 R)"/>
+                <w:b w:val="0"/>
+                <w:i w:val="0"/>
+                <w:color w:val="1A1A1A"/>
+                <w:sz w:val="19"/>
+              </w:rPr>
+              <w:t>外</w:t>
+            </w:r>
+            <w:r>
+              <w:rPr>
+                <w:rFonts w:ascii="Type3 (23 0 R)" w:hAnsi="Type3 (23 0 R)" w:eastAsia="Type3 (23 0 R)"/>
+                <w:b w:val="0"/>
+                <w:i w:val="0"/>
+                <w:color w:val="1A1A1A"/>
+                <w:sz w:val="19"/>
+              </w:rPr>
+              <w:t>技</w:t>
+            </w:r>
+            <w:r>
+              <w:rPr>
+                <w:rFonts w:ascii="Type3 (16 0 R)" w:hAnsi="Type3 (16 0 R)" w:eastAsia="Type3 (16 0 R)"/>
+                <w:b w:val="0"/>
+                <w:i w:val="0"/>
+                <w:color w:val="1A1A1A"/>
+                <w:sz w:val="19"/>
+              </w:rPr>
+              <w:t>术</w:t>
+            </w:r>
+            <w:r>
+              <w:rPr>
+                <w:rFonts w:ascii="Type3 (24 0 R)" w:hAnsi="Type3 (24 0 R)" w:eastAsia="Type3 (24 0 R)"/>
+                <w:b w:val="0"/>
+                <w:i w:val="0"/>
+                <w:color w:val="1A1A1A"/>
+                <w:sz w:val="19"/>
+              </w:rPr>
+              <w:t>支</w:t>
+            </w:r>
+            <w:r>
+              <w:rPr>
+                <w:rFonts w:ascii="Type3 (23 0 R)" w:hAnsi="Type3 (23 0 R)" w:eastAsia="Type3 (23 0 R)"/>
+                <w:b w:val="0"/>
+                <w:i w:val="0"/>
+                <w:color w:val="1A1A1A"/>
+                <w:sz w:val="19"/>
+              </w:rPr>
+              <w:t>持</w:t>
+            </w:r>
+            <w:r>
+              <w:rPr>
+                <w:rFonts w:ascii="Type3 (10 0 R)" w:hAnsi="Type3 (10 0 R)" w:eastAsia="Type3 (10 0 R)"/>
+                <w:b w:val="0"/>
+                <w:i w:val="0"/>
+                <w:color w:val="1A1A1A"/>
+                <w:sz w:val="19"/>
+              </w:rPr>
+              <w:t>工</w:t>
+            </w:r>
+            <w:r>
+              <w:rPr>
+                <w:rFonts w:ascii="Type3 (26 0 R)" w:hAnsi="Type3 (26 0 R)" w:eastAsia="Type3 (26 0 R)"/>
+                <w:b w:val="0"/>
+                <w:i w:val="0"/>
+                <w:color w:val="1A1A1A"/>
+                <w:sz w:val="19"/>
+              </w:rPr>
+              <w:t>程</w:t>
+            </w:r>
+            <w:r>
+              <w:rPr>
+                <w:rFonts w:ascii="Type3 (10 0 R)" w:hAnsi="Type3 (10 0 R)" w:eastAsia="Type3 (10 0 R)"/>
+                <w:b w:val="0"/>
+                <w:i w:val="0"/>
+                <w:color w:val="1A1A1A"/>
+                <w:sz w:val="19"/>
+              </w:rPr>
+              <w:t>师</w:t>
+            </w:r>
+            <w:r>
+              <w:rPr>
+                <w:rFonts w:ascii="Type3 (18 0 R)" w:hAnsi="Type3 (18 0 R)" w:eastAsia="Type3 (18 0 R)"/>
+                <w:b w:val="0"/>
+                <w:i w:val="0"/>
+                <w:color w:val="1A1A1A"/>
+                <w:sz w:val="19"/>
+              </w:rPr>
+              <w:t>（</w:t>
+            </w:r>
+            <w:r>
+              <w:rPr>
+                <w:rFonts w:ascii="Type3 (13 0 R)" w:hAnsi="Type3 (13 0 R)" w:eastAsia="Type3 (13 0 R)"/>
+                <w:b w:val="0"/>
+                <w:i w:val="0"/>
+                <w:color w:val="1A1A1A"/>
+                <w:sz w:val="19"/>
+              </w:rPr>
+              <w:t>半</w:t>
+            </w:r>
+            <w:r>
+              <w:rPr>
+                <w:rFonts w:ascii="Type3 (33 0 R)" w:hAnsi="Type3 (33 0 R)" w:eastAsia="Type3 (33 0 R)"/>
+                <w:b w:val="0"/>
+                <w:i w:val="0"/>
+                <w:color w:val="1A1A1A"/>
+                <w:sz w:val="19"/>
+              </w:rPr>
+              <w:t>导</w:t>
+            </w:r>
+            <w:r>
+              <w:rPr>
+                <w:rFonts w:ascii="Type3 (11 0 R)" w:hAnsi="Type3 (11 0 R)" w:eastAsia="Type3 (11 0 R)"/>
+                <w:b w:val="0"/>
+                <w:i w:val="0"/>
+                <w:color w:val="1A1A1A"/>
+                <w:sz w:val="19"/>
+              </w:rPr>
+              <w:t>体</w:t>
+            </w:r>
+            <w:r>
+              <w:rPr>
+                <w:rFonts w:ascii="Type3 (34 0 R)" w:hAnsi="Type3 (34 0 R)" w:eastAsia="Type3 (34 0 R)"/>
+                <w:b w:val="0"/>
+                <w:i w:val="0"/>
+                <w:color w:val="1A1A1A"/>
+                <w:sz w:val="19"/>
+              </w:rPr>
+              <w:t>设</w:t>
+            </w:r>
+            <w:r>
+              <w:rPr>
+                <w:rFonts w:ascii="Type3 (22 0 R)" w:hAnsi="Type3 (22 0 R)" w:eastAsia="Type3 (22 0 R)"/>
+                <w:b w:val="0"/>
+                <w:i w:val="0"/>
+                <w:color w:val="1A1A1A"/>
+                <w:sz w:val="19"/>
+              </w:rPr>
+              <w:t>备</w:t>
+            </w:r>
+            <w:r>
+              <w:rPr>
+                <w:rFonts w:ascii="Noto Sans" w:hAnsi="Noto Sans" w:eastAsia="Noto Sans"/>
+                <w:b/>
+                <w:i w:val="0"/>
+                <w:color w:val="1A1A1A"/>
+                <w:sz w:val="19"/>
+              </w:rPr>
+              <w:t xml:space="preserve"> / </w:t>
+            </w:r>
+            <w:r>
+              <w:rPr>
+                <w:rFonts w:ascii="Type3 (36 0 R)" w:hAnsi="Type3 (36 0 R)" w:eastAsia="Type3 (36 0 R)"/>
+                <w:b w:val="0"/>
+                <w:i w:val="0"/>
+                <w:color w:val="1A1A1A"/>
+                <w:sz w:val="19"/>
+              </w:rPr>
+              <w:t>机</w:t>
+            </w:r>
+            <w:r>
+              <w:rPr>
+                <w:rFonts w:ascii="Type3 (27 0 R)" w:hAnsi="Type3 (27 0 R)" w:eastAsia="Type3 (27 0 R)"/>
+                <w:b w:val="0"/>
+                <w:i w:val="0"/>
+                <w:color w:val="1A1A1A"/>
+                <w:sz w:val="19"/>
+              </w:rPr>
+              <w:t>器</w:t>
+            </w:r>
+            <w:r>
+              <w:rPr>
+                <w:rFonts w:ascii="Type3 (5 0 R)" w:hAnsi="Type3 (5 0 R)" w:eastAsia="Type3 (5 0 R)"/>
+                <w:b w:val="0"/>
+                <w:i w:val="0"/>
+                <w:color w:val="1A1A1A"/>
+                <w:sz w:val="19"/>
+              </w:rPr>
+              <w:t>人</w:t>
+            </w:r>
+            <w:r>
+              <w:rPr>
+                <w:rFonts w:ascii="Noto Sans" w:hAnsi="Noto Sans" w:eastAsia="Noto Sans"/>
+                <w:b/>
+                <w:i w:val="0"/>
+                <w:color w:val="1A1A1A"/>
+                <w:sz w:val="19"/>
+              </w:rPr>
+              <w:t xml:space="preserve"> · </w:t>
+            </w:r>
+            <w:r>
+              <w:rPr>
+                <w:rFonts w:ascii="Type3 (22 0 R)" w:hAnsi="Type3 (22 0 R)" w:eastAsia="Type3 (22 0 R)"/>
+                <w:b w:val="0"/>
+                <w:i w:val="0"/>
+                <w:color w:val="1A1A1A"/>
+                <w:sz w:val="19"/>
+              </w:rPr>
+              <w:t>复</w:t>
+            </w:r>
+            <w:r>
+              <w:rPr>
+                <w:rFonts w:ascii="Type3 (13 0 R)" w:hAnsi="Type3 (13 0 R)" w:eastAsia="Type3 (13 0 R)"/>
+                <w:b w:val="0"/>
+                <w:i w:val="0"/>
+                <w:color w:val="1A1A1A"/>
+                <w:sz w:val="19"/>
+              </w:rPr>
+              <w:t>合</w:t>
+            </w:r>
+            <w:r>
+              <w:rPr>
+                <w:rFonts w:ascii="Type3 (37 0 R)" w:hAnsi="Type3 (37 0 R)" w:eastAsia="Type3 (37 0 R)"/>
+                <w:b w:val="0"/>
+                <w:i w:val="0"/>
+                <w:color w:val="1A1A1A"/>
+                <w:sz w:val="19"/>
+              </w:rPr>
+              <w:t>岗</w:t>
+            </w:r>
+            <w:r>
+              <w:rPr>
+                <w:rFonts w:ascii="Type3 (20 0 R)" w:hAnsi="Type3 (20 0 R)" w:eastAsia="Type3 (20 0 R)"/>
+                <w:b w:val="0"/>
+                <w:i w:val="0"/>
+                <w:color w:val="1A1A1A"/>
+                <w:sz w:val="19"/>
+              </w:rPr>
+              <w:t>）｜</w:t>
+            </w:r>
+            <w:r>
+              <w:rPr>
+                <w:rFonts w:ascii="Type3 (10 0 R)" w:hAnsi="Type3 (10 0 R)" w:eastAsia="Type3 (10 0 R)"/>
+                <w:b w:val="0"/>
+                <w:i w:val="0"/>
+                <w:color w:val="1A1A1A"/>
+                <w:sz w:val="19"/>
+              </w:rPr>
+              <w:t>工</w:t>
+            </w:r>
+            <w:r>
+              <w:rPr>
+                <w:rFonts w:ascii="Type3 (11 0 R)" w:hAnsi="Type3 (11 0 R)" w:eastAsia="Type3 (11 0 R)"/>
+                <w:b w:val="0"/>
+                <w:i w:val="0"/>
+                <w:color w:val="1A1A1A"/>
+                <w:sz w:val="19"/>
+              </w:rPr>
+              <w:t>作</w:t>
+            </w:r>
+            <w:r>
+              <w:rPr>
+                <w:rFonts w:ascii="Type3 (27 0 R)" w:hAnsi="Type3 (27 0 R)" w:eastAsia="Type3 (27 0 R)"/>
+                <w:b w:val="0"/>
+                <w:i w:val="0"/>
+                <w:color w:val="1A1A1A"/>
+                <w:sz w:val="19"/>
+              </w:rPr>
+              <w:t>地</w:t>
+            </w:r>
+            <w:r>
+              <w:rPr>
+                <w:rFonts w:ascii="Type3 (20 0 R)" w:hAnsi="Type3 (20 0 R)" w:eastAsia="Type3 (20 0 R)"/>
+                <w:b w:val="0"/>
+                <w:i w:val="0"/>
+                <w:color w:val="1A1A1A"/>
+                <w:sz w:val="19"/>
+              </w:rPr>
+              <w:t>：</w:t>
+            </w:r>
+            <w:r>
+              <w:rPr>
+                <w:rFonts w:ascii="Type3 (21 0 R)" w:hAnsi="Type3 (21 0 R)" w:eastAsia="Type3 (21 0 R)"/>
+                <w:b w:val="0"/>
+                <w:i w:val="0"/>
+                <w:color w:val="1A1A1A"/>
+                <w:sz w:val="19"/>
+              </w:rPr>
+              <w:t>深</w:t>
+            </w:r>
+            <w:r>
+              <w:rPr>
+                <w:rFonts w:ascii="Type3 (27 0 R)" w:hAnsi="Type3 (27 0 R)" w:eastAsia="Type3 (27 0 R)"/>
+                <w:b w:val="0"/>
+                <w:i w:val="0"/>
+                <w:color w:val="1A1A1A"/>
+                <w:sz w:val="19"/>
+              </w:rPr>
+              <w:t>圳</w:t>
+            </w:r>
+          </w:p>
+        </w:tc>
+        <w:tc>
+          <w:tcPr>
+            <w:tcW w:type="dxa" w:w="1216"/>
+            <w:tcBorders/>
+            <w:shd w:fill="fafafa"/>
+            <w:tcMar>
+              <w:start w:w="0" w:type="dxa"/>
+              <w:end w:w="0" w:type="dxa"/>
+            </w:tcMar>
+          </w:tcPr>
+          <w:p>
+            <w:pPr>
+              <w:autoSpaceDN w:val="0"/>
+              <w:autoSpaceDE w:val="0"/>
+              <w:widowControl/>
+              <w:spacing w:line="185" w:lineRule="auto" w:before="60" w:after="0"/>
+              <w:ind w:left="0" w:right="0" w:firstLine="0"/>
+              <w:jc w:val="center"/>
+            </w:pPr>
+            <w:r>
+              <w:rPr>
+                <w:rFonts w:ascii="WenQuanYi Micro Hei" w:hAnsi="WenQuanYi Micro Hei" w:eastAsia="WenQuanYi Micro Hei"/>
+                <w:b w:val="0"/>
+                <w:i w:val="0"/>
+                <w:color w:val="999999"/>
+                <w:sz w:val="18"/>
+              </w:rPr>
+              <w:t>照片</w:t>
+            </w:r>
+          </w:p>
+        </w:tc>
+      </w:tr>
+    </w:tbl>
+    <w:p>
+      <w:pPr>
+        <w:autoSpaceDN w:val="0"/>
+        <w:autoSpaceDE w:val="0"/>
+        <w:widowControl/>
+        <w:spacing w:line="245" w:lineRule="auto" w:before="28" w:after="0"/>
+        <w:ind w:left="432" w:right="1872" w:firstLine="0"/>
         <w:jc w:val="center"/>
       </w:pPr>
       <w:r>
         <w:rPr>
-          <w:rFonts w:ascii="Calibri" w:hAnsi="Calibri" w:eastAsia="微软雅黑"/>
-          <w:b/>
-          <w:sz w:val="21"/>
-        </w:rPr>
-        <w:t>求职意向：海外技术支持工程师（半导体设备 / 机器人 · 复合岗）｜工作地：深圳</w:t>
+          <w:rFonts w:ascii="Noto Sans" w:hAnsi="Noto Sans" w:eastAsia="Noto Sans"/>
+          <w:b w:val="0"/>
+          <w:i w:val="0"/>
+          <w:color w:val="1A1A1A"/>
+          <w:sz w:val="19"/>
+        </w:rPr>
+        <w:t>23</w:t>
+      </w:r>
+      <w:r>
+        <w:rPr>
+          <w:rFonts w:ascii="WenQuanYi Micro Hei" w:hAnsi="WenQuanYi Micro Hei" w:eastAsia="WenQuanYi Micro Hei"/>
+          <w:b w:val="0"/>
+          <w:i w:val="0"/>
+          <w:color w:val="1A1A1A"/>
+          <w:sz w:val="19"/>
+        </w:rPr>
+        <w:t>岁｜男｜自动化本科｜英语可流利对接海外客户（基本无口音）｜持有英国签证（约</w:t>
+      </w:r>
+      <w:r>
+        <w:rPr>
+          <w:rFonts w:ascii="Noto Sans" w:hAnsi="Noto Sans" w:eastAsia="Noto Sans"/>
+          <w:b w:val="0"/>
+          <w:i w:val="0"/>
+          <w:color w:val="1A1A1A"/>
+          <w:sz w:val="19"/>
+        </w:rPr>
+        <w:t>2</w:t>
+      </w:r>
+      <w:r>
+        <w:rPr>
+          <w:rFonts w:ascii="WenQuanYi Micro Hei" w:hAnsi="WenQuanYi Micro Hei" w:eastAsia="WenQuanYi Micro Hei"/>
+          <w:b w:val="0"/>
+          <w:i w:val="0"/>
+          <w:color w:val="1A1A1A"/>
+          <w:sz w:val="19"/>
+        </w:rPr>
+        <w:t>年有效）</w:t>
+      </w:r>
+      <w:r>
+        <w:rPr>
+          <w:rFonts w:ascii="WenQuanYi Micro Hei" w:hAnsi="WenQuanYi Micro Hei" w:eastAsia="WenQuanYi Micro Hei"/>
+          <w:b w:val="0"/>
+          <w:i w:val="0"/>
+          <w:color w:val="1A1A1A"/>
+          <w:sz w:val="19"/>
+        </w:rPr>
+        <w:t>电话：</w:t>
+      </w:r>
+      <w:r>
+        <w:rPr>
+          <w:rFonts w:ascii="Noto Sans" w:hAnsi="Noto Sans" w:eastAsia="Noto Sans"/>
+          <w:b w:val="0"/>
+          <w:i w:val="0"/>
+          <w:color w:val="1A1A1A"/>
+          <w:sz w:val="19"/>
+        </w:rPr>
+        <w:t>178-1676-9251</w:t>
+      </w:r>
+      <w:r>
+        <w:rPr>
+          <w:rFonts w:ascii="WenQuanYi Micro Hei" w:hAnsi="WenQuanYi Micro Hei" w:eastAsia="WenQuanYi Micro Hei"/>
+          <w:b w:val="0"/>
+          <w:i w:val="0"/>
+          <w:color w:val="1A1A1A"/>
+          <w:sz w:val="19"/>
+        </w:rPr>
+        <w:t>｜邮箱：</w:t>
+      </w:r>
+      <w:r>
+        <w:rPr>
+          <w:rFonts w:ascii="Noto Sans" w:hAnsi="Noto Sans" w:eastAsia="Noto Sans"/>
+          <w:b w:val="0"/>
+          <w:i w:val="0"/>
+          <w:color w:val="1A1A1A"/>
+          <w:sz w:val="19"/>
+        </w:rPr>
+        <w:t>zhongqi_hou@foxmail.com</w:t>
+      </w:r>
+      <w:r>
+        <w:rPr>
+          <w:rFonts w:ascii="WenQuanYi Micro Hei" w:hAnsi="WenQuanYi Micro Hei" w:eastAsia="WenQuanYi Micro Hei"/>
+          <w:b w:val="0"/>
+          <w:i w:val="0"/>
+          <w:color w:val="1A1A1A"/>
+          <w:sz w:val="19"/>
+        </w:rPr>
+        <w:t>｜出差意愿：约</w:t>
+      </w:r>
+      <w:r>
+        <w:rPr>
+          <w:rFonts w:ascii="Noto Sans" w:hAnsi="Noto Sans" w:eastAsia="Noto Sans"/>
+          <w:b w:val="0"/>
+          <w:i w:val="0"/>
+          <w:color w:val="1A1A1A"/>
+          <w:sz w:val="19"/>
+        </w:rPr>
+        <w:t>1</w:t>
+      </w:r>
+      <w:r>
+        <w:rPr>
+          <w:rFonts w:ascii="WenQuanYi Micro Hei" w:hAnsi="WenQuanYi Micro Hei" w:eastAsia="WenQuanYi Micro Hei"/>
+          <w:b w:val="0"/>
+          <w:i w:val="0"/>
+          <w:color w:val="1A1A1A"/>
+          <w:sz w:val="19"/>
+        </w:rPr>
+        <w:t>年</w:t>
+      </w:r>
+      <w:r>
+        <w:rPr>
+          <w:rFonts w:ascii="Noto Sans" w:hAnsi="Noto Sans" w:eastAsia="Noto Sans"/>
+          <w:b w:val="0"/>
+          <w:i w:val="0"/>
+          <w:color w:val="1A1A1A"/>
+          <w:sz w:val="19"/>
+        </w:rPr>
+        <w:t>3</w:t>
+      </w:r>
+      <w:r>
+        <w:rPr>
+          <w:rFonts w:ascii="WenQuanYi Micro Hei" w:hAnsi="WenQuanYi Micro Hei" w:eastAsia="WenQuanYi Micro Hei"/>
+          <w:b w:val="0"/>
+          <w:i w:val="0"/>
+          <w:color w:val="1A1A1A"/>
+          <w:sz w:val="19"/>
+        </w:rPr>
+        <w:t>次，单次约</w:t>
+      </w:r>
+      <w:r>
+        <w:rPr>
+          <w:rFonts w:ascii="Noto Sans" w:hAnsi="Noto Sans" w:eastAsia="Noto Sans"/>
+          <w:b w:val="0"/>
+          <w:i w:val="0"/>
+          <w:color w:val="1A1A1A"/>
+          <w:sz w:val="19"/>
+        </w:rPr>
+        <w:t>1</w:t>
+      </w:r>
+      <w:r>
+        <w:rPr>
+          <w:rFonts w:ascii="WenQuanYi Micro Hei" w:hAnsi="WenQuanYi Micro Hei" w:eastAsia="WenQuanYi Micro Hei"/>
+          <w:b w:val="0"/>
+          <w:i w:val="0"/>
+          <w:color w:val="1A1A1A"/>
+          <w:sz w:val="19"/>
+        </w:rPr>
+        <w:t>个月</w:t>
       </w:r>
     </w:p>
     <w:p>
       <w:pPr>
-        <w:spacing w:before="0" w:after="40" w:line="276" w:lineRule="auto"/>
-        <w:jc w:val="center"/>
+        <w:autoSpaceDN w:val="0"/>
+        <w:autoSpaceDE w:val="0"/>
+        <w:widowControl/>
+        <w:spacing w:line="232" w:lineRule="exact" w:before="206" w:after="0"/>
+        <w:ind w:left="0" w:right="0" w:firstLine="0"/>
+        <w:jc w:val="left"/>
       </w:pPr>
       <w:r>
         <w:rPr>
-          <w:rFonts w:ascii="Calibri" w:hAnsi="Calibri" w:eastAsia="微软雅黑"/>
-          <w:b w:val="0"/>
-          <w:sz w:val="20"/>
-        </w:rPr>
-        <w:t>23岁｜男｜自动化本科｜英语可流利对接海外客户（基本无口音）｜持有英国签证（约2年有效）</w:t>
+          <w:rFonts w:ascii="Type3 (4 0 R)" w:hAnsi="Type3 (4 0 R)" w:eastAsia="Type3 (4 0 R)"/>
+          <w:b w:val="0"/>
+          <w:i w:val="0"/>
+          <w:color w:val="1A1A1A"/>
+          <w:sz w:val="23"/>
+        </w:rPr>
+        <w:t>个</w:t>
+      </w:r>
+      <w:r>
+        <w:rPr>
+          <w:rFonts w:ascii="Type3 (5 0 R)" w:hAnsi="Type3 (5 0 R)" w:eastAsia="Type3 (5 0 R)"/>
+          <w:b w:val="0"/>
+          <w:i w:val="0"/>
+          <w:color w:val="1A1A1A"/>
+          <w:sz w:val="23"/>
+        </w:rPr>
+        <w:t>人</w:t>
+      </w:r>
+      <w:r>
+        <w:rPr>
+          <w:rFonts w:ascii="Type3 (6 0 R)" w:hAnsi="Type3 (6 0 R)" w:eastAsia="Type3 (6 0 R)"/>
+          <w:b w:val="0"/>
+          <w:i w:val="0"/>
+          <w:color w:val="1A1A1A"/>
+          <w:sz w:val="23"/>
+        </w:rPr>
+        <w:t>简</w:t>
+      </w:r>
+      <w:r>
+        <w:rPr>
+          <w:rFonts w:ascii="Type3 (5 0 R)" w:hAnsi="Type3 (5 0 R)" w:eastAsia="Type3 (5 0 R)"/>
+          <w:b w:val="0"/>
+          <w:i w:val="0"/>
+          <w:color w:val="1A1A1A"/>
+          <w:sz w:val="23"/>
+        </w:rPr>
+        <w:t>介</w:t>
       </w:r>
     </w:p>
     <w:p>
       <w:pPr>
-        <w:spacing w:before="0" w:after="80" w:line="276" w:lineRule="auto"/>
-        <w:jc w:val="center"/>
+        <w:autoSpaceDN w:val="0"/>
+        <w:autoSpaceDE w:val="0"/>
+        <w:widowControl/>
+        <w:spacing w:line="214" w:lineRule="auto" w:before="238" w:after="0"/>
+        <w:ind w:left="0" w:right="0" w:firstLine="0"/>
+        <w:jc w:val="left"/>
       </w:pPr>
       <w:r>
         <w:rPr>
-          <w:rFonts w:ascii="Calibri" w:hAnsi="Calibri" w:eastAsia="微软雅黑"/>
-          <w:b w:val="0"/>
+          <w:rFonts w:ascii="DejaVu Sans" w:hAnsi="DejaVu Sans" w:eastAsia="DejaVu Sans"/>
+          <w:b w:val="0"/>
+          <w:i w:val="0"/>
+          <w:color w:val="1A1A1A"/>
+          <w:sz w:val="17"/>
+        </w:rPr>
+        <w:t>❖</w:t>
+      </w:r>
+      <w:r>
+        <w:rPr>
+          <w:rFonts w:ascii="WenQuanYi Micro Hei" w:hAnsi="WenQuanYi Micro Hei" w:eastAsia="WenQuanYi Micro Hei"/>
+          <w:b w:val="0"/>
+          <w:i w:val="0"/>
+          <w:color w:val="1A1A1A"/>
           <w:sz w:val="20"/>
         </w:rPr>
-        <w:t>电话：178-1676-9251｜邮箱：zhongqi_hou@foxmail.com｜出差意愿：约1年3次，单次约1个月</w:t>
+        <w:t>目标路径：先入行海外技术支持，深耕设备理解与客户信任，再向海外销售</w:t>
+      </w:r>
+      <w:r>
+        <w:rPr>
+          <w:rFonts w:ascii="Noto Sans" w:hAnsi="Noto Sans" w:eastAsia="Noto Sans"/>
+          <w:b w:val="0"/>
+          <w:i w:val="0"/>
+          <w:color w:val="1A1A1A"/>
+          <w:sz w:val="20"/>
+        </w:rPr>
+        <w:t xml:space="preserve"> / </w:t>
+      </w:r>
+      <w:r>
+        <w:rPr>
+          <w:rFonts w:ascii="WenQuanYi Micro Hei" w:hAnsi="WenQuanYi Micro Hei" w:eastAsia="WenQuanYi Micro Hei"/>
+          <w:b w:val="0"/>
+          <w:i w:val="0"/>
+          <w:color w:val="1A1A1A"/>
+          <w:sz w:val="20"/>
+        </w:rPr>
+        <w:t>售前复合岗位发展。</w:t>
       </w:r>
     </w:p>
     <w:p>
       <w:pPr>
-        <w:spacing w:before="160" w:after="40" w:line="264" w:lineRule="auto"/>
-        <w:pBdr>
-          <w:bottom w:val="single" w:sz="12" w:space="1" w:color="222222"/>
-        </w:pBdr>
+        <w:autoSpaceDN w:val="0"/>
+        <w:tabs>
+          <w:tab w:pos="228" w:val="left"/>
+        </w:tabs>
+        <w:autoSpaceDE w:val="0"/>
+        <w:widowControl/>
+        <w:spacing w:line="245" w:lineRule="auto" w:before="44" w:after="0"/>
+        <w:ind w:left="0" w:right="144" w:firstLine="0"/>
+        <w:jc w:val="left"/>
       </w:pPr>
       <w:r>
         <w:rPr>
-          <w:rFonts w:ascii="Calibri" w:hAnsi="Calibri" w:eastAsia="微软雅黑"/>
-          <w:b/>
-          <w:sz w:val="24"/>
-        </w:rPr>
-        <w:t>个人简介</w:t>
+          <w:rFonts w:ascii="DejaVu Sans" w:hAnsi="DejaVu Sans" w:eastAsia="DejaVu Sans"/>
+          <w:b w:val="0"/>
+          <w:i w:val="0"/>
+          <w:color w:val="1A1A1A"/>
+          <w:sz w:val="17"/>
+        </w:rPr>
+        <w:t>❖</w:t>
+      </w:r>
+      <w:r>
+        <w:rPr>
+          <w:rFonts w:ascii="WenQuanYi Micro Hei" w:hAnsi="WenQuanYi Micro Hei" w:eastAsia="WenQuanYi Micro Hei"/>
+          <w:b w:val="0"/>
+          <w:i w:val="0"/>
+          <w:color w:val="1A1A1A"/>
+          <w:sz w:val="20"/>
+        </w:rPr>
+        <w:t>当前价值：能独立服务海外客户（远程</w:t>
+      </w:r>
+      <w:r>
+        <w:rPr>
+          <w:rFonts w:ascii="Noto Sans" w:hAnsi="Noto Sans" w:eastAsia="Noto Sans"/>
+          <w:b w:val="0"/>
+          <w:i w:val="0"/>
+          <w:color w:val="1A1A1A"/>
+          <w:sz w:val="20"/>
+        </w:rPr>
+        <w:t xml:space="preserve"> + </w:t>
+      </w:r>
+      <w:r>
+        <w:rPr>
+          <w:rFonts w:ascii="WenQuanYi Micro Hei" w:hAnsi="WenQuanYi Micro Hei" w:eastAsia="WenQuanYi Micro Hei"/>
+          <w:b w:val="0"/>
+          <w:i w:val="0"/>
+          <w:color w:val="1A1A1A"/>
+          <w:sz w:val="20"/>
+        </w:rPr>
+        <w:t>欧洲现场），擅长把客户现场问题翻译成研发可执行需求，并把方案再翻译</w:t>
+      </w:r>
+      <w:r>
+        <w:tab/>
+      </w:r>
+      <w:r>
+        <w:rPr>
+          <w:rFonts w:ascii="WenQuanYi Micro Hei" w:hAnsi="WenQuanYi Micro Hei" w:eastAsia="WenQuanYi Micro Hei"/>
+          <w:b w:val="0"/>
+          <w:i w:val="0"/>
+          <w:color w:val="1A1A1A"/>
+          <w:sz w:val="20"/>
+        </w:rPr>
+        <w:t>回客户可落地动作。</w:t>
       </w:r>
     </w:p>
     <w:p>
       <w:pPr>
-        <w:spacing w:before="0" w:after="20" w:line="288" w:lineRule="auto"/>
+        <w:autoSpaceDN w:val="0"/>
+        <w:tabs>
+          <w:tab w:pos="228" w:val="left"/>
+        </w:tabs>
+        <w:autoSpaceDE w:val="0"/>
+        <w:widowControl/>
+        <w:spacing w:line="245" w:lineRule="auto" w:before="54" w:after="0"/>
+        <w:ind w:left="0" w:right="144" w:firstLine="0"/>
+        <w:jc w:val="left"/>
       </w:pPr>
       <w:r>
         <w:rPr>
-          <w:rFonts w:ascii="Calibri" w:hAnsi="Calibri" w:eastAsia="微软雅黑"/>
-          <w:b w:val="0"/>
+          <w:rFonts w:ascii="DejaVu Sans" w:hAnsi="DejaVu Sans" w:eastAsia="DejaVu Sans"/>
+          <w:b w:val="0"/>
+          <w:i w:val="0"/>
+          <w:color w:val="1A1A1A"/>
+          <w:sz w:val="17"/>
+        </w:rPr>
+        <w:t>❖</w:t>
+      </w:r>
+      <w:r>
+        <w:rPr>
+          <w:rFonts w:ascii="WenQuanYi Micro Hei" w:hAnsi="WenQuanYi Micro Hei" w:eastAsia="WenQuanYi Micro Hei"/>
+          <w:b w:val="0"/>
+          <w:i w:val="0"/>
+          <w:color w:val="1A1A1A"/>
           <w:sz w:val="20"/>
         </w:rPr>
-        <w:t>❖ 目标路径：先入行海外技术支持，深耕设备理解与客户信任，再向海外销售 / 售前复合岗位发展。</w:t>
+        <w:t>效率杠杆：善用</w:t>
+      </w:r>
+      <w:r>
+        <w:rPr>
+          <w:rFonts w:ascii="Noto Sans" w:hAnsi="Noto Sans" w:eastAsia="Noto Sans"/>
+          <w:b w:val="0"/>
+          <w:i w:val="0"/>
+          <w:color w:val="1A1A1A"/>
+          <w:sz w:val="20"/>
+        </w:rPr>
+        <w:t xml:space="preserve"> AI</w:t>
+      </w:r>
+      <w:r>
+        <w:rPr>
+          <w:rFonts w:ascii="WenQuanYi Micro Hei" w:hAnsi="WenQuanYi Micro Hei" w:eastAsia="WenQuanYi Micro Hei"/>
+          <w:b w:val="0"/>
+          <w:i w:val="0"/>
+          <w:color w:val="1A1A1A"/>
+          <w:sz w:val="20"/>
+        </w:rPr>
+        <w:t>（</w:t>
+      </w:r>
+      <w:r>
+        <w:rPr>
+          <w:rFonts w:ascii="Noto Sans" w:hAnsi="Noto Sans" w:eastAsia="Noto Sans"/>
+          <w:b w:val="0"/>
+          <w:i w:val="0"/>
+          <w:color w:val="1A1A1A"/>
+          <w:sz w:val="20"/>
+        </w:rPr>
+        <w:t>Cursor</w:t>
+      </w:r>
+      <w:r>
+        <w:rPr>
+          <w:rFonts w:ascii="WenQuanYi Micro Hei" w:hAnsi="WenQuanYi Micro Hei" w:eastAsia="WenQuanYi Micro Hei"/>
+          <w:b w:val="0"/>
+          <w:i w:val="0"/>
+          <w:color w:val="1A1A1A"/>
+          <w:sz w:val="20"/>
+        </w:rPr>
+        <w:t>）建设部门级知识库与售后工单系统，解决跨时区资料检索与</w:t>
+      </w:r>
+      <w:r>
+        <w:rPr>
+          <w:rFonts w:ascii="Noto Sans" w:hAnsi="Noto Sans" w:eastAsia="Noto Sans"/>
+          <w:b w:val="0"/>
+          <w:i w:val="0"/>
+          <w:color w:val="1A1A1A"/>
+          <w:sz w:val="20"/>
+        </w:rPr>
+        <w:t xml:space="preserve"> case </w:t>
+      </w:r>
+      <w:r>
+        <w:rPr>
+          <w:rFonts w:ascii="WenQuanYi Micro Hei" w:hAnsi="WenQuanYi Micro Hei" w:eastAsia="WenQuanYi Micro Hei"/>
+          <w:b w:val="0"/>
+          <w:i w:val="0"/>
+          <w:color w:val="1A1A1A"/>
+          <w:sz w:val="20"/>
+        </w:rPr>
+        <w:t>沉淀问题。</w:t>
+      </w:r>
+      <w:r>
+        <w:rPr>
+          <w:rFonts w:ascii="DejaVu Sans" w:hAnsi="DejaVu Sans" w:eastAsia="DejaVu Sans"/>
+          <w:b w:val="0"/>
+          <w:i w:val="0"/>
+          <w:color w:val="1A1A1A"/>
+          <w:sz w:val="17"/>
+        </w:rPr>
+        <w:t>❖</w:t>
+      </w:r>
+      <w:r>
+        <w:rPr>
+          <w:rFonts w:ascii="WenQuanYi Micro Hei" w:hAnsi="WenQuanYi Micro Hei" w:eastAsia="WenQuanYi Micro Hei"/>
+          <w:b w:val="0"/>
+          <w:i w:val="0"/>
+          <w:color w:val="1A1A1A"/>
+          <w:sz w:val="20"/>
+        </w:rPr>
+        <w:t>技术底座：自动化专业</w:t>
+      </w:r>
+      <w:r>
+        <w:rPr>
+          <w:rFonts w:ascii="Noto Sans" w:hAnsi="Noto Sans" w:eastAsia="Noto Sans"/>
+          <w:b w:val="0"/>
+          <w:i w:val="0"/>
+          <w:color w:val="1A1A1A"/>
+          <w:sz w:val="20"/>
+        </w:rPr>
+        <w:t xml:space="preserve"> + </w:t>
+      </w:r>
+      <w:r>
+        <w:rPr>
+          <w:rFonts w:ascii="WenQuanYi Micro Hei" w:hAnsi="WenQuanYi Micro Hei" w:eastAsia="WenQuanYi Micro Hei"/>
+          <w:b w:val="0"/>
+          <w:i w:val="0"/>
+          <w:color w:val="1A1A1A"/>
+          <w:sz w:val="20"/>
+        </w:rPr>
+        <w:t>智能车实验室，具备传感器、嵌入式、</w:t>
+      </w:r>
+      <w:r>
+        <w:rPr>
+          <w:rFonts w:ascii="Noto Sans" w:hAnsi="Noto Sans" w:eastAsia="Noto Sans"/>
+          <w:b w:val="0"/>
+          <w:i w:val="0"/>
+          <w:color w:val="1A1A1A"/>
+          <w:sz w:val="20"/>
+        </w:rPr>
+        <w:t xml:space="preserve">PCB </w:t>
+      </w:r>
+      <w:r>
+        <w:rPr>
+          <w:rFonts w:ascii="WenQuanYi Micro Hei" w:hAnsi="WenQuanYi Micro Hei" w:eastAsia="WenQuanYi Micro Hei"/>
+          <w:b w:val="0"/>
+          <w:i w:val="0"/>
+          <w:color w:val="1A1A1A"/>
+          <w:sz w:val="20"/>
+        </w:rPr>
+        <w:t>与现场调试基础，适合机电</w:t>
+      </w:r>
+      <w:r>
+        <w:rPr>
+          <w:rFonts w:ascii="Noto Sans" w:hAnsi="Noto Sans" w:eastAsia="Noto Sans"/>
+          <w:b w:val="0"/>
+          <w:i w:val="0"/>
+          <w:color w:val="1A1A1A"/>
+          <w:sz w:val="20"/>
+        </w:rPr>
+        <w:t>/</w:t>
+      </w:r>
+      <w:r>
+        <w:rPr>
+          <w:rFonts w:ascii="WenQuanYi Micro Hei" w:hAnsi="WenQuanYi Micro Hei" w:eastAsia="WenQuanYi Micro Hei"/>
+          <w:b w:val="0"/>
+          <w:i w:val="0"/>
+          <w:color w:val="1A1A1A"/>
+          <w:sz w:val="20"/>
+        </w:rPr>
+        <w:t>检测</w:t>
+      </w:r>
+      <w:r>
+        <w:rPr>
+          <w:rFonts w:ascii="Noto Sans" w:hAnsi="Noto Sans" w:eastAsia="Noto Sans"/>
+          <w:b w:val="0"/>
+          <w:i w:val="0"/>
+          <w:color w:val="1A1A1A"/>
+          <w:sz w:val="20"/>
+        </w:rPr>
+        <w:t>/</w:t>
+      </w:r>
+      <w:r>
+        <w:rPr>
+          <w:rFonts w:ascii="WenQuanYi Micro Hei" w:hAnsi="WenQuanYi Micro Hei" w:eastAsia="WenQuanYi Micro Hei"/>
+          <w:b w:val="0"/>
+          <w:i w:val="0"/>
+          <w:color w:val="1A1A1A"/>
+          <w:sz w:val="20"/>
+        </w:rPr>
+        <w:t>机器人相关设</w:t>
+      </w:r>
+      <w:r>
+        <w:tab/>
+      </w:r>
+      <w:r>
+        <w:rPr>
+          <w:rFonts w:ascii="WenQuanYi Micro Hei" w:hAnsi="WenQuanYi Micro Hei" w:eastAsia="WenQuanYi Micro Hei"/>
+          <w:b w:val="0"/>
+          <w:i w:val="0"/>
+          <w:color w:val="1A1A1A"/>
+          <w:sz w:val="20"/>
+        </w:rPr>
+        <w:t>备支持岗位。</w:t>
       </w:r>
     </w:p>
     <w:p>
       <w:pPr>
-        <w:spacing w:before="0" w:after="20" w:line="288" w:lineRule="auto"/>
+        <w:autoSpaceDN w:val="0"/>
+        <w:autoSpaceDE w:val="0"/>
+        <w:widowControl/>
+        <w:spacing w:line="232" w:lineRule="exact" w:before="230" w:after="120"/>
+        <w:ind w:left="0" w:right="0" w:firstLine="0"/>
+        <w:jc w:val="left"/>
       </w:pPr>
       <w:r>
         <w:rPr>
-          <w:rFonts w:ascii="Calibri" w:hAnsi="Calibri" w:eastAsia="微软雅黑"/>
-          <w:b w:val="0"/>
+          <w:rFonts w:ascii="Type3 (10 0 R)" w:hAnsi="Type3 (10 0 R)" w:eastAsia="Type3 (10 0 R)"/>
+          <w:b w:val="0"/>
+          <w:i w:val="0"/>
+          <w:color w:val="1A1A1A"/>
+          <w:sz w:val="23"/>
+        </w:rPr>
+        <w:t>工</w:t>
+      </w:r>
+      <w:r>
+        <w:rPr>
+          <w:rFonts w:ascii="Type3 (11 0 R)" w:hAnsi="Type3 (11 0 R)" w:eastAsia="Type3 (11 0 R)"/>
+          <w:b w:val="0"/>
+          <w:i w:val="0"/>
+          <w:color w:val="1A1A1A"/>
+          <w:sz w:val="23"/>
+        </w:rPr>
+        <w:t>作</w:t>
+      </w:r>
+      <w:r>
+        <w:rPr>
+          <w:rFonts w:ascii="Type3 (12 0 R)" w:hAnsi="Type3 (12 0 R)" w:eastAsia="Type3 (12 0 R)"/>
+          <w:b w:val="0"/>
+          <w:i w:val="0"/>
+          <w:color w:val="1A1A1A"/>
+          <w:sz w:val="23"/>
+        </w:rPr>
+        <w:t>经</w:t>
+      </w:r>
+      <w:r>
+        <w:rPr>
+          <w:rFonts w:ascii="Type3 (13 0 R)" w:hAnsi="Type3 (13 0 R)" w:eastAsia="Type3 (13 0 R)"/>
+          <w:b w:val="0"/>
+          <w:i w:val="0"/>
+          <w:color w:val="1A1A1A"/>
+          <w:sz w:val="23"/>
+        </w:rPr>
+        <w:t>历</w:t>
+      </w:r>
+    </w:p>
+    <w:tbl>
+      <w:tblPr>
+        <w:tblW w:type="auto" w:w="0"/>
+        <w:tblLayout w:type="fixed"/>
+        <w:tblLook w:firstColumn="1" w:firstRow="1" w:lastColumn="0" w:lastRow="0" w:noHBand="0" w:noVBand="1" w:val="04A0"/>
+        <w:tblInd w:w="0.0" w:type="dxa"/>
+      </w:tblPr>
+      <w:tblGrid>
+        <w:gridCol w:w="5289"/>
+        <w:gridCol w:w="5289"/>
+      </w:tblGrid>
+      <w:tr>
+        <w:trPr>
+          <w:trHeight w:hRule="exact" w:val="406"/>
+        </w:trPr>
+        <w:tc>
+          <w:tcPr>
+            <w:tcW w:type="dxa" w:w="7044"/>
+            <w:tcBorders>
+              <w:top w:sz="5.599999999999909" w:val="single" w:color="#212121"/>
+            </w:tcBorders>
+            <w:tcMar>
+              <w:start w:w="0" w:type="dxa"/>
+              <w:end w:w="0" w:type="dxa"/>
+            </w:tcMar>
+          </w:tcPr>
+          <w:p>
+            <w:pPr>
+              <w:autoSpaceDN w:val="0"/>
+              <w:autoSpaceDE w:val="0"/>
+              <w:widowControl/>
+              <w:spacing w:line="272" w:lineRule="exact" w:before="102" w:after="0"/>
+              <w:ind w:left="0" w:right="0" w:firstLine="0"/>
+              <w:jc w:val="left"/>
+            </w:pPr>
+            <w:r>
+              <w:rPr>
+                <w:rFonts w:ascii="Type3 (14 0 R)" w:hAnsi="Type3 (14 0 R)" w:eastAsia="Type3 (14 0 R)"/>
+                <w:b w:val="0"/>
+                <w:i w:val="0"/>
+                <w:color w:val="1A1A1A"/>
+                <w:sz w:val="20"/>
+              </w:rPr>
+              <w:t>易</w:t>
+            </w:r>
+            <w:r>
+              <w:rPr>
+                <w:rFonts w:ascii="Type3 (15 0 R)" w:hAnsi="Type3 (15 0 R)" w:eastAsia="Type3 (15 0 R)"/>
+                <w:b w:val="0"/>
+                <w:i w:val="0"/>
+                <w:color w:val="1A1A1A"/>
+                <w:sz w:val="20"/>
+              </w:rPr>
+              <w:t>检</w:t>
+            </w:r>
+            <w:r>
+              <w:rPr>
+                <w:rFonts w:ascii="Type3 (16 0 R)" w:hAnsi="Type3 (16 0 R)" w:eastAsia="Type3 (16 0 R)"/>
+                <w:b w:val="0"/>
+                <w:i w:val="0"/>
+                <w:color w:val="1A1A1A"/>
+                <w:sz w:val="20"/>
+              </w:rPr>
+              <w:t>智</w:t>
+            </w:r>
+            <w:r>
+              <w:rPr>
+                <w:rFonts w:ascii="Type3 (17 0 R)" w:hAnsi="Type3 (17 0 R)" w:eastAsia="Type3 (17 0 R)"/>
+                <w:b w:val="0"/>
+                <w:i w:val="0"/>
+                <w:color w:val="1A1A1A"/>
+                <w:sz w:val="20"/>
+              </w:rPr>
+              <w:t>能</w:t>
+            </w:r>
+            <w:r>
+              <w:rPr>
+                <w:rFonts w:ascii="Type3 (18 0 R)" w:hAnsi="Type3 (18 0 R)" w:eastAsia="Type3 (18 0 R)"/>
+                <w:b w:val="0"/>
+                <w:i w:val="0"/>
+                <w:color w:val="1A1A1A"/>
+                <w:sz w:val="20"/>
+              </w:rPr>
+              <w:t>（</w:t>
+            </w:r>
+            <w:r>
+              <w:rPr>
+                <w:rFonts w:ascii="Noto Sans" w:hAnsi="Noto Sans" w:eastAsia="Noto Sans"/>
+                <w:b/>
+                <w:i w:val="0"/>
+                <w:color w:val="1A1A1A"/>
+                <w:sz w:val="20"/>
+              </w:rPr>
+              <w:t>SmartSafe</w:t>
+            </w:r>
+            <w:r>
+              <w:rPr>
+                <w:rFonts w:ascii="Type3 (20 0 R)" w:hAnsi="Type3 (20 0 R)" w:eastAsia="Type3 (20 0 R)"/>
+                <w:b w:val="0"/>
+                <w:i w:val="0"/>
+                <w:color w:val="1A1A1A"/>
+                <w:sz w:val="20"/>
+              </w:rPr>
+              <w:t>）｜</w:t>
+            </w:r>
+            <w:r>
+              <w:rPr>
+                <w:rFonts w:ascii="Type3 (21 0 R)" w:hAnsi="Type3 (21 0 R)" w:eastAsia="Type3 (21 0 R)"/>
+                <w:b w:val="0"/>
+                <w:i w:val="0"/>
+                <w:color w:val="1A1A1A"/>
+                <w:sz w:val="20"/>
+              </w:rPr>
+              <w:t>海</w:t>
+            </w:r>
+            <w:r>
+              <w:rPr>
+                <w:rFonts w:ascii="Type3 (22 0 R)" w:hAnsi="Type3 (22 0 R)" w:eastAsia="Type3 (22 0 R)"/>
+                <w:b w:val="0"/>
+                <w:i w:val="0"/>
+                <w:color w:val="1A1A1A"/>
+                <w:sz w:val="20"/>
+              </w:rPr>
+              <w:t>外</w:t>
+            </w:r>
+            <w:r>
+              <w:rPr>
+                <w:rFonts w:ascii="Type3 (23 0 R)" w:hAnsi="Type3 (23 0 R)" w:eastAsia="Type3 (23 0 R)"/>
+                <w:b w:val="0"/>
+                <w:i w:val="0"/>
+                <w:color w:val="1A1A1A"/>
+                <w:sz w:val="20"/>
+              </w:rPr>
+              <w:t>技</w:t>
+            </w:r>
+            <w:r>
+              <w:rPr>
+                <w:rFonts w:ascii="Type3 (16 0 R)" w:hAnsi="Type3 (16 0 R)" w:eastAsia="Type3 (16 0 R)"/>
+                <w:b w:val="0"/>
+                <w:i w:val="0"/>
+                <w:color w:val="1A1A1A"/>
+                <w:sz w:val="20"/>
+              </w:rPr>
+              <w:t>术</w:t>
+            </w:r>
+            <w:r>
+              <w:rPr>
+                <w:rFonts w:ascii="Type3 (24 0 R)" w:hAnsi="Type3 (24 0 R)" w:eastAsia="Type3 (24 0 R)"/>
+                <w:b w:val="0"/>
+                <w:i w:val="0"/>
+                <w:color w:val="1A1A1A"/>
+                <w:sz w:val="20"/>
+              </w:rPr>
+              <w:t>支</w:t>
+            </w:r>
+            <w:r>
+              <w:rPr>
+                <w:rFonts w:ascii="Type3 (23 0 R)" w:hAnsi="Type3 (23 0 R)" w:eastAsia="Type3 (23 0 R)"/>
+                <w:b w:val="0"/>
+                <w:i w:val="0"/>
+                <w:color w:val="1A1A1A"/>
+                <w:sz w:val="20"/>
+              </w:rPr>
+              <w:t>持</w:t>
+            </w:r>
+            <w:r>
+              <w:rPr>
+                <w:rFonts w:ascii="Noto Sans" w:hAnsi="Noto Sans" w:eastAsia="Noto Sans"/>
+                <w:b/>
+                <w:i w:val="0"/>
+                <w:color w:val="1A1A1A"/>
+                <w:sz w:val="20"/>
+              </w:rPr>
+              <w:t xml:space="preserve"> / </w:t>
+            </w:r>
+            <w:r>
+              <w:rPr>
+                <w:rFonts w:ascii="Type3 (16 0 R)" w:hAnsi="Type3 (16 0 R)" w:eastAsia="Type3 (16 0 R)"/>
+                <w:b w:val="0"/>
+                <w:i w:val="0"/>
+                <w:color w:val="1A1A1A"/>
+                <w:sz w:val="20"/>
+              </w:rPr>
+              <w:t>服</w:t>
+            </w:r>
+            <w:r>
+              <w:rPr>
+                <w:rFonts w:ascii="Type3 (25 0 R)" w:hAnsi="Type3 (25 0 R)" w:eastAsia="Type3 (25 0 R)"/>
+                <w:b w:val="0"/>
+                <w:i w:val="0"/>
+                <w:color w:val="1A1A1A"/>
+                <w:sz w:val="20"/>
+              </w:rPr>
+              <w:t>务</w:t>
+            </w:r>
+            <w:r>
+              <w:rPr>
+                <w:rFonts w:ascii="Type3 (10 0 R)" w:hAnsi="Type3 (10 0 R)" w:eastAsia="Type3 (10 0 R)"/>
+                <w:b w:val="0"/>
+                <w:i w:val="0"/>
+                <w:color w:val="1A1A1A"/>
+                <w:sz w:val="20"/>
+              </w:rPr>
+              <w:t>工</w:t>
+            </w:r>
+            <w:r>
+              <w:rPr>
+                <w:rFonts w:ascii="Type3 (26 0 R)" w:hAnsi="Type3 (26 0 R)" w:eastAsia="Type3 (26 0 R)"/>
+                <w:b w:val="0"/>
+                <w:i w:val="0"/>
+                <w:color w:val="1A1A1A"/>
+                <w:sz w:val="20"/>
+              </w:rPr>
+              <w:t>程</w:t>
+            </w:r>
+            <w:r>
+              <w:rPr>
+                <w:rFonts w:ascii="Type3 (10 0 R)" w:hAnsi="Type3 (10 0 R)" w:eastAsia="Type3 (10 0 R)"/>
+                <w:b w:val="0"/>
+                <w:i w:val="0"/>
+                <w:color w:val="1A1A1A"/>
+                <w:sz w:val="20"/>
+              </w:rPr>
+              <w:t>师</w:t>
+            </w:r>
+          </w:p>
+        </w:tc>
+        <w:tc>
+          <w:tcPr>
+            <w:tcW w:type="dxa" w:w="3516"/>
+            <w:tcBorders>
+              <w:top w:sz="5.599999999999909" w:val="single" w:color="#212121"/>
+            </w:tcBorders>
+            <w:tcMar>
+              <w:start w:w="0" w:type="dxa"/>
+              <w:end w:w="0" w:type="dxa"/>
+            </w:tcMar>
+          </w:tcPr>
+          <w:p>
+            <w:pPr>
+              <w:autoSpaceDN w:val="0"/>
+              <w:autoSpaceDE w:val="0"/>
+              <w:widowControl/>
+              <w:spacing w:line="216" w:lineRule="auto" w:before="112" w:after="0"/>
+              <w:ind w:left="0" w:right="2" w:firstLine="0"/>
+              <w:jc w:val="right"/>
+            </w:pPr>
+            <w:r>
+              <w:rPr>
+                <w:rFonts w:ascii="Noto Sans" w:hAnsi="Noto Sans" w:eastAsia="Noto Sans"/>
+                <w:b w:val="0"/>
+                <w:i w:val="0"/>
+                <w:color w:val="555555"/>
+                <w:sz w:val="19"/>
+              </w:rPr>
+              <w:t xml:space="preserve">2025.11 – </w:t>
+            </w:r>
+            <w:r>
+              <w:rPr>
+                <w:rFonts w:ascii="WenQuanYi Micro Hei" w:hAnsi="WenQuanYi Micro Hei" w:eastAsia="WenQuanYi Micro Hei"/>
+                <w:b w:val="0"/>
+                <w:i w:val="0"/>
+                <w:color w:val="555555"/>
+                <w:sz w:val="19"/>
+              </w:rPr>
+              <w:t>至今</w:t>
+            </w:r>
+          </w:p>
+        </w:tc>
+      </w:tr>
+    </w:tbl>
+    <w:p>
+      <w:pPr>
+        <w:autoSpaceDN w:val="0"/>
+        <w:tabs>
+          <w:tab w:pos="228" w:val="left"/>
+        </w:tabs>
+        <w:autoSpaceDE w:val="0"/>
+        <w:widowControl/>
+        <w:spacing w:line="245" w:lineRule="auto" w:before="22" w:after="0"/>
+        <w:ind w:left="0" w:right="0" w:firstLine="0"/>
+        <w:jc w:val="left"/>
+      </w:pPr>
+      <w:r>
+        <w:rPr>
+          <w:rFonts w:ascii="WenQuanYi Micro Hei" w:hAnsi="WenQuanYi Micro Hei" w:eastAsia="WenQuanYi Micro Hei"/>
+          <w:b w:val="0"/>
+          <w:i w:val="0"/>
+          <w:color w:val="444444"/>
+          <w:sz w:val="19"/>
+        </w:rPr>
+        <w:t>行业：汽车后市场检测与维保设备｜角色：对内服务工程师，对外海外技术支持；售前培训</w:t>
+      </w:r>
+      <w:r>
+        <w:rPr>
+          <w:rFonts w:ascii="Noto Sans" w:hAnsi="Noto Sans" w:eastAsia="Noto Sans"/>
+          <w:b w:val="0"/>
+          <w:i w:val="0"/>
+          <w:color w:val="444444"/>
+          <w:sz w:val="19"/>
+        </w:rPr>
+        <w:t xml:space="preserve"> + </w:t>
+      </w:r>
+      <w:r>
+        <w:rPr>
+          <w:rFonts w:ascii="WenQuanYi Micro Hei" w:hAnsi="WenQuanYi Micro Hei" w:eastAsia="WenQuanYi Micro Hei"/>
+          <w:b w:val="0"/>
+          <w:i w:val="0"/>
+          <w:color w:val="444444"/>
+          <w:sz w:val="19"/>
+        </w:rPr>
+        <w:t>售后支持</w:t>
+      </w:r>
+      <w:r>
+        <w:rPr>
+          <w:rFonts w:ascii="Noto Sans" w:hAnsi="Noto Sans" w:eastAsia="Noto Sans"/>
+          <w:b w:val="0"/>
+          <w:i w:val="0"/>
+          <w:color w:val="444444"/>
+          <w:sz w:val="19"/>
+        </w:rPr>
+        <w:t xml:space="preserve"> + </w:t>
+      </w:r>
+      <w:r>
+        <w:rPr>
+          <w:rFonts w:ascii="WenQuanYi Micro Hei" w:hAnsi="WenQuanYi Micro Hei" w:eastAsia="WenQuanYi Micro Hei"/>
+          <w:b w:val="0"/>
+          <w:i w:val="0"/>
+          <w:color w:val="444444"/>
+          <w:sz w:val="19"/>
+        </w:rPr>
+        <w:t>客户</w:t>
+      </w:r>
+      <w:r>
+        <w:rPr>
+          <w:rFonts w:ascii="Noto Sans" w:hAnsi="Noto Sans" w:eastAsia="Noto Sans"/>
+          <w:b w:val="0"/>
+          <w:i w:val="0"/>
+          <w:color w:val="444444"/>
+          <w:sz w:val="19"/>
+        </w:rPr>
+        <w:t>/</w:t>
+      </w:r>
+      <w:r>
+        <w:rPr>
+          <w:rFonts w:ascii="WenQuanYi Micro Hei" w:hAnsi="WenQuanYi Micro Hei" w:eastAsia="WenQuanYi Micro Hei"/>
+          <w:b w:val="0"/>
+          <w:i w:val="0"/>
+          <w:color w:val="444444"/>
+          <w:sz w:val="19"/>
+        </w:rPr>
+        <w:t>研发桥梁</w:t>
+      </w:r>
+      <w:r>
+        <w:rPr>
+          <w:rFonts w:ascii="DejaVu Sans" w:hAnsi="DejaVu Sans" w:eastAsia="DejaVu Sans"/>
+          <w:b w:val="0"/>
+          <w:i w:val="0"/>
+          <w:color w:val="1A1A1A"/>
+          <w:sz w:val="17"/>
+        </w:rPr>
+        <w:t>❖</w:t>
+      </w:r>
+      <w:r>
+        <w:rPr>
+          <w:rFonts w:ascii="WenQuanYi Micro Hei" w:hAnsi="WenQuanYi Micro Hei" w:eastAsia="WenQuanYi Micro Hei"/>
+          <w:b w:val="0"/>
+          <w:i w:val="0"/>
+          <w:color w:val="1A1A1A"/>
           <w:sz w:val="20"/>
         </w:rPr>
-        <w:t>❖ 当前价值：能独立服务海外客户（远程 + 欧洲现场），擅长把客户现场问题翻译成研发可执行需求，并把方案再翻译回客户可落地动作。</w:t>
+        <w:t>多产品线支持：四轮定位设备、</w:t>
+      </w:r>
+      <w:r>
+        <w:rPr>
+          <w:rFonts w:ascii="Noto Sans" w:hAnsi="Noto Sans" w:eastAsia="Noto Sans"/>
+          <w:b w:val="0"/>
+          <w:i w:val="0"/>
+          <w:color w:val="1A1A1A"/>
+          <w:sz w:val="20"/>
+        </w:rPr>
+        <w:t xml:space="preserve">ADAS </w:t>
+      </w:r>
+      <w:r>
+        <w:rPr>
+          <w:rFonts w:ascii="WenQuanYi Micro Hei" w:hAnsi="WenQuanYi Micro Hei" w:eastAsia="WenQuanYi Micro Hei"/>
+          <w:b w:val="0"/>
+          <w:i w:val="0"/>
+          <w:color w:val="1A1A1A"/>
+          <w:sz w:val="20"/>
+        </w:rPr>
+        <w:t>校准设备、汽车空调冷媒交换机、喷油嘴检测清洗机、变速箱油液清洗交换机、</w:t>
+      </w:r>
+      <w:r>
+        <w:tab/>
+      </w:r>
+      <w:r>
+        <w:rPr>
+          <w:rFonts w:ascii="WenQuanYi Micro Hei" w:hAnsi="WenQuanYi Micro Hei" w:eastAsia="WenQuanYi Micro Hei"/>
+          <w:b w:val="0"/>
+          <w:i w:val="0"/>
+          <w:color w:val="1A1A1A"/>
+          <w:sz w:val="20"/>
+        </w:rPr>
+        <w:t>新能源电池包充放电与均衡维保设备、汽车诊断平板等；在培训深度有限的情况下，依靠自学与实战快速形成可交付</w:t>
+      </w:r>
+      <w:r>
+        <w:tab/>
+      </w:r>
+      <w:r>
+        <w:rPr>
+          <w:rFonts w:ascii="WenQuanYi Micro Hei" w:hAnsi="WenQuanYi Micro Hei" w:eastAsia="WenQuanYi Micro Hei"/>
+          <w:b w:val="0"/>
+          <w:i w:val="0"/>
+          <w:color w:val="1A1A1A"/>
+          <w:sz w:val="20"/>
+        </w:rPr>
+        <w:t>支持能力。</w:t>
       </w:r>
     </w:p>
     <w:p>
       <w:pPr>
-        <w:spacing w:before="0" w:after="20" w:line="288" w:lineRule="auto"/>
+        <w:autoSpaceDN w:val="0"/>
+        <w:tabs>
+          <w:tab w:pos="228" w:val="left"/>
+        </w:tabs>
+        <w:autoSpaceDE w:val="0"/>
+        <w:widowControl/>
+        <w:spacing w:line="245" w:lineRule="auto" w:before="80" w:after="0"/>
+        <w:ind w:left="0" w:right="144" w:firstLine="0"/>
+        <w:jc w:val="left"/>
       </w:pPr>
       <w:r>
         <w:rPr>
-          <w:rFonts w:ascii="Calibri" w:hAnsi="Calibri" w:eastAsia="微软雅黑"/>
-          <w:b w:val="0"/>
+          <w:rFonts w:ascii="DejaVu Sans" w:hAnsi="DejaVu Sans" w:eastAsia="DejaVu Sans"/>
+          <w:b w:val="0"/>
+          <w:i w:val="0"/>
+          <w:color w:val="1A1A1A"/>
+          <w:sz w:val="17"/>
+        </w:rPr>
+        <w:t>❖</w:t>
+      </w:r>
+      <w:r>
+        <w:rPr>
+          <w:rFonts w:ascii="WenQuanYi Micro Hei" w:hAnsi="WenQuanYi Micro Hei" w:eastAsia="WenQuanYi Micro Hei"/>
+          <w:b w:val="0"/>
+          <w:i w:val="0"/>
+          <w:color w:val="1A1A1A"/>
           <w:sz w:val="20"/>
         </w:rPr>
-        <w:t>❖ 效率杠杆：善用 AI（Cursor）建设部门级知识库与售后工单系统，解决跨时区资料检索与 case 沉淀问题。</w:t>
+        <w:t>海外现场：出差西班牙、荷兰、法国、德国，完成售后故障处理、产品培训与客户答疑，积累跨文化沟通与现场闭环</w:t>
+      </w:r>
+      <w:r>
+        <w:tab/>
+      </w:r>
+      <w:r>
+        <w:rPr>
+          <w:rFonts w:ascii="WenQuanYi Micro Hei" w:hAnsi="WenQuanYi Micro Hei" w:eastAsia="WenQuanYi Micro Hei"/>
+          <w:b w:val="0"/>
+          <w:i w:val="0"/>
+          <w:color w:val="1A1A1A"/>
+          <w:sz w:val="20"/>
+        </w:rPr>
+        <w:t>经验。</w:t>
       </w:r>
     </w:p>
     <w:p>
       <w:pPr>
-        <w:spacing w:before="0" w:after="20" w:line="288" w:lineRule="auto"/>
+        <w:autoSpaceDN w:val="0"/>
+        <w:tabs>
+          <w:tab w:pos="228" w:val="left"/>
+        </w:tabs>
+        <w:autoSpaceDE w:val="0"/>
+        <w:widowControl/>
+        <w:spacing w:line="245" w:lineRule="auto" w:before="54" w:after="0"/>
+        <w:ind w:left="0" w:right="0" w:firstLine="0"/>
+        <w:jc w:val="left"/>
       </w:pPr>
       <w:r>
         <w:rPr>
-          <w:rFonts w:ascii="Calibri" w:hAnsi="Calibri" w:eastAsia="微软雅黑"/>
-          <w:b w:val="0"/>
+          <w:rFonts w:ascii="DejaVu Sans" w:hAnsi="DejaVu Sans" w:eastAsia="DejaVu Sans"/>
+          <w:b w:val="0"/>
+          <w:i w:val="0"/>
+          <w:color w:val="1A1A1A"/>
+          <w:sz w:val="17"/>
+        </w:rPr>
+        <w:t>❖</w:t>
+      </w:r>
+      <w:r>
+        <w:rPr>
+          <w:rFonts w:ascii="WenQuanYi Micro Hei" w:hAnsi="WenQuanYi Micro Hei" w:eastAsia="WenQuanYi Micro Hei"/>
+          <w:b w:val="0"/>
+          <w:i w:val="0"/>
+          <w:color w:val="1A1A1A"/>
           <w:sz w:val="20"/>
         </w:rPr>
-        <w:t>❖ 技术底座：自动化专业 + 智能车实验室，具备传感器、嵌入式、PCB 与现场调试基础，适合机电/检测/机器人相关设备支持岗位。</w:t>
+        <w:t>大客户项目：跟随大客户四轮定位设备软硬件需求约</w:t>
+      </w:r>
+      <w:r>
+        <w:rPr>
+          <w:rFonts w:ascii="Noto Sans" w:hAnsi="Noto Sans" w:eastAsia="Noto Sans"/>
+          <w:b w:val="0"/>
+          <w:i w:val="0"/>
+          <w:color w:val="1A1A1A"/>
+          <w:sz w:val="20"/>
+        </w:rPr>
+        <w:t>4</w:t>
+      </w:r>
+      <w:r>
+        <w:rPr>
+          <w:rFonts w:ascii="WenQuanYi Micro Hei" w:hAnsi="WenQuanYi Micro Hei" w:eastAsia="WenQuanYi Micro Hei"/>
+          <w:b w:val="0"/>
+          <w:i w:val="0"/>
+          <w:color w:val="1A1A1A"/>
+          <w:sz w:val="20"/>
+        </w:rPr>
+        <w:t>个月，持续在研发与客户两侧对齐功能、接口、验收与问题优先</w:t>
+      </w:r>
+      <w:r>
+        <w:tab/>
+      </w:r>
+      <w:r>
+        <w:rPr>
+          <w:rFonts w:ascii="WenQuanYi Micro Hei" w:hAnsi="WenQuanYi Micro Hei" w:eastAsia="WenQuanYi Micro Hei"/>
+          <w:b w:val="0"/>
+          <w:i w:val="0"/>
+          <w:color w:val="1A1A1A"/>
+          <w:sz w:val="20"/>
+        </w:rPr>
+        <w:t>级，最终推动产品落地交付。</w:t>
       </w:r>
     </w:p>
     <w:p>
       <w:pPr>
-        <w:spacing w:before="160" w:after="40" w:line="264" w:lineRule="auto"/>
-        <w:pBdr>
-          <w:bottom w:val="single" w:sz="12" w:space="1" w:color="222222"/>
-        </w:pBdr>
+        <w:autoSpaceDN w:val="0"/>
+        <w:tabs>
+          <w:tab w:pos="228" w:val="left"/>
+        </w:tabs>
+        <w:autoSpaceDE w:val="0"/>
+        <w:widowControl/>
+        <w:spacing w:line="245" w:lineRule="auto" w:before="64" w:after="0"/>
+        <w:ind w:left="0" w:right="144" w:firstLine="0"/>
+        <w:jc w:val="left"/>
       </w:pPr>
       <w:r>
         <w:rPr>
-          <w:rFonts w:ascii="Calibri" w:hAnsi="Calibri" w:eastAsia="微软雅黑"/>
-          <w:b/>
-          <w:sz w:val="24"/>
-        </w:rPr>
-        <w:t>工作经历</w:t>
+          <w:rFonts w:ascii="DejaVu Sans" w:hAnsi="DejaVu Sans" w:eastAsia="DejaVu Sans"/>
+          <w:b w:val="0"/>
+          <w:i w:val="0"/>
+          <w:color w:val="1A1A1A"/>
+          <w:sz w:val="17"/>
+        </w:rPr>
+        <w:t>❖</w:t>
+      </w:r>
+      <w:r>
+        <w:rPr>
+          <w:rFonts w:ascii="WenQuanYi Micro Hei" w:hAnsi="WenQuanYi Micro Hei" w:eastAsia="WenQuanYi Micro Hei"/>
+          <w:b w:val="0"/>
+          <w:i w:val="0"/>
+          <w:color w:val="1A1A1A"/>
+          <w:sz w:val="20"/>
+        </w:rPr>
+        <w:t>角色定位：技术深度因产品线广而不追求单机专家，但在需求澄清、问题定位、跨部门推进与客户预期管理方面形成</w:t>
+      </w:r>
+      <w:r>
+        <w:tab/>
+      </w:r>
+      <w:r>
+        <w:rPr>
+          <w:rFonts w:ascii="WenQuanYi Micro Hei" w:hAnsi="WenQuanYi Micro Hei" w:eastAsia="WenQuanYi Micro Hei"/>
+          <w:b w:val="0"/>
+          <w:i w:val="0"/>
+          <w:color w:val="1A1A1A"/>
+          <w:sz w:val="20"/>
+        </w:rPr>
+        <w:t>稳定输出。</w:t>
       </w:r>
     </w:p>
     <w:p>
       <w:pPr>
-        <w:tabs>
-          <w:tab w:pos="9354" w:val="right"/>
-        </w:tabs>
-        <w:spacing w:before="100" w:after="20" w:line="276" w:lineRule="auto"/>
+        <w:autoSpaceDN w:val="0"/>
+        <w:autoSpaceDE w:val="0"/>
+        <w:widowControl/>
+        <w:spacing w:line="245" w:lineRule="auto" w:before="54" w:after="0"/>
+        <w:ind w:left="228" w:right="144" w:hanging="228"/>
+        <w:jc w:val="left"/>
       </w:pPr>
       <w:r>
         <w:rPr>
-          <w:rFonts w:ascii="Calibri" w:hAnsi="Calibri" w:eastAsia="微软雅黑"/>
-          <w:b/>
-          <w:sz w:val="21"/>
-        </w:rPr>
-        <w:t>易检智能（SmartSafe）｜海外技术支持 / 服务工程师</w:t>
-      </w:r>
-      <w:r>
-        <w:rPr>
-          <w:rFonts w:ascii="Calibri" w:hAnsi="Calibri" w:eastAsia="微软雅黑"/>
-          <w:b w:val="0"/>
-          <w:color w:val="555555"/>
+          <w:rFonts w:ascii="DejaVu Sans" w:hAnsi="DejaVu Sans" w:eastAsia="DejaVu Sans"/>
+          <w:b w:val="0"/>
+          <w:i w:val="0"/>
+          <w:color w:val="1A1A1A"/>
+          <w:sz w:val="17"/>
+        </w:rPr>
+        <w:t>❖</w:t>
+      </w:r>
+      <w:r>
+        <w:rPr>
+          <w:rFonts w:ascii="Noto Sans" w:hAnsi="Noto Sans" w:eastAsia="Noto Sans"/>
+          <w:b w:val="0"/>
+          <w:i w:val="0"/>
+          <w:color w:val="1A1A1A"/>
           <w:sz w:val="20"/>
         </w:rPr>
-        <w:tab/>
-        <w:t>2025.11 – 至今</w:t>
+        <w:t xml:space="preserve">AI </w:t>
+      </w:r>
+      <w:r>
+        <w:rPr>
+          <w:rFonts w:ascii="WenQuanYi Micro Hei" w:hAnsi="WenQuanYi Micro Hei" w:eastAsia="WenQuanYi Micro Hei"/>
+          <w:b w:val="0"/>
+          <w:i w:val="0"/>
+          <w:color w:val="1A1A1A"/>
+          <w:sz w:val="20"/>
+        </w:rPr>
+        <w:t>知识库助手：使用</w:t>
+      </w:r>
+      <w:r>
+        <w:rPr>
+          <w:rFonts w:ascii="Noto Sans" w:hAnsi="Noto Sans" w:eastAsia="Noto Sans"/>
+          <w:b w:val="0"/>
+          <w:i w:val="0"/>
+          <w:color w:val="1A1A1A"/>
+          <w:sz w:val="20"/>
+        </w:rPr>
+        <w:t xml:space="preserve"> Cursor </w:t>
+      </w:r>
+      <w:r>
+        <w:rPr>
+          <w:rFonts w:ascii="WenQuanYi Micro Hei" w:hAnsi="WenQuanYi Micro Hei" w:eastAsia="WenQuanYi Micro Hei"/>
+          <w:b w:val="0"/>
+          <w:i w:val="0"/>
+          <w:color w:val="1A1A1A"/>
+          <w:sz w:val="20"/>
+        </w:rPr>
+        <w:t>搭建服务部门智能知识库，沉淀常见问题、处理办法与产品文件；同事以对话方式提问</w:t>
+      </w:r>
+      <w:r>
+        <w:rPr>
+          <w:rFonts w:ascii="WenQuanYi Micro Hei" w:hAnsi="WenQuanYi Micro Hei" w:eastAsia="WenQuanYi Micro Hei"/>
+          <w:b w:val="0"/>
+          <w:i w:val="0"/>
+          <w:color w:val="1A1A1A"/>
+          <w:sz w:val="20"/>
+        </w:rPr>
+        <w:t>即可定位对应文档；为销售与服务同事开通账号，部署于公司服务器并</w:t>
+      </w:r>
+      <w:r>
+        <w:rPr>
+          <w:rFonts w:ascii="Noto Sans" w:hAnsi="Noto Sans" w:eastAsia="Noto Sans"/>
+          <w:b w:val="0"/>
+          <w:i w:val="0"/>
+          <w:color w:val="1A1A1A"/>
+          <w:sz w:val="20"/>
+        </w:rPr>
+        <w:t xml:space="preserve"> 7×24 </w:t>
+      </w:r>
+      <w:r>
+        <w:rPr>
+          <w:rFonts w:ascii="WenQuanYi Micro Hei" w:hAnsi="WenQuanYi Micro Hei" w:eastAsia="WenQuanYi Micro Hei"/>
+          <w:b w:val="0"/>
+          <w:i w:val="0"/>
+          <w:color w:val="1A1A1A"/>
+          <w:sz w:val="20"/>
+        </w:rPr>
+        <w:t>运行，缓解国内外时差导致</w:t>
+      </w:r>
+      <w:r>
+        <w:rPr>
+          <w:rFonts w:ascii="Noto Sans" w:hAnsi="Noto Sans" w:eastAsia="Noto Sans"/>
+          <w:b w:val="0"/>
+          <w:i w:val="0"/>
+          <w:color w:val="1A1A1A"/>
+          <w:sz w:val="20"/>
+        </w:rPr>
+        <w:t>“</w:t>
+      </w:r>
+      <w:r>
+        <w:rPr>
+          <w:rFonts w:ascii="WenQuanYi Micro Hei" w:hAnsi="WenQuanYi Micro Hei" w:eastAsia="WenQuanYi Micro Hei"/>
+          <w:b w:val="0"/>
+          <w:i w:val="0"/>
+          <w:color w:val="1A1A1A"/>
+          <w:sz w:val="20"/>
+        </w:rPr>
+        <w:t>销售要资</w:t>
+      </w:r>
+      <w:r>
+        <w:rPr>
+          <w:rFonts w:ascii="WenQuanYi Micro Hei" w:hAnsi="WenQuanYi Micro Hei" w:eastAsia="WenQuanYi Micro Hei"/>
+          <w:b w:val="0"/>
+          <w:i w:val="0"/>
+          <w:color w:val="1A1A1A"/>
+          <w:sz w:val="20"/>
+        </w:rPr>
+        <w:t>料、国内已下班</w:t>
+      </w:r>
+      <w:r>
+        <w:rPr>
+          <w:rFonts w:ascii="Noto Sans" w:hAnsi="Noto Sans" w:eastAsia="Noto Sans"/>
+          <w:b w:val="0"/>
+          <w:i w:val="0"/>
+          <w:color w:val="1A1A1A"/>
+          <w:sz w:val="20"/>
+        </w:rPr>
+        <w:t>”</w:t>
+      </w:r>
+      <w:r>
+        <w:rPr>
+          <w:rFonts w:ascii="WenQuanYi Micro Hei" w:hAnsi="WenQuanYi Micro Hei" w:eastAsia="WenQuanYi Micro Hei"/>
+          <w:b w:val="0"/>
+          <w:i w:val="0"/>
+          <w:color w:val="1A1A1A"/>
+          <w:sz w:val="20"/>
+        </w:rPr>
+        <w:t>的效率损失。</w:t>
       </w:r>
     </w:p>
     <w:p>
       <w:pPr>
-        <w:spacing w:before="0" w:after="20" w:line="276" w:lineRule="auto"/>
+        <w:autoSpaceDN w:val="0"/>
+        <w:tabs>
+          <w:tab w:pos="228" w:val="left"/>
+        </w:tabs>
+        <w:autoSpaceDE w:val="0"/>
+        <w:widowControl/>
+        <w:spacing w:line="245" w:lineRule="auto" w:before="44" w:after="0"/>
+        <w:ind w:left="0" w:right="0" w:firstLine="0"/>
+        <w:jc w:val="left"/>
       </w:pPr>
       <w:r>
         <w:rPr>
-          <w:rFonts w:ascii="Calibri" w:hAnsi="Calibri" w:eastAsia="微软雅黑"/>
-          <w:b w:val="0"/>
-          <w:color w:val="555555"/>
-          <w:sz w:val="19"/>
-        </w:rPr>
-        <w:t>行业：汽车后市场检测与维保设备｜角色：对内服务工程师，对外海外技术支持；售前培训 + 售后支持 + 客户/研发桥梁</w:t>
+          <w:rFonts w:ascii="DejaVu Sans" w:hAnsi="DejaVu Sans" w:eastAsia="DejaVu Sans"/>
+          <w:b w:val="0"/>
+          <w:i w:val="0"/>
+          <w:color w:val="1A1A1A"/>
+          <w:sz w:val="17"/>
+        </w:rPr>
+        <w:t>❖</w:t>
+      </w:r>
+      <w:r>
+        <w:rPr>
+          <w:rFonts w:ascii="WenQuanYi Micro Hei" w:hAnsi="WenQuanYi Micro Hei" w:eastAsia="WenQuanYi Micro Hei"/>
+          <w:b w:val="0"/>
+          <w:i w:val="0"/>
+          <w:color w:val="1A1A1A"/>
+          <w:sz w:val="20"/>
+        </w:rPr>
+        <w:t>售后工单平台：开发工单记录系统，支持上传视频、图片、文档，按</w:t>
+      </w:r>
+      <w:r>
+        <w:rPr>
+          <w:rFonts w:ascii="Noto Sans" w:hAnsi="Noto Sans" w:eastAsia="Noto Sans"/>
+          <w:b w:val="0"/>
+          <w:i w:val="0"/>
+          <w:color w:val="1A1A1A"/>
+          <w:sz w:val="20"/>
+        </w:rPr>
+        <w:t xml:space="preserve"> case </w:t>
+      </w:r>
+      <w:r>
+        <w:rPr>
+          <w:rFonts w:ascii="WenQuanYi Micro Hei" w:hAnsi="WenQuanYi Micro Hei" w:eastAsia="WenQuanYi Micro Hei"/>
+          <w:b w:val="0"/>
+          <w:i w:val="0"/>
+          <w:color w:val="1A1A1A"/>
+          <w:sz w:val="20"/>
+        </w:rPr>
+        <w:t>关联客户与问题；配套数据看板统计客户问</w:t>
+      </w:r>
+      <w:r>
+        <w:tab/>
+      </w:r>
+      <w:r>
+        <w:rPr>
+          <w:rFonts w:ascii="WenQuanYi Micro Hei" w:hAnsi="WenQuanYi Micro Hei" w:eastAsia="WenQuanYi Micro Hei"/>
+          <w:b w:val="0"/>
+          <w:i w:val="0"/>
+          <w:color w:val="1A1A1A"/>
+          <w:sz w:val="20"/>
+        </w:rPr>
+        <w:t>题累计，提升售后过程透明度与复盘效率。</w:t>
       </w:r>
     </w:p>
     <w:p>
       <w:pPr>
-        <w:spacing w:before="0" w:after="20" w:line="288" w:lineRule="auto"/>
+        <w:autoSpaceDN w:val="0"/>
+        <w:tabs>
+          <w:tab w:pos="228" w:val="left"/>
+          <w:tab w:pos="8960" w:val="left"/>
+        </w:tabs>
+        <w:autoSpaceDE w:val="0"/>
+        <w:widowControl/>
+        <w:spacing w:line="306" w:lineRule="exact" w:before="94" w:after="0"/>
+        <w:ind w:left="0" w:right="0" w:firstLine="0"/>
+        <w:jc w:val="left"/>
       </w:pPr>
       <w:r>
         <w:rPr>
-          <w:rFonts w:ascii="Calibri" w:hAnsi="Calibri" w:eastAsia="微软雅黑"/>
-          <w:b w:val="0"/>
+          <w:rFonts w:ascii="Noto Sans" w:hAnsi="Noto Sans" w:eastAsia="Noto Sans"/>
+          <w:b/>
+          <w:i w:val="0"/>
+          <w:color w:val="1A1A1A"/>
           <w:sz w:val="20"/>
         </w:rPr>
-        <w:t>❖ 多产品线支持：四轮定位设备、ADAS 校准设备、汽车空调冷媒交换机、喷油嘴检测清洗机、变速箱油液清洗交换机、新能源电池包充放电与均衡维保设备、汽车诊断平板等；在培训深度有限的情况下，依靠自学与实战快速形成可交付支持能力。</w:t>
+        <w:t>ELEGOO</w:t>
+      </w:r>
+      <w:r>
+        <w:rPr>
+          <w:rFonts w:ascii="Type3 (18 0 R)" w:hAnsi="Type3 (18 0 R)" w:eastAsia="Type3 (18 0 R)"/>
+          <w:b w:val="0"/>
+          <w:i w:val="0"/>
+          <w:color w:val="1A1A1A"/>
+          <w:sz w:val="20"/>
+        </w:rPr>
+        <w:t>（</w:t>
+      </w:r>
+      <w:r>
+        <w:rPr>
+          <w:rFonts w:ascii="Type3 (21 0 R)" w:hAnsi="Type3 (21 0 R)" w:eastAsia="Type3 (21 0 R)"/>
+          <w:b w:val="0"/>
+          <w:i w:val="0"/>
+          <w:color w:val="1A1A1A"/>
+          <w:sz w:val="20"/>
+        </w:rPr>
+        <w:t>深</w:t>
+      </w:r>
+      <w:r>
+        <w:rPr>
+          <w:rFonts w:ascii="Type3 (27 0 R)" w:hAnsi="Type3 (27 0 R)" w:eastAsia="Type3 (27 0 R)"/>
+          <w:b w:val="0"/>
+          <w:i w:val="0"/>
+          <w:color w:val="1A1A1A"/>
+          <w:sz w:val="20"/>
+        </w:rPr>
+        <w:t>圳</w:t>
+      </w:r>
+      <w:r>
+        <w:rPr>
+          <w:rFonts w:ascii="Type3 (10 0 R)" w:hAnsi="Type3 (10 0 R)" w:eastAsia="Type3 (10 0 R)"/>
+          <w:b w:val="0"/>
+          <w:i w:val="0"/>
+          <w:color w:val="1A1A1A"/>
+          <w:sz w:val="20"/>
+        </w:rPr>
+        <w:t>市</w:t>
+      </w:r>
+      <w:r>
+        <w:rPr>
+          <w:rFonts w:ascii="Type3 (16 0 R)" w:hAnsi="Type3 (16 0 R)" w:eastAsia="Type3 (16 0 R)"/>
+          <w:b w:val="0"/>
+          <w:i w:val="0"/>
+          <w:color w:val="1A1A1A"/>
+          <w:sz w:val="20"/>
+        </w:rPr>
+        <w:t>智</w:t>
+      </w:r>
+      <w:r>
+        <w:rPr>
+          <w:rFonts w:ascii="Type3 (17 0 R)" w:hAnsi="Type3 (17 0 R)" w:eastAsia="Type3 (17 0 R)"/>
+          <w:b w:val="0"/>
+          <w:i w:val="0"/>
+          <w:color w:val="1A1A1A"/>
+          <w:sz w:val="20"/>
+        </w:rPr>
+        <w:t>能</w:t>
+      </w:r>
+      <w:r>
+        <w:rPr>
+          <w:rFonts w:ascii="Type3 (21 0 R)" w:hAnsi="Type3 (21 0 R)" w:eastAsia="Type3 (21 0 R)"/>
+          <w:b w:val="0"/>
+          <w:i w:val="0"/>
+          <w:color w:val="1A1A1A"/>
+          <w:sz w:val="20"/>
+        </w:rPr>
+        <w:t>派</w:t>
+      </w:r>
+      <w:r>
+        <w:rPr>
+          <w:rFonts w:ascii="Type3 (26 0 R)" w:hAnsi="Type3 (26 0 R)" w:eastAsia="Type3 (26 0 R)"/>
+          <w:b w:val="0"/>
+          <w:i w:val="0"/>
+          <w:color w:val="1A1A1A"/>
+          <w:sz w:val="20"/>
+        </w:rPr>
+        <w:t>科</w:t>
+      </w:r>
+      <w:r>
+        <w:rPr>
+          <w:rFonts w:ascii="Type3 (23 0 R)" w:hAnsi="Type3 (23 0 R)" w:eastAsia="Type3 (23 0 R)"/>
+          <w:b w:val="0"/>
+          <w:i w:val="0"/>
+          <w:color w:val="1A1A1A"/>
+          <w:sz w:val="20"/>
+        </w:rPr>
+        <w:t>技</w:t>
+      </w:r>
+      <w:r>
+        <w:rPr>
+          <w:rFonts w:ascii="Type3 (16 0 R)" w:hAnsi="Type3 (16 0 R)" w:eastAsia="Type3 (16 0 R)"/>
+          <w:b w:val="0"/>
+          <w:i w:val="0"/>
+          <w:color w:val="1A1A1A"/>
+          <w:sz w:val="20"/>
+        </w:rPr>
+        <w:t>有</w:t>
+      </w:r>
+      <w:r>
+        <w:rPr>
+          <w:rFonts w:ascii="Type3 (28 0 R)" w:hAnsi="Type3 (28 0 R)" w:eastAsia="Type3 (28 0 R)"/>
+          <w:b w:val="0"/>
+          <w:i w:val="0"/>
+          <w:color w:val="1A1A1A"/>
+          <w:sz w:val="20"/>
+        </w:rPr>
+        <w:t>限</w:t>
+      </w:r>
+      <w:r>
+        <w:rPr>
+          <w:rFonts w:ascii="Type3 (29 0 R)" w:hAnsi="Type3 (29 0 R)" w:eastAsia="Type3 (29 0 R)"/>
+          <w:b w:val="0"/>
+          <w:i w:val="0"/>
+          <w:color w:val="1A1A1A"/>
+          <w:sz w:val="20"/>
+        </w:rPr>
+        <w:t>公</w:t>
+      </w:r>
+      <w:r>
+        <w:rPr>
+          <w:rFonts w:ascii="Type3 (13 0 R)" w:hAnsi="Type3 (13 0 R)" w:eastAsia="Type3 (13 0 R)"/>
+          <w:b w:val="0"/>
+          <w:i w:val="0"/>
+          <w:color w:val="1A1A1A"/>
+          <w:sz w:val="20"/>
+        </w:rPr>
+        <w:t>司</w:t>
+      </w:r>
+      <w:r>
+        <w:rPr>
+          <w:rFonts w:ascii="Type3 (20 0 R)" w:hAnsi="Type3 (20 0 R)" w:eastAsia="Type3 (20 0 R)"/>
+          <w:b w:val="0"/>
+          <w:i w:val="0"/>
+          <w:color w:val="1A1A1A"/>
+          <w:sz w:val="20"/>
+        </w:rPr>
+        <w:t>）｜</w:t>
+      </w:r>
+      <w:r>
+        <w:rPr>
+          <w:rFonts w:ascii="Type3 (21 0 R)" w:hAnsi="Type3 (21 0 R)" w:eastAsia="Type3 (21 0 R)"/>
+          <w:b w:val="0"/>
+          <w:i w:val="0"/>
+          <w:color w:val="1A1A1A"/>
+          <w:sz w:val="20"/>
+        </w:rPr>
+        <w:t>海</w:t>
+      </w:r>
+      <w:r>
+        <w:rPr>
+          <w:rFonts w:ascii="Type3 (22 0 R)" w:hAnsi="Type3 (22 0 R)" w:eastAsia="Type3 (22 0 R)"/>
+          <w:b w:val="0"/>
+          <w:i w:val="0"/>
+          <w:color w:val="1A1A1A"/>
+          <w:sz w:val="20"/>
+        </w:rPr>
+        <w:t>外</w:t>
+      </w:r>
+      <w:r>
+        <w:rPr>
+          <w:rFonts w:ascii="Type3 (23 0 R)" w:hAnsi="Type3 (23 0 R)" w:eastAsia="Type3 (23 0 R)"/>
+          <w:b w:val="0"/>
+          <w:i w:val="0"/>
+          <w:color w:val="1A1A1A"/>
+          <w:sz w:val="20"/>
+        </w:rPr>
+        <w:t>技</w:t>
+      </w:r>
+      <w:r>
+        <w:rPr>
+          <w:rFonts w:ascii="Type3 (16 0 R)" w:hAnsi="Type3 (16 0 R)" w:eastAsia="Type3 (16 0 R)"/>
+          <w:b w:val="0"/>
+          <w:i w:val="0"/>
+          <w:color w:val="1A1A1A"/>
+          <w:sz w:val="20"/>
+        </w:rPr>
+        <w:t>术</w:t>
+      </w:r>
+      <w:r>
+        <w:rPr>
+          <w:rFonts w:ascii="Type3 (24 0 R)" w:hAnsi="Type3 (24 0 R)" w:eastAsia="Type3 (24 0 R)"/>
+          <w:b w:val="0"/>
+          <w:i w:val="0"/>
+          <w:color w:val="1A1A1A"/>
+          <w:sz w:val="20"/>
+        </w:rPr>
+        <w:t>支</w:t>
+      </w:r>
+      <w:r>
+        <w:rPr>
+          <w:rFonts w:ascii="Type3 (23 0 R)" w:hAnsi="Type3 (23 0 R)" w:eastAsia="Type3 (23 0 R)"/>
+          <w:b w:val="0"/>
+          <w:i w:val="0"/>
+          <w:color w:val="1A1A1A"/>
+          <w:sz w:val="20"/>
+        </w:rPr>
+        <w:t>持</w:t>
+      </w:r>
+      <w:r>
+        <w:rPr>
+          <w:rFonts w:ascii="Type3 (10 0 R)" w:hAnsi="Type3 (10 0 R)" w:eastAsia="Type3 (10 0 R)"/>
+          <w:b w:val="0"/>
+          <w:i w:val="0"/>
+          <w:color w:val="1A1A1A"/>
+          <w:sz w:val="20"/>
+        </w:rPr>
+        <w:t>工</w:t>
+      </w:r>
+      <w:r>
+        <w:rPr>
+          <w:rFonts w:ascii="Type3 (26 0 R)" w:hAnsi="Type3 (26 0 R)" w:eastAsia="Type3 (26 0 R)"/>
+          <w:b w:val="0"/>
+          <w:i w:val="0"/>
+          <w:color w:val="1A1A1A"/>
+          <w:sz w:val="20"/>
+        </w:rPr>
+        <w:t>程</w:t>
+      </w:r>
+      <w:r>
+        <w:rPr>
+          <w:rFonts w:ascii="Type3 (10 0 R)" w:hAnsi="Type3 (10 0 R)" w:eastAsia="Type3 (10 0 R)"/>
+          <w:b w:val="0"/>
+          <w:i w:val="0"/>
+          <w:color w:val="1A1A1A"/>
+          <w:sz w:val="20"/>
+        </w:rPr>
+        <w:t>师</w:t>
+      </w:r>
+      <w:r>
+        <w:tab/>
+      </w:r>
+      <w:r>
+        <w:rPr>
+          <w:rFonts w:ascii="Noto Sans" w:hAnsi="Noto Sans" w:eastAsia="Noto Sans"/>
+          <w:b w:val="0"/>
+          <w:i w:val="0"/>
+          <w:color w:val="555555"/>
+          <w:sz w:val="19"/>
+        </w:rPr>
+        <w:t>2025.08 – 2025.10</w:t>
+      </w:r>
+      <w:r>
+        <w:rPr>
+          <w:rFonts w:ascii="WenQuanYi Micro Hei" w:hAnsi="WenQuanYi Micro Hei" w:eastAsia="WenQuanYi Micro Hei"/>
+          <w:b w:val="0"/>
+          <w:i w:val="0"/>
+          <w:color w:val="444444"/>
+          <w:sz w:val="19"/>
+        </w:rPr>
+        <w:t>行业：</w:t>
+      </w:r>
+      <w:r>
+        <w:rPr>
+          <w:rFonts w:ascii="Noto Sans" w:hAnsi="Noto Sans" w:eastAsia="Noto Sans"/>
+          <w:b w:val="0"/>
+          <w:i w:val="0"/>
+          <w:color w:val="444444"/>
+          <w:sz w:val="19"/>
+        </w:rPr>
+        <w:t xml:space="preserve">3D </w:t>
+      </w:r>
+      <w:r>
+        <w:rPr>
+          <w:rFonts w:ascii="WenQuanYi Micro Hei" w:hAnsi="WenQuanYi Micro Hei" w:eastAsia="WenQuanYi Micro Hei"/>
+          <w:b w:val="0"/>
+          <w:i w:val="0"/>
+          <w:color w:val="444444"/>
+          <w:sz w:val="19"/>
+        </w:rPr>
+        <w:t>打印出海｜工作模式：工位远程支持欧美客户售后邮件</w:t>
+      </w:r>
+      <w:r>
+        <w:rPr>
+          <w:rFonts w:ascii="Noto Sans" w:hAnsi="Noto Sans" w:eastAsia="Noto Sans"/>
+          <w:b w:val="0"/>
+          <w:i w:val="0"/>
+          <w:color w:val="444444"/>
+          <w:sz w:val="19"/>
+        </w:rPr>
+        <w:t>/</w:t>
+      </w:r>
+      <w:r>
+        <w:rPr>
+          <w:rFonts w:ascii="WenQuanYi Micro Hei" w:hAnsi="WenQuanYi Micro Hei" w:eastAsia="WenQuanYi Micro Hei"/>
+          <w:b w:val="0"/>
+          <w:i w:val="0"/>
+          <w:color w:val="444444"/>
+          <w:sz w:val="19"/>
+        </w:rPr>
+        <w:t>技术咨询</w:t>
+      </w:r>
+      <w:r>
+        <w:br/>
+      </w:r>
+      <w:r>
+        <w:rPr>
+          <w:rFonts w:ascii="DejaVu Sans" w:hAnsi="DejaVu Sans" w:eastAsia="DejaVu Sans"/>
+          <w:b w:val="0"/>
+          <w:i w:val="0"/>
+          <w:color w:val="1A1A1A"/>
+          <w:sz w:val="17"/>
+        </w:rPr>
+        <w:t>❖</w:t>
+      </w:r>
+      <w:r>
+        <w:rPr>
+          <w:rFonts w:ascii="WenQuanYi Micro Hei" w:hAnsi="WenQuanYi Micro Hei" w:eastAsia="WenQuanYi Micro Hei"/>
+          <w:b w:val="0"/>
+          <w:i w:val="0"/>
+          <w:color w:val="1A1A1A"/>
+          <w:sz w:val="20"/>
+        </w:rPr>
+        <w:t>快速学习公司产品线，独立处理欧美客户技术咨询，日均处理大量问题并保持高好评反馈；形成</w:t>
+      </w:r>
+      <w:r>
+        <w:rPr>
+          <w:rFonts w:ascii="Noto Sans" w:hAnsi="Noto Sans" w:eastAsia="Noto Sans"/>
+          <w:b w:val="0"/>
+          <w:i w:val="0"/>
+          <w:color w:val="1A1A1A"/>
+          <w:sz w:val="20"/>
+        </w:rPr>
+        <w:t>“</w:t>
+      </w:r>
+      <w:r>
+        <w:rPr>
+          <w:rFonts w:ascii="WenQuanYi Micro Hei" w:hAnsi="WenQuanYi Micro Hei" w:eastAsia="WenQuanYi Micro Hei"/>
+          <w:b w:val="0"/>
+          <w:i w:val="0"/>
+          <w:color w:val="1A1A1A"/>
+          <w:sz w:val="20"/>
+        </w:rPr>
+        <w:t>先复现、再分层、再</w:t>
+      </w:r>
+      <w:r>
+        <w:tab/>
+      </w:r>
+      <w:r>
+        <w:rPr>
+          <w:rFonts w:ascii="WenQuanYi Micro Hei" w:hAnsi="WenQuanYi Micro Hei" w:eastAsia="WenQuanYi Micro Hei"/>
+          <w:b w:val="0"/>
+          <w:i w:val="0"/>
+          <w:color w:val="1A1A1A"/>
+          <w:sz w:val="20"/>
+        </w:rPr>
+        <w:t>闭环</w:t>
+      </w:r>
+      <w:r>
+        <w:rPr>
+          <w:rFonts w:ascii="Noto Sans" w:hAnsi="Noto Sans" w:eastAsia="Noto Sans"/>
+          <w:b w:val="0"/>
+          <w:i w:val="0"/>
+          <w:color w:val="1A1A1A"/>
+          <w:sz w:val="20"/>
+        </w:rPr>
+        <w:t>”</w:t>
+      </w:r>
+      <w:r>
+        <w:rPr>
+          <w:rFonts w:ascii="WenQuanYi Micro Hei" w:hAnsi="WenQuanYi Micro Hei" w:eastAsia="WenQuanYi Micro Hei"/>
+          <w:b w:val="0"/>
+          <w:i w:val="0"/>
+          <w:color w:val="1A1A1A"/>
+          <w:sz w:val="20"/>
+        </w:rPr>
+        <w:t>的支持习惯。</w:t>
       </w:r>
     </w:p>
     <w:p>
       <w:pPr>
-        <w:spacing w:before="0" w:after="20" w:line="288" w:lineRule="auto"/>
+        <w:autoSpaceDN w:val="0"/>
+        <w:autoSpaceDE w:val="0"/>
+        <w:widowControl/>
+        <w:spacing w:line="214" w:lineRule="auto" w:before="42" w:after="0"/>
+        <w:ind w:left="0" w:right="0" w:firstLine="0"/>
+        <w:jc w:val="left"/>
       </w:pPr>
       <w:r>
         <w:rPr>
-          <w:rFonts w:ascii="Calibri" w:hAnsi="Calibri" w:eastAsia="微软雅黑"/>
-          <w:b w:val="0"/>
+          <w:rFonts w:ascii="DejaVu Sans" w:hAnsi="DejaVu Sans" w:eastAsia="DejaVu Sans"/>
+          <w:b w:val="0"/>
+          <w:i w:val="0"/>
+          <w:color w:val="1A1A1A"/>
+          <w:sz w:val="17"/>
+        </w:rPr>
+        <w:t>❖</w:t>
+      </w:r>
+      <w:r>
+        <w:rPr>
+          <w:rFonts w:ascii="WenQuanYi Micro Hei" w:hAnsi="WenQuanYi Micro Hei" w:eastAsia="WenQuanYi Micro Hei"/>
+          <w:b w:val="0"/>
+          <w:i w:val="0"/>
+          <w:color w:val="1A1A1A"/>
           <w:sz w:val="20"/>
         </w:rPr>
-        <w:t>❖ 海外现场：出差西班牙、荷兰、法国、德国，完成售后故障处理、产品培训与客户答疑，积累跨文化沟通与现场闭环经验。</w:t>
+        <w:t>沉淀个人知识库并训练</w:t>
+      </w:r>
+      <w:r>
+        <w:rPr>
+          <w:rFonts w:ascii="Noto Sans" w:hAnsi="Noto Sans" w:eastAsia="Noto Sans"/>
+          <w:b w:val="0"/>
+          <w:i w:val="0"/>
+          <w:color w:val="1A1A1A"/>
+          <w:sz w:val="20"/>
+        </w:rPr>
+        <w:t xml:space="preserve"> AI Agent</w:t>
+      </w:r>
+      <w:r>
+        <w:rPr>
+          <w:rFonts w:ascii="WenQuanYi Micro Hei" w:hAnsi="WenQuanYi Micro Hei" w:eastAsia="WenQuanYi Micro Hei"/>
+          <w:b w:val="0"/>
+          <w:i w:val="0"/>
+          <w:color w:val="1A1A1A"/>
+          <w:sz w:val="20"/>
+        </w:rPr>
+        <w:t>，将重复问题标准化，提高检索与回复效率。</w:t>
       </w:r>
     </w:p>
     <w:p>
       <w:pPr>
-        <w:spacing w:before="0" w:after="20" w:line="288" w:lineRule="auto"/>
+        <w:autoSpaceDN w:val="0"/>
+        <w:autoSpaceDE w:val="0"/>
+        <w:widowControl/>
+        <w:spacing w:line="185" w:lineRule="auto" w:before="70" w:after="0"/>
+        <w:ind w:left="0" w:right="0" w:firstLine="0"/>
+        <w:jc w:val="left"/>
       </w:pPr>
       <w:r>
         <w:rPr>
-          <w:rFonts w:ascii="Calibri" w:hAnsi="Calibri" w:eastAsia="微软雅黑"/>
-          <w:b w:val="0"/>
+          <w:rFonts w:ascii="DejaVu Sans" w:hAnsi="DejaVu Sans" w:eastAsia="DejaVu Sans"/>
+          <w:b w:val="0"/>
+          <w:i w:val="0"/>
+          <w:color w:val="1A1A1A"/>
+          <w:sz w:val="17"/>
+        </w:rPr>
+        <w:t>❖</w:t>
+      </w:r>
+      <w:r>
+        <w:rPr>
+          <w:rFonts w:ascii="WenQuanYi Micro Hei" w:hAnsi="WenQuanYi Micro Hei" w:eastAsia="WenQuanYi Micro Hei"/>
+          <w:b w:val="0"/>
+          <w:i w:val="0"/>
+          <w:color w:val="1A1A1A"/>
           <w:sz w:val="20"/>
         </w:rPr>
-        <w:t>❖ 大客户项目：跟随大客户四轮定位设备软硬件需求约4个月，持续在研发与客户两侧对齐功能、接口、验收与问题优先级，最终推动产品落地交付。</w:t>
+        <w:t>系统整理用户痛点、设计缺陷与改进建议，反馈产品与技术部门，作为迭代输入。</w:t>
       </w:r>
     </w:p>
     <w:p>
       <w:pPr>
-        <w:spacing w:before="0" w:after="20" w:line="288" w:lineRule="auto"/>
+        <w:sectPr>
+          <w:pgSz w:w="11899" w:h="16838"/>
+          <w:pgMar w:top="338" w:right="644" w:bottom="1440" w:left="676" w:header="720" w:footer="720" w:gutter="0"/>
+          <w:cols/>
+          <w:docGrid w:linePitch="360"/>
+        </w:sectPr>
       </w:pPr>
-      <w:r>
-        <w:rPr>
-          <w:rFonts w:ascii="Calibri" w:hAnsi="Calibri" w:eastAsia="微软雅黑"/>
-          <w:b w:val="0"/>
-          <w:sz w:val="20"/>
-        </w:rPr>
-        <w:t>❖ 角色定位：技术深度因产品线广而不追求单机专家，但在需求澄清、问题定位、跨部门推进与客户预期管理方面形成稳定输出。</w:t>
-      </w:r>
     </w:p>
     <w:p>
       <w:pPr>
-        <w:spacing w:before="0" w:after="20" w:line="288" w:lineRule="auto"/>
+        <w:autoSpaceDN w:val="0"/>
+        <w:autoSpaceDE w:val="0"/>
+        <w:widowControl/>
+        <w:spacing w:line="220" w:lineRule="exact" w:before="0" w:after="278"/>
+        <w:ind w:left="0" w:right="0"/>
       </w:pPr>
-      <w:r>
-        <w:rPr>
-          <w:rFonts w:ascii="Calibri" w:hAnsi="Calibri" w:eastAsia="微软雅黑"/>
-          <w:b w:val="0"/>
-          <w:sz w:val="20"/>
-        </w:rPr>
-        <w:t>❖ AI 知识库助手：使用 Cursor 搭建服务部门智能知识库，沉淀常见问题、处理办法与产品文件；同事以对话方式提问即可定位对应文档；为销售与服务同事开通账号，部署于公司服务器并 7×24 运行，缓解国内外时差导致“销售要资料、国内已下班”的效率损失。</w:t>
-      </w:r>
     </w:p>
     <w:p>
       <w:pPr>
-        <w:spacing w:before="0" w:after="20" w:line="288" w:lineRule="auto"/>
+        <w:autoSpaceDN w:val="0"/>
+        <w:autoSpaceDE w:val="0"/>
+        <w:widowControl/>
+        <w:spacing w:line="232" w:lineRule="exact" w:before="0" w:after="106"/>
+        <w:ind w:left="0" w:right="0" w:firstLine="0"/>
+        <w:jc w:val="left"/>
       </w:pPr>
       <w:r>
         <w:rPr>
-          <w:rFonts w:ascii="Calibri" w:hAnsi="Calibri" w:eastAsia="微软雅黑"/>
-          <w:b w:val="0"/>
-          <w:sz w:val="20"/>
-        </w:rPr>
-        <w:t>❖ 售后工单平台：开发工单记录系统，支持上传视频、图片、文档，按 case 关联客户与问题；配套数据看板统计客户问题累计，提升售后过程透明度与复盘效率。</w:t>
+          <w:rFonts w:ascii="Type3 (14 0 R)" w:hAnsi="Type3 (14 0 R)" w:eastAsia="Type3 (14 0 R)"/>
+          <w:b w:val="0"/>
+          <w:i w:val="0"/>
+          <w:color w:val="1A1A1A"/>
+          <w:sz w:val="23"/>
+        </w:rPr>
+        <w:t>教</w:t>
+      </w:r>
+      <w:r>
+        <w:rPr>
+          <w:rFonts w:ascii="Type3 (17 0 R)" w:hAnsi="Type3 (17 0 R)" w:eastAsia="Type3 (17 0 R)"/>
+          <w:b w:val="0"/>
+          <w:i w:val="0"/>
+          <w:color w:val="1A1A1A"/>
+          <w:sz w:val="23"/>
+        </w:rPr>
+        <w:t>育背</w:t>
+      </w:r>
+      <w:r>
+        <w:rPr>
+          <w:rFonts w:ascii="Type3 (16 0 R)" w:hAnsi="Type3 (16 0 R)" w:eastAsia="Type3 (16 0 R)"/>
+          <w:b w:val="0"/>
+          <w:i w:val="0"/>
+          <w:color w:val="1A1A1A"/>
+          <w:sz w:val="23"/>
+        </w:rPr>
+        <w:t>景</w:t>
+      </w:r>
+    </w:p>
+    <w:tbl>
+      <w:tblPr>
+        <w:tblW w:type="auto" w:w="0"/>
+        <w:tblLayout w:type="fixed"/>
+        <w:tblLook w:firstColumn="1" w:firstRow="1" w:lastColumn="0" w:lastRow="0" w:noHBand="0" w:noVBand="1" w:val="04A0"/>
+        <w:tblInd w:w="0.0" w:type="dxa"/>
+      </w:tblPr>
+      <w:tblGrid>
+        <w:gridCol w:w="5289"/>
+        <w:gridCol w:w="5289"/>
+      </w:tblGrid>
+      <w:tr>
+        <w:trPr>
+          <w:trHeight w:hRule="exact" w:val="406"/>
+        </w:trPr>
+        <w:tc>
+          <w:tcPr>
+            <w:tcW w:type="dxa" w:w="7004"/>
+            <w:tcBorders>
+              <w:top w:sz="5.600000000000023" w:val="single" w:color="#212121"/>
+            </w:tcBorders>
+            <w:tcMar>
+              <w:start w:w="0" w:type="dxa"/>
+              <w:end w:w="0" w:type="dxa"/>
+            </w:tcMar>
+          </w:tcPr>
+          <w:p>
+            <w:pPr>
+              <w:autoSpaceDN w:val="0"/>
+              <w:autoSpaceDE w:val="0"/>
+              <w:widowControl/>
+              <w:spacing w:line="272" w:lineRule="exact" w:before="100" w:after="0"/>
+              <w:ind w:left="0" w:right="0" w:firstLine="0"/>
+              <w:jc w:val="left"/>
+            </w:pPr>
+            <w:r>
+              <w:rPr>
+                <w:rFonts w:ascii="Type3 (21 0 R)" w:hAnsi="Type3 (21 0 R)" w:eastAsia="Type3 (21 0 R)"/>
+                <w:b w:val="0"/>
+                <w:i w:val="0"/>
+                <w:color w:val="1A1A1A"/>
+                <w:sz w:val="20"/>
+              </w:rPr>
+              <w:t>浙</w:t>
+            </w:r>
+            <w:r>
+              <w:rPr>
+                <w:rFonts w:ascii="Type3 (31 0 R)" w:hAnsi="Type3 (31 0 R)" w:eastAsia="Type3 (31 0 R)"/>
+                <w:b w:val="0"/>
+                <w:i w:val="0"/>
+                <w:color w:val="1A1A1A"/>
+                <w:sz w:val="20"/>
+              </w:rPr>
+              <w:t>江</w:t>
+            </w:r>
+            <w:r>
+              <w:rPr>
+                <w:rFonts w:ascii="Type3 (26 0 R)" w:hAnsi="Type3 (26 0 R)" w:eastAsia="Type3 (26 0 R)"/>
+                <w:b w:val="0"/>
+                <w:i w:val="0"/>
+                <w:color w:val="1A1A1A"/>
+                <w:sz w:val="20"/>
+              </w:rPr>
+              <w:t>科</w:t>
+            </w:r>
+            <w:r>
+              <w:rPr>
+                <w:rFonts w:ascii="Type3 (23 0 R)" w:hAnsi="Type3 (23 0 R)" w:eastAsia="Type3 (23 0 R)"/>
+                <w:b w:val="0"/>
+                <w:i w:val="0"/>
+                <w:color w:val="1A1A1A"/>
+                <w:sz w:val="20"/>
+              </w:rPr>
+              <w:t>技</w:t>
+            </w:r>
+            <w:r>
+              <w:rPr>
+                <w:rFonts w:ascii="Type3 (22 0 R)" w:hAnsi="Type3 (22 0 R)" w:eastAsia="Type3 (22 0 R)"/>
+                <w:b w:val="0"/>
+                <w:i w:val="0"/>
+                <w:color w:val="1A1A1A"/>
+                <w:sz w:val="20"/>
+              </w:rPr>
+              <w:t>大</w:t>
+            </w:r>
+            <w:r>
+              <w:rPr>
+                <w:rFonts w:ascii="Type3 (33 0 R)" w:hAnsi="Type3 (33 0 R)" w:eastAsia="Type3 (33 0 R)"/>
+                <w:b w:val="0"/>
+                <w:i w:val="0"/>
+                <w:color w:val="1A1A1A"/>
+                <w:sz w:val="20"/>
+              </w:rPr>
+              <w:t>学</w:t>
+            </w:r>
+            <w:r>
+              <w:rPr>
+                <w:rFonts w:ascii="Type3 (20 0 R)" w:hAnsi="Type3 (20 0 R)" w:eastAsia="Type3 (20 0 R)"/>
+                <w:b w:val="0"/>
+                <w:i w:val="0"/>
+                <w:color w:val="1A1A1A"/>
+                <w:sz w:val="20"/>
+              </w:rPr>
+              <w:t>｜</w:t>
+            </w:r>
+            <w:r>
+              <w:rPr>
+                <w:rFonts w:ascii="Type3 (41 0 R)" w:hAnsi="Type3 (41 0 R)" w:eastAsia="Type3 (41 0 R)"/>
+                <w:b w:val="0"/>
+                <w:i w:val="0"/>
+                <w:color w:val="1A1A1A"/>
+                <w:sz w:val="20"/>
+              </w:rPr>
+              <w:t>自</w:t>
+            </w:r>
+            <w:r>
+              <w:rPr>
+                <w:rFonts w:ascii="Type3 (25 0 R)" w:hAnsi="Type3 (25 0 R)" w:eastAsia="Type3 (25 0 R)"/>
+                <w:b w:val="0"/>
+                <w:i w:val="0"/>
+                <w:color w:val="1A1A1A"/>
+                <w:sz w:val="20"/>
+              </w:rPr>
+              <w:t>动化</w:t>
+            </w:r>
+            <w:r>
+              <w:rPr>
+                <w:rFonts w:ascii="Type3 (20 0 R)" w:hAnsi="Type3 (20 0 R)" w:eastAsia="Type3 (20 0 R)"/>
+                <w:b w:val="0"/>
+                <w:i w:val="0"/>
+                <w:color w:val="1A1A1A"/>
+                <w:sz w:val="20"/>
+              </w:rPr>
+              <w:t>｜</w:t>
+            </w:r>
+            <w:r>
+              <w:rPr>
+                <w:rFonts w:ascii="Type3 (16 0 R)" w:hAnsi="Type3 (16 0 R)" w:eastAsia="Type3 (16 0 R)"/>
+                <w:b w:val="0"/>
+                <w:i w:val="0"/>
+                <w:color w:val="1A1A1A"/>
+                <w:sz w:val="20"/>
+              </w:rPr>
+              <w:t>本</w:t>
+            </w:r>
+            <w:r>
+              <w:rPr>
+                <w:rFonts w:ascii="Type3 (26 0 R)" w:hAnsi="Type3 (26 0 R)" w:eastAsia="Type3 (26 0 R)"/>
+                <w:b w:val="0"/>
+                <w:i w:val="0"/>
+                <w:color w:val="1A1A1A"/>
+                <w:sz w:val="20"/>
+              </w:rPr>
+              <w:t>科</w:t>
+            </w:r>
+            <w:r>
+              <w:rPr>
+                <w:rFonts w:ascii="Type3 (20 0 R)" w:hAnsi="Type3 (20 0 R)" w:eastAsia="Type3 (20 0 R)"/>
+                <w:b w:val="0"/>
+                <w:i w:val="0"/>
+                <w:color w:val="1A1A1A"/>
+                <w:sz w:val="20"/>
+              </w:rPr>
+              <w:t>｜</w:t>
+            </w:r>
+            <w:r>
+              <w:rPr>
+                <w:rFonts w:ascii="Noto Sans" w:hAnsi="Noto Sans" w:eastAsia="Noto Sans"/>
+                <w:b/>
+                <w:i w:val="0"/>
+                <w:color w:val="1A1A1A"/>
+                <w:sz w:val="20"/>
+              </w:rPr>
+              <w:t>GPA 3.04</w:t>
+            </w:r>
+            <w:r>
+              <w:rPr>
+                <w:rFonts w:ascii="Type3 (18 0 R)" w:hAnsi="Type3 (18 0 R)" w:eastAsia="Type3 (18 0 R)"/>
+                <w:b w:val="0"/>
+                <w:i w:val="0"/>
+                <w:color w:val="1A1A1A"/>
+                <w:sz w:val="20"/>
+              </w:rPr>
+              <w:t>（</w:t>
+            </w:r>
+            <w:r>
+              <w:rPr>
+                <w:rFonts w:ascii="Type3 (4 0 R)" w:hAnsi="Type3 (4 0 R)" w:eastAsia="Type3 (4 0 R)"/>
+                <w:b w:val="0"/>
+                <w:i w:val="0"/>
+                <w:color w:val="1A1A1A"/>
+                <w:sz w:val="20"/>
+              </w:rPr>
+              <w:t>专业</w:t>
+            </w:r>
+            <w:r>
+              <w:rPr>
+                <w:rFonts w:ascii="Type3 (25 0 R)" w:hAnsi="Type3 (25 0 R)" w:eastAsia="Type3 (25 0 R)"/>
+                <w:b w:val="0"/>
+                <w:i w:val="0"/>
+                <w:color w:val="1A1A1A"/>
+                <w:sz w:val="20"/>
+              </w:rPr>
+              <w:t>前</w:t>
+            </w:r>
+            <w:r>
+              <w:rPr>
+                <w:rFonts w:ascii="Noto Sans" w:hAnsi="Noto Sans" w:eastAsia="Noto Sans"/>
+                <w:b/>
+                <w:i w:val="0"/>
+                <w:color w:val="1A1A1A"/>
+                <w:sz w:val="20"/>
+              </w:rPr>
+              <w:t>15%</w:t>
+            </w:r>
+            <w:r>
+              <w:rPr>
+                <w:rFonts w:ascii="Type3 (20 0 R)" w:hAnsi="Type3 (20 0 R)" w:eastAsia="Type3 (20 0 R)"/>
+                <w:b w:val="0"/>
+                <w:i w:val="0"/>
+                <w:color w:val="1A1A1A"/>
+                <w:sz w:val="20"/>
+              </w:rPr>
+              <w:t>）</w:t>
+            </w:r>
+          </w:p>
+        </w:tc>
+        <w:tc>
+          <w:tcPr>
+            <w:tcW w:type="dxa" w:w="3556"/>
+            <w:tcBorders>
+              <w:top w:sz="5.600000000000023" w:val="single" w:color="#212121"/>
+            </w:tcBorders>
+            <w:tcMar>
+              <w:start w:w="0" w:type="dxa"/>
+              <w:end w:w="0" w:type="dxa"/>
+            </w:tcMar>
+          </w:tcPr>
+          <w:p>
+            <w:pPr>
+              <w:autoSpaceDN w:val="0"/>
+              <w:autoSpaceDE w:val="0"/>
+              <w:widowControl/>
+              <w:spacing w:line="240" w:lineRule="auto" w:before="110" w:after="0"/>
+              <w:ind w:left="0" w:right="2" w:firstLine="0"/>
+              <w:jc w:val="right"/>
+            </w:pPr>
+            <w:r>
+              <w:rPr>
+                <w:rFonts w:ascii="Noto Sans" w:hAnsi="Noto Sans" w:eastAsia="Noto Sans"/>
+                <w:b w:val="0"/>
+                <w:i w:val="0"/>
+                <w:color w:val="555555"/>
+                <w:sz w:val="19"/>
+              </w:rPr>
+              <w:t>2021.09 – 2025.06</w:t>
+            </w:r>
+          </w:p>
+        </w:tc>
+      </w:tr>
+    </w:tbl>
+    <w:p>
+      <w:pPr>
+        <w:autoSpaceDN w:val="0"/>
+        <w:autoSpaceDE w:val="0"/>
+        <w:widowControl/>
+        <w:spacing w:line="216" w:lineRule="auto" w:before="20" w:after="0"/>
+        <w:ind w:left="0" w:right="0" w:firstLine="0"/>
+        <w:jc w:val="left"/>
+      </w:pPr>
+      <w:r>
+        <w:rPr>
+          <w:rFonts w:ascii="WenQuanYi Micro Hei" w:hAnsi="WenQuanYi Micro Hei" w:eastAsia="WenQuanYi Micro Hei"/>
+          <w:b w:val="0"/>
+          <w:i w:val="0"/>
+          <w:color w:val="444444"/>
+          <w:sz w:val="19"/>
+        </w:rPr>
+        <w:t>英语水平：</w:t>
+      </w:r>
+      <w:r>
+        <w:rPr>
+          <w:rFonts w:ascii="Noto Sans" w:hAnsi="Noto Sans" w:eastAsia="Noto Sans"/>
+          <w:b w:val="0"/>
+          <w:i w:val="0"/>
+          <w:color w:val="444444"/>
+          <w:sz w:val="19"/>
+        </w:rPr>
+        <w:t>CET-6</w:t>
+      </w:r>
+      <w:r>
+        <w:rPr>
+          <w:rFonts w:ascii="WenQuanYi Micro Hei" w:hAnsi="WenQuanYi Micro Hei" w:eastAsia="WenQuanYi Micro Hei"/>
+          <w:b w:val="0"/>
+          <w:i w:val="0"/>
+          <w:color w:val="444444"/>
+          <w:sz w:val="19"/>
+        </w:rPr>
+        <w:t>｜主修：单片机与嵌入式、微机原理、自动控制原理、</w:t>
+      </w:r>
+      <w:r>
+        <w:rPr>
+          <w:rFonts w:ascii="Noto Sans" w:hAnsi="Noto Sans" w:eastAsia="Noto Sans"/>
+          <w:b w:val="0"/>
+          <w:i w:val="0"/>
+          <w:color w:val="444444"/>
+          <w:sz w:val="19"/>
+        </w:rPr>
+        <w:t xml:space="preserve">C </w:t>
+      </w:r>
+      <w:r>
+        <w:rPr>
+          <w:rFonts w:ascii="WenQuanYi Micro Hei" w:hAnsi="WenQuanYi Micro Hei" w:eastAsia="WenQuanYi Micro Hei"/>
+          <w:b w:val="0"/>
+          <w:i w:val="0"/>
+          <w:color w:val="444444"/>
+          <w:sz w:val="19"/>
+        </w:rPr>
+        <w:t>语言、数据结构等｜智能车实验室</w:t>
+      </w:r>
+      <w:r>
+        <w:rPr>
+          <w:rFonts w:ascii="Noto Sans" w:hAnsi="Noto Sans" w:eastAsia="Noto Sans"/>
+          <w:b w:val="0"/>
+          <w:i w:val="0"/>
+          <w:color w:val="444444"/>
+          <w:sz w:val="19"/>
+        </w:rPr>
+        <w:t xml:space="preserve"> 3 </w:t>
+      </w:r>
+      <w:r>
+        <w:rPr>
+          <w:rFonts w:ascii="WenQuanYi Micro Hei" w:hAnsi="WenQuanYi Micro Hei" w:eastAsia="WenQuanYi Micro Hei"/>
+          <w:b w:val="0"/>
+          <w:i w:val="0"/>
+          <w:color w:val="444444"/>
+          <w:sz w:val="19"/>
+        </w:rPr>
+        <w:t>年</w:t>
       </w:r>
     </w:p>
     <w:p>
       <w:pPr>
+        <w:autoSpaceDN w:val="0"/>
+        <w:autoSpaceDE w:val="0"/>
+        <w:widowControl/>
+        <w:spacing w:line="270" w:lineRule="exact" w:before="198" w:after="92"/>
+        <w:ind w:left="0" w:right="0" w:firstLine="0"/>
+        <w:jc w:val="left"/>
+      </w:pPr>
+      <w:r>
+        <w:rPr>
+          <w:rFonts w:ascii="Type3 (42 0 R)" w:hAnsi="Type3 (42 0 R)" w:eastAsia="Type3 (42 0 R)"/>
+          <w:b w:val="0"/>
+          <w:i w:val="0"/>
+          <w:color w:val="1A1A1A"/>
+          <w:sz w:val="23"/>
+        </w:rPr>
+        <w:t>项</w:t>
+      </w:r>
+      <w:r>
+        <w:rPr>
+          <w:rFonts w:ascii="Type3 (43 0 R)" w:hAnsi="Type3 (43 0 R)" w:eastAsia="Type3 (43 0 R)"/>
+          <w:b w:val="0"/>
+          <w:i w:val="0"/>
+          <w:color w:val="1A1A1A"/>
+          <w:sz w:val="23"/>
+        </w:rPr>
+        <w:t>目</w:t>
+      </w:r>
+      <w:r>
+        <w:rPr>
+          <w:rFonts w:ascii="Type3 (12 0 R)" w:hAnsi="Type3 (12 0 R)" w:eastAsia="Type3 (12 0 R)"/>
+          <w:b w:val="0"/>
+          <w:i w:val="0"/>
+          <w:color w:val="1A1A1A"/>
+          <w:sz w:val="23"/>
+        </w:rPr>
+        <w:t>经</w:t>
+      </w:r>
+      <w:r>
+        <w:rPr>
+          <w:rFonts w:ascii="Type3 (13 0 R)" w:hAnsi="Type3 (13 0 R)" w:eastAsia="Type3 (13 0 R)"/>
+          <w:b w:val="0"/>
+          <w:i w:val="0"/>
+          <w:color w:val="1A1A1A"/>
+          <w:sz w:val="23"/>
+        </w:rPr>
+        <w:t>历</w:t>
+      </w:r>
+      <w:r>
+        <w:rPr>
+          <w:rFonts w:ascii="Type3 (18 0 R)" w:hAnsi="Type3 (18 0 R)" w:eastAsia="Type3 (18 0 R)"/>
+          <w:b w:val="0"/>
+          <w:i w:val="0"/>
+          <w:color w:val="1A1A1A"/>
+          <w:sz w:val="23"/>
+        </w:rPr>
+        <w:t>（</w:t>
+      </w:r>
+      <w:r>
+        <w:rPr>
+          <w:rFonts w:ascii="Type3 (23 0 R)" w:hAnsi="Type3 (23 0 R)" w:eastAsia="Type3 (23 0 R)"/>
+          <w:b w:val="0"/>
+          <w:i w:val="0"/>
+          <w:color w:val="1A1A1A"/>
+          <w:sz w:val="23"/>
+        </w:rPr>
+        <w:t>技</w:t>
+      </w:r>
+      <w:r>
+        <w:rPr>
+          <w:rFonts w:ascii="Type3 (16 0 R)" w:hAnsi="Type3 (16 0 R)" w:eastAsia="Type3 (16 0 R)"/>
+          <w:b w:val="0"/>
+          <w:i w:val="0"/>
+          <w:color w:val="1A1A1A"/>
+          <w:sz w:val="23"/>
+        </w:rPr>
+        <w:t>术</w:t>
+      </w:r>
+      <w:r>
+        <w:rPr>
+          <w:rFonts w:ascii="Type3 (44 0 R)" w:hAnsi="Type3 (44 0 R)" w:eastAsia="Type3 (44 0 R)"/>
+          <w:b w:val="0"/>
+          <w:i w:val="0"/>
+          <w:color w:val="1A1A1A"/>
+          <w:sz w:val="23"/>
+        </w:rPr>
+        <w:t>基</w:t>
+      </w:r>
+      <w:r>
+        <w:rPr>
+          <w:rFonts w:ascii="Type3 (45 0 R)" w:hAnsi="Type3 (45 0 R)" w:eastAsia="Type3 (45 0 R)"/>
+          <w:b w:val="0"/>
+          <w:i w:val="0"/>
+          <w:color w:val="1A1A1A"/>
+          <w:sz w:val="23"/>
+        </w:rPr>
+        <w:t>础</w:t>
+      </w:r>
+      <w:r>
+        <w:rPr>
+          <w:rFonts w:ascii="Type3 (20 0 R)" w:hAnsi="Type3 (20 0 R)" w:eastAsia="Type3 (20 0 R)"/>
+          <w:b w:val="0"/>
+          <w:i w:val="0"/>
+          <w:color w:val="1A1A1A"/>
+          <w:sz w:val="23"/>
+        </w:rPr>
+        <w:t>）</w:t>
+      </w:r>
+    </w:p>
+    <w:tbl>
+      <w:tblPr>
+        <w:tblW w:type="auto" w:w="0"/>
+        <w:tblLayout w:type="fixed"/>
+        <w:tblLook w:firstColumn="1" w:firstRow="1" w:lastColumn="0" w:lastRow="0" w:noHBand="0" w:noVBand="1" w:val="04A0"/>
+        <w:tblInd w:w="0.0" w:type="dxa"/>
+      </w:tblPr>
+      <w:tblGrid>
+        <w:gridCol w:w="5289"/>
+        <w:gridCol w:w="5289"/>
+      </w:tblGrid>
+      <w:tr>
+        <w:trPr>
+          <w:trHeight w:hRule="exact" w:val="406"/>
+        </w:trPr>
+        <w:tc>
+          <w:tcPr>
+            <w:tcW w:type="dxa" w:w="6364"/>
+            <w:tcBorders>
+              <w:top w:sz="5.599999999999909" w:val="single" w:color="#212121"/>
+            </w:tcBorders>
+            <w:tcMar>
+              <w:start w:w="0" w:type="dxa"/>
+              <w:end w:w="0" w:type="dxa"/>
+            </w:tcMar>
+          </w:tcPr>
+          <w:p>
+            <w:pPr>
+              <w:autoSpaceDN w:val="0"/>
+              <w:autoSpaceDE w:val="0"/>
+              <w:widowControl/>
+              <w:spacing w:line="272" w:lineRule="exact" w:before="102" w:after="0"/>
+              <w:ind w:left="0" w:right="0" w:firstLine="0"/>
+              <w:jc w:val="left"/>
+            </w:pPr>
+            <w:r>
+              <w:rPr>
+                <w:rFonts w:ascii="Type3 (32 0 R)" w:hAnsi="Type3 (32 0 R)" w:eastAsia="Type3 (32 0 R)"/>
+                <w:b w:val="0"/>
+                <w:i w:val="0"/>
+                <w:color w:val="1A1A1A"/>
+                <w:sz w:val="20"/>
+              </w:rPr>
+              <w:t>惯</w:t>
+            </w:r>
+            <w:r>
+              <w:rPr>
+                <w:rFonts w:ascii="Type3 (33 0 R)" w:hAnsi="Type3 (33 0 R)" w:eastAsia="Type3 (33 0 R)"/>
+                <w:b w:val="0"/>
+                <w:i w:val="0"/>
+                <w:color w:val="1A1A1A"/>
+                <w:sz w:val="20"/>
+              </w:rPr>
+              <w:t>导定</w:t>
+            </w:r>
+            <w:r>
+              <w:rPr>
+                <w:rFonts w:ascii="Type3 (11 0 R)" w:hAnsi="Type3 (11 0 R)" w:eastAsia="Type3 (11 0 R)"/>
+                <w:b w:val="0"/>
+                <w:i w:val="0"/>
+                <w:color w:val="1A1A1A"/>
+                <w:sz w:val="20"/>
+              </w:rPr>
+              <w:t>位</w:t>
+            </w:r>
+            <w:r>
+              <w:rPr>
+                <w:rFonts w:ascii="Type3 (46 0 R)" w:hAnsi="Type3 (46 0 R)" w:eastAsia="Type3 (46 0 R)"/>
+                <w:b w:val="0"/>
+                <w:i w:val="0"/>
+                <w:color w:val="1A1A1A"/>
+                <w:sz w:val="20"/>
+              </w:rPr>
+              <w:t>越</w:t>
+            </w:r>
+            <w:r>
+              <w:rPr>
+                <w:rFonts w:ascii="Type3 (47 0 R)" w:hAnsi="Type3 (47 0 R)" w:eastAsia="Type3 (47 0 R)"/>
+                <w:b w:val="0"/>
+                <w:i w:val="0"/>
+                <w:color w:val="1A1A1A"/>
+                <w:sz w:val="20"/>
+              </w:rPr>
+              <w:t>野</w:t>
+            </w:r>
+            <w:r>
+              <w:rPr>
+                <w:rFonts w:ascii="Type3 (48 0 R)" w:hAnsi="Type3 (48 0 R)" w:eastAsia="Type3 (48 0 R)"/>
+                <w:b w:val="0"/>
+                <w:i w:val="0"/>
+                <w:color w:val="1A1A1A"/>
+                <w:sz w:val="20"/>
+              </w:rPr>
+              <w:t>车</w:t>
+            </w:r>
+            <w:r>
+              <w:rPr>
+                <w:rFonts w:ascii="Type3 (18 0 R)" w:hAnsi="Type3 (18 0 R)" w:eastAsia="Type3 (18 0 R)"/>
+                <w:b w:val="0"/>
+                <w:i w:val="0"/>
+                <w:color w:val="1A1A1A"/>
+                <w:sz w:val="20"/>
+              </w:rPr>
+              <w:t>（</w:t>
+            </w:r>
+            <w:r>
+              <w:rPr>
+                <w:rFonts w:ascii="Type3 (49 0 R)" w:hAnsi="Type3 (49 0 R)" w:eastAsia="Type3 (49 0 R)"/>
+                <w:b w:val="0"/>
+                <w:i w:val="0"/>
+                <w:color w:val="1A1A1A"/>
+                <w:sz w:val="20"/>
+              </w:rPr>
+              <w:t>英</w:t>
+            </w:r>
+            <w:r>
+              <w:rPr>
+                <w:rFonts w:ascii="Type3 (42 0 R)" w:hAnsi="Type3 (42 0 R)" w:eastAsia="Type3 (42 0 R)"/>
+                <w:b w:val="0"/>
+                <w:i w:val="0"/>
+                <w:color w:val="1A1A1A"/>
+                <w:sz w:val="20"/>
+              </w:rPr>
+              <w:t>飞</w:t>
+            </w:r>
+            <w:r>
+              <w:rPr>
+                <w:rFonts w:ascii="Type3 (29 0 R)" w:hAnsi="Type3 (29 0 R)" w:eastAsia="Type3 (29 0 R)"/>
+                <w:b w:val="0"/>
+                <w:i w:val="0"/>
+                <w:color w:val="1A1A1A"/>
+                <w:sz w:val="20"/>
+              </w:rPr>
+              <w:t>凌</w:t>
+            </w:r>
+            <w:r>
+              <w:rPr>
+                <w:rFonts w:ascii="Noto Sans" w:hAnsi="Noto Sans" w:eastAsia="Noto Sans"/>
+                <w:b/>
+                <w:i w:val="0"/>
+                <w:color w:val="1A1A1A"/>
+                <w:sz w:val="20"/>
+              </w:rPr>
+              <w:t xml:space="preserve"> TC264 / TC377</w:t>
+            </w:r>
+            <w:r>
+              <w:rPr>
+                <w:rFonts w:ascii="Type3 (20 0 R)" w:hAnsi="Type3 (20 0 R)" w:eastAsia="Type3 (20 0 R)"/>
+                <w:b w:val="0"/>
+                <w:i w:val="0"/>
+                <w:color w:val="1A1A1A"/>
+                <w:sz w:val="20"/>
+              </w:rPr>
+              <w:t>）</w:t>
+            </w:r>
+          </w:p>
+        </w:tc>
+        <w:tc>
+          <w:tcPr>
+            <w:tcW w:type="dxa" w:w="4196"/>
+            <w:tcBorders>
+              <w:top w:sz="5.599999999999909" w:val="single" w:color="#212121"/>
+            </w:tcBorders>
+            <w:tcMar>
+              <w:start w:w="0" w:type="dxa"/>
+              <w:end w:w="0" w:type="dxa"/>
+            </w:tcMar>
+          </w:tcPr>
+          <w:p>
+            <w:pPr>
+              <w:autoSpaceDN w:val="0"/>
+              <w:autoSpaceDE w:val="0"/>
+              <w:widowControl/>
+              <w:spacing w:line="240" w:lineRule="auto" w:before="112" w:after="0"/>
+              <w:ind w:left="0" w:right="2" w:firstLine="0"/>
+              <w:jc w:val="right"/>
+            </w:pPr>
+            <w:r>
+              <w:rPr>
+                <w:rFonts w:ascii="Noto Sans" w:hAnsi="Noto Sans" w:eastAsia="Noto Sans"/>
+                <w:b w:val="0"/>
+                <w:i w:val="0"/>
+                <w:color w:val="555555"/>
+                <w:sz w:val="19"/>
+              </w:rPr>
+              <w:t>2022.12 – 2023.08</w:t>
+            </w:r>
+          </w:p>
+        </w:tc>
+      </w:tr>
+    </w:tbl>
+    <w:p>
+      <w:pPr>
+        <w:autoSpaceDN w:val="0"/>
         <w:tabs>
-          <w:tab w:pos="9354" w:val="right"/>
+          <w:tab w:pos="228" w:val="left"/>
         </w:tabs>
-        <w:spacing w:before="100" w:after="20" w:line="276" w:lineRule="auto"/>
+        <w:autoSpaceDE w:val="0"/>
+        <w:widowControl/>
+        <w:spacing w:line="245" w:lineRule="auto" w:before="20" w:after="0"/>
+        <w:ind w:left="0" w:right="144" w:firstLine="0"/>
+        <w:jc w:val="left"/>
       </w:pPr>
       <w:r>
         <w:rPr>
-          <w:rFonts w:ascii="Calibri" w:hAnsi="Calibri" w:eastAsia="微软雅黑"/>
-          <w:b/>
-          <w:sz w:val="21"/>
-        </w:rPr>
-        <w:t>ELEGOO（深圳市智能派科技有限公司）｜海外技术支持工程师</w:t>
-      </w:r>
-      <w:r>
-        <w:rPr>
-          <w:rFonts w:ascii="Calibri" w:hAnsi="Calibri" w:eastAsia="微软雅黑"/>
-          <w:b w:val="0"/>
-          <w:color w:val="555555"/>
+          <w:rFonts w:ascii="WenQuanYi Micro Hei" w:hAnsi="WenQuanYi Micro Hei" w:eastAsia="WenQuanYi Micro Hei"/>
+          <w:b w:val="0"/>
+          <w:i w:val="0"/>
+          <w:color w:val="444444"/>
+          <w:sz w:val="19"/>
+        </w:rPr>
+        <w:t>智能车实验室｜感知：</w:t>
+      </w:r>
+      <w:r>
+        <w:rPr>
+          <w:rFonts w:ascii="Noto Sans" w:hAnsi="Noto Sans" w:eastAsia="Noto Sans"/>
+          <w:b w:val="0"/>
+          <w:i w:val="0"/>
+          <w:color w:val="444444"/>
+          <w:sz w:val="19"/>
+        </w:rPr>
+        <w:t>GPS + IMU</w:t>
+      </w:r>
+      <w:r>
+        <w:rPr>
+          <w:rFonts w:ascii="WenQuanYi Micro Hei" w:hAnsi="WenQuanYi Micro Hei" w:eastAsia="WenQuanYi Micro Hei"/>
+          <w:b w:val="0"/>
+          <w:i w:val="0"/>
+          <w:color w:val="444444"/>
+          <w:sz w:val="19"/>
+        </w:rPr>
+        <w:t>｜成果：浙江省大学生智能车竞赛二等奖（省第四）</w:t>
+      </w:r>
+      <w:r>
+        <w:br/>
+      </w:r>
+      <w:r>
+        <w:rPr>
+          <w:rFonts w:ascii="DejaVu Sans" w:hAnsi="DejaVu Sans" w:eastAsia="DejaVu Sans"/>
+          <w:b w:val="0"/>
+          <w:i w:val="0"/>
+          <w:color w:val="1A1A1A"/>
+          <w:sz w:val="17"/>
+        </w:rPr>
+        <w:t>❖</w:t>
+      </w:r>
+      <w:r>
+        <w:rPr>
+          <w:rFonts w:ascii="WenQuanYi Micro Hei" w:hAnsi="WenQuanYi Micro Hei" w:eastAsia="WenQuanYi Micro Hei"/>
+          <w:b w:val="0"/>
+          <w:i w:val="0"/>
+          <w:color w:val="1A1A1A"/>
           <w:sz w:val="20"/>
         </w:rPr>
+        <w:t>对比</w:t>
+      </w:r>
+      <w:r>
+        <w:rPr>
+          <w:rFonts w:ascii="Noto Sans" w:hAnsi="Noto Sans" w:eastAsia="Noto Sans"/>
+          <w:b w:val="0"/>
+          <w:i w:val="0"/>
+          <w:color w:val="1A1A1A"/>
+          <w:sz w:val="20"/>
+        </w:rPr>
+        <w:t xml:space="preserve"> GPS_TAU1201</w:t>
+      </w:r>
+      <w:r>
+        <w:rPr>
+          <w:rFonts w:ascii="WenQuanYi Micro Hei" w:hAnsi="WenQuanYi Micro Hei" w:eastAsia="WenQuanYi Micro Hei"/>
+          <w:b w:val="0"/>
+          <w:i w:val="0"/>
+          <w:color w:val="1A1A1A"/>
+          <w:sz w:val="20"/>
+        </w:rPr>
+        <w:t>（</w:t>
+      </w:r>
+      <w:r>
+        <w:rPr>
+          <w:rFonts w:ascii="Noto Sans" w:hAnsi="Noto Sans" w:eastAsia="Noto Sans"/>
+          <w:b w:val="0"/>
+          <w:i w:val="0"/>
+          <w:color w:val="1A1A1A"/>
+          <w:sz w:val="20"/>
+        </w:rPr>
+        <w:t>UART</w:t>
+      </w:r>
+      <w:r>
+        <w:rPr>
+          <w:rFonts w:ascii="WenQuanYi Micro Hei" w:hAnsi="WenQuanYi Micro Hei" w:eastAsia="WenQuanYi Micro Hei"/>
+          <w:b w:val="0"/>
+          <w:i w:val="0"/>
+          <w:color w:val="1A1A1A"/>
+          <w:sz w:val="20"/>
+        </w:rPr>
+        <w:t>）与</w:t>
+      </w:r>
+      <w:r>
+        <w:rPr>
+          <w:rFonts w:ascii="Noto Sans" w:hAnsi="Noto Sans" w:eastAsia="Noto Sans"/>
+          <w:b w:val="0"/>
+          <w:i w:val="0"/>
+          <w:color w:val="1A1A1A"/>
+          <w:sz w:val="20"/>
+        </w:rPr>
+        <w:t xml:space="preserve"> IMU660RA</w:t>
+      </w:r>
+      <w:r>
+        <w:rPr>
+          <w:rFonts w:ascii="WenQuanYi Micro Hei" w:hAnsi="WenQuanYi Micro Hei" w:eastAsia="WenQuanYi Micro Hei"/>
+          <w:b w:val="0"/>
+          <w:i w:val="0"/>
+          <w:color w:val="1A1A1A"/>
+          <w:sz w:val="20"/>
+        </w:rPr>
+        <w:t>（</w:t>
+      </w:r>
+      <w:r>
+        <w:rPr>
+          <w:rFonts w:ascii="Noto Sans" w:hAnsi="Noto Sans" w:eastAsia="Noto Sans"/>
+          <w:b w:val="0"/>
+          <w:i w:val="0"/>
+          <w:color w:val="1A1A1A"/>
+          <w:sz w:val="20"/>
+        </w:rPr>
+        <w:t>SPI</w:t>
+      </w:r>
+      <w:r>
+        <w:rPr>
+          <w:rFonts w:ascii="WenQuanYi Micro Hei" w:hAnsi="WenQuanYi Micro Hei" w:eastAsia="WenQuanYi Micro Hei"/>
+          <w:b w:val="0"/>
+          <w:i w:val="0"/>
+          <w:color w:val="1A1A1A"/>
+          <w:sz w:val="20"/>
+        </w:rPr>
+        <w:t>）方案，采用融合与互补算法提升实时性，缩短循迹响应，减少约</w:t>
+      </w:r>
+      <w:r>
         <w:tab/>
-        <w:t>2025.08 – 2025.10</w:t>
+      </w:r>
+      <w:r>
+        <w:rPr>
+          <w:rFonts w:ascii="Noto Sans" w:hAnsi="Noto Sans" w:eastAsia="Noto Sans"/>
+          <w:b w:val="0"/>
+          <w:i w:val="0"/>
+          <w:color w:val="1A1A1A"/>
+          <w:sz w:val="20"/>
+        </w:rPr>
+        <w:t xml:space="preserve">2s </w:t>
+      </w:r>
+      <w:r>
+        <w:rPr>
+          <w:rFonts w:ascii="WenQuanYi Micro Hei" w:hAnsi="WenQuanYi Micro Hei" w:eastAsia="WenQuanYi Micro Hei"/>
+          <w:b w:val="0"/>
+          <w:i w:val="0"/>
+          <w:color w:val="1A1A1A"/>
+          <w:sz w:val="20"/>
+        </w:rPr>
+        <w:t>比赛用时。</w:t>
       </w:r>
     </w:p>
     <w:p>
       <w:pPr>
-        <w:spacing w:before="0" w:after="20" w:line="276" w:lineRule="auto"/>
+        <w:autoSpaceDN w:val="0"/>
+        <w:autoSpaceDE w:val="0"/>
+        <w:widowControl/>
+        <w:spacing w:line="214" w:lineRule="auto" w:before="44" w:after="0"/>
+        <w:ind w:left="0" w:right="0" w:firstLine="0"/>
+        <w:jc w:val="left"/>
       </w:pPr>
       <w:r>
         <w:rPr>
-          <w:rFonts w:ascii="Calibri" w:hAnsi="Calibri" w:eastAsia="微软雅黑"/>
-          <w:b w:val="0"/>
-          <w:color w:val="555555"/>
-          <w:sz w:val="19"/>
-        </w:rPr>
-        <w:t>行业：3D 打印出海｜工作模式：工位远程支持欧美客户售后邮件/技术咨询</w:t>
+          <w:rFonts w:ascii="DejaVu Sans" w:hAnsi="DejaVu Sans" w:eastAsia="DejaVu Sans"/>
+          <w:b w:val="0"/>
+          <w:i w:val="0"/>
+          <w:color w:val="1A1A1A"/>
+          <w:sz w:val="17"/>
+        </w:rPr>
+        <w:t>❖</w:t>
+      </w:r>
+      <w:r>
+        <w:rPr>
+          <w:rFonts w:ascii="WenQuanYi Micro Hei" w:hAnsi="WenQuanYi Micro Hei" w:eastAsia="WenQuanYi Micro Hei"/>
+          <w:b w:val="0"/>
+          <w:i w:val="0"/>
+          <w:color w:val="1A1A1A"/>
+          <w:sz w:val="20"/>
+        </w:rPr>
+        <w:t>设计自动任务分区逻辑，降低人工干预；用</w:t>
+      </w:r>
+      <w:r>
+        <w:rPr>
+          <w:rFonts w:ascii="Noto Sans" w:hAnsi="Noto Sans" w:eastAsia="Noto Sans"/>
+          <w:b w:val="0"/>
+          <w:i w:val="0"/>
+          <w:color w:val="1A1A1A"/>
+          <w:sz w:val="20"/>
+        </w:rPr>
+        <w:t xml:space="preserve"> VOFA+ </w:t>
+      </w:r>
+      <w:r>
+        <w:rPr>
+          <w:rFonts w:ascii="WenQuanYi Micro Hei" w:hAnsi="WenQuanYi Micro Hei" w:eastAsia="WenQuanYi Micro Hei"/>
+          <w:b w:val="0"/>
+          <w:i w:val="0"/>
+          <w:color w:val="1A1A1A"/>
+          <w:sz w:val="20"/>
+        </w:rPr>
+        <w:t>与</w:t>
+      </w:r>
+      <w:r>
+        <w:rPr>
+          <w:rFonts w:ascii="Noto Sans" w:hAnsi="Noto Sans" w:eastAsia="Noto Sans"/>
+          <w:b w:val="0"/>
+          <w:i w:val="0"/>
+          <w:color w:val="1A1A1A"/>
+          <w:sz w:val="20"/>
+        </w:rPr>
+        <w:t xml:space="preserve"> Matlab </w:t>
+      </w:r>
+      <w:r>
+        <w:rPr>
+          <w:rFonts w:ascii="WenQuanYi Micro Hei" w:hAnsi="WenQuanYi Micro Hei" w:eastAsia="WenQuanYi Micro Hei"/>
+          <w:b w:val="0"/>
+          <w:i w:val="0"/>
+          <w:color w:val="1A1A1A"/>
+          <w:sz w:val="20"/>
+        </w:rPr>
+        <w:t>分析路径误差并优化</w:t>
+      </w:r>
+      <w:r>
+        <w:rPr>
+          <w:rFonts w:ascii="Noto Sans" w:hAnsi="Noto Sans" w:eastAsia="Noto Sans"/>
+          <w:b w:val="0"/>
+          <w:i w:val="0"/>
+          <w:color w:val="1A1A1A"/>
+          <w:sz w:val="20"/>
+        </w:rPr>
+        <w:t xml:space="preserve"> PID</w:t>
+      </w:r>
+      <w:r>
+        <w:rPr>
+          <w:rFonts w:ascii="WenQuanYi Micro Hei" w:hAnsi="WenQuanYi Micro Hei" w:eastAsia="WenQuanYi Micro Hei"/>
+          <w:b w:val="0"/>
+          <w:i w:val="0"/>
+          <w:color w:val="1A1A1A"/>
+          <w:sz w:val="20"/>
+        </w:rPr>
+        <w:t>，降低寻迹偏移。</w:t>
       </w:r>
     </w:p>
     <w:p>
       <w:pPr>
-        <w:spacing w:before="0" w:after="20" w:line="288" w:lineRule="auto"/>
+        <w:autoSpaceDN w:val="0"/>
+        <w:autoSpaceDE w:val="0"/>
+        <w:widowControl/>
+        <w:spacing w:line="185" w:lineRule="auto" w:before="68" w:after="0"/>
+        <w:ind w:left="0" w:right="0" w:firstLine="0"/>
+        <w:jc w:val="left"/>
       </w:pPr>
       <w:r>
         <w:rPr>
-          <w:rFonts w:ascii="Calibri" w:hAnsi="Calibri" w:eastAsia="微软雅黑"/>
-          <w:b w:val="0"/>
+          <w:rFonts w:ascii="DejaVu Sans" w:hAnsi="DejaVu Sans" w:eastAsia="DejaVu Sans"/>
+          <w:b w:val="0"/>
+          <w:i w:val="0"/>
+          <w:color w:val="1A1A1A"/>
+          <w:sz w:val="17"/>
+        </w:rPr>
+        <w:t>❖</w:t>
+      </w:r>
+      <w:r>
+        <w:rPr>
+          <w:rFonts w:ascii="WenQuanYi Micro Hei" w:hAnsi="WenQuanYi Micro Hei" w:eastAsia="WenQuanYi Micro Hei"/>
+          <w:b w:val="0"/>
+          <w:i w:val="0"/>
+          <w:color w:val="1A1A1A"/>
           <w:sz w:val="20"/>
         </w:rPr>
-        <w:t>❖ 快速学习公司产品线，独立处理欧美客户技术咨询，日均处理大量问题并保持高好评反馈；形成“先复现、再分层、再闭环”的支持习惯。</w:t>
+        <w:t>备赛中协调传感器选型与软硬件分工，锻炼跨角色协作与问题决策能力。</w:t>
       </w:r>
     </w:p>
     <w:p>
       <w:pPr>
-        <w:spacing w:before="0" w:after="20" w:line="288" w:lineRule="auto"/>
+        <w:autoSpaceDN w:val="0"/>
+        <w:tabs>
+          <w:tab w:pos="8960" w:val="left"/>
+        </w:tabs>
+        <w:autoSpaceDE w:val="0"/>
+        <w:widowControl/>
+        <w:spacing w:line="310" w:lineRule="exact" w:before="90" w:after="0"/>
+        <w:ind w:left="0" w:right="0" w:firstLine="0"/>
+        <w:jc w:val="left"/>
       </w:pPr>
       <w:r>
         <w:rPr>
-          <w:rFonts w:ascii="Calibri" w:hAnsi="Calibri" w:eastAsia="微软雅黑"/>
-          <w:b w:val="0"/>
+          <w:rFonts w:ascii="Type3 (41 0 R)" w:hAnsi="Type3 (41 0 R)" w:eastAsia="Type3 (41 0 R)"/>
+          <w:b w:val="0"/>
+          <w:i w:val="0"/>
+          <w:color w:val="1A1A1A"/>
           <w:sz w:val="20"/>
         </w:rPr>
-        <w:t>❖ 沉淀个人知识库并训练 AI Agent，将重复问题标准化，提高检索与回复效率。</w:t>
+        <w:t>自</w:t>
+      </w:r>
+      <w:r>
+        <w:rPr>
+          <w:rFonts w:ascii="Type3 (25 0 R)" w:hAnsi="Type3 (25 0 R)" w:eastAsia="Type3 (25 0 R)"/>
+          <w:b w:val="0"/>
+          <w:i w:val="0"/>
+          <w:color w:val="1A1A1A"/>
+          <w:sz w:val="20"/>
+        </w:rPr>
+        <w:t>动</w:t>
+      </w:r>
+      <w:r>
+        <w:rPr>
+          <w:rFonts w:ascii="Type3 (12 0 R)" w:hAnsi="Type3 (12 0 R)" w:eastAsia="Type3 (12 0 R)"/>
+          <w:b w:val="0"/>
+          <w:i w:val="0"/>
+          <w:color w:val="1A1A1A"/>
+          <w:sz w:val="20"/>
+        </w:rPr>
+        <w:t>红</w:t>
+      </w:r>
+      <w:r>
+        <w:rPr>
+          <w:rFonts w:ascii="Type3 (22 0 R)" w:hAnsi="Type3 (22 0 R)" w:eastAsia="Type3 (22 0 R)"/>
+          <w:b w:val="0"/>
+          <w:i w:val="0"/>
+          <w:color w:val="1A1A1A"/>
+          <w:sz w:val="20"/>
+        </w:rPr>
+        <w:t>外</w:t>
+      </w:r>
+      <w:r>
+        <w:rPr>
+          <w:rFonts w:ascii="Type3 (50 0 R)" w:hAnsi="Type3 (50 0 R)" w:eastAsia="Type3 (50 0 R)"/>
+          <w:b w:val="0"/>
+          <w:i w:val="0"/>
+          <w:color w:val="1A1A1A"/>
+          <w:sz w:val="20"/>
+        </w:rPr>
+        <w:t>循</w:t>
+      </w:r>
+      <w:r>
+        <w:rPr>
+          <w:rFonts w:ascii="Type3 (48 0 R)" w:hAnsi="Type3 (48 0 R)" w:eastAsia="Type3 (48 0 R)"/>
+          <w:b w:val="0"/>
+          <w:i w:val="0"/>
+          <w:color w:val="1A1A1A"/>
+          <w:sz w:val="20"/>
+        </w:rPr>
+        <w:t>迹</w:t>
+      </w:r>
+      <w:r>
+        <w:rPr>
+          <w:rFonts w:ascii="Type3 (51 0 R)" w:hAnsi="Type3 (51 0 R)" w:eastAsia="Type3 (51 0 R)"/>
+          <w:b w:val="0"/>
+          <w:i w:val="0"/>
+          <w:color w:val="1A1A1A"/>
+          <w:sz w:val="20"/>
+        </w:rPr>
+        <w:t>系</w:t>
+      </w:r>
+      <w:r>
+        <w:rPr>
+          <w:rFonts w:ascii="Type3 (12 0 R)" w:hAnsi="Type3 (12 0 R)" w:eastAsia="Type3 (12 0 R)"/>
+          <w:b w:val="0"/>
+          <w:i w:val="0"/>
+          <w:color w:val="1A1A1A"/>
+          <w:sz w:val="20"/>
+        </w:rPr>
+        <w:t>统</w:t>
+      </w:r>
+      <w:r>
+        <w:rPr>
+          <w:rFonts w:ascii="Type3 (18 0 R)" w:hAnsi="Type3 (18 0 R)" w:eastAsia="Type3 (18 0 R)"/>
+          <w:b w:val="0"/>
+          <w:i w:val="0"/>
+          <w:color w:val="1A1A1A"/>
+          <w:sz w:val="20"/>
+        </w:rPr>
+        <w:t>（</w:t>
+      </w:r>
+      <w:r>
+        <w:rPr>
+          <w:rFonts w:ascii="Type3 (50 0 R)" w:hAnsi="Type3 (50 0 R)" w:eastAsia="Type3 (50 0 R)"/>
+          <w:b w:val="0"/>
+          <w:i w:val="0"/>
+          <w:color w:val="1A1A1A"/>
+          <w:sz w:val="20"/>
+        </w:rPr>
+        <w:t>德</w:t>
+      </w:r>
+      <w:r>
+        <w:rPr>
+          <w:rFonts w:ascii="Type3 (10 0 R)" w:hAnsi="Type3 (10 0 R)" w:eastAsia="Type3 (10 0 R)"/>
+          <w:b w:val="0"/>
+          <w:i w:val="0"/>
+          <w:color w:val="1A1A1A"/>
+          <w:sz w:val="20"/>
+        </w:rPr>
+        <w:t>州</w:t>
+      </w:r>
+      <w:r>
+        <w:rPr>
+          <w:rFonts w:ascii="Type3 (5 0 R)" w:hAnsi="Type3 (5 0 R)" w:eastAsia="Type3 (5 0 R)"/>
+          <w:b w:val="0"/>
+          <w:i w:val="0"/>
+          <w:color w:val="1A1A1A"/>
+          <w:sz w:val="20"/>
+        </w:rPr>
+        <w:t>仪</w:t>
+      </w:r>
+      <w:r>
+        <w:rPr>
+          <w:rFonts w:ascii="Type3 (27 0 R)" w:hAnsi="Type3 (27 0 R)" w:eastAsia="Type3 (27 0 R)"/>
+          <w:b w:val="0"/>
+          <w:i w:val="0"/>
+          <w:color w:val="1A1A1A"/>
+          <w:sz w:val="20"/>
+        </w:rPr>
+        <w:t>器</w:t>
+      </w:r>
+      <w:r>
+        <w:rPr>
+          <w:rFonts w:ascii="Noto Sans" w:hAnsi="Noto Sans" w:eastAsia="Noto Sans"/>
+          <w:b/>
+          <w:i w:val="0"/>
+          <w:color w:val="1A1A1A"/>
+          <w:sz w:val="20"/>
+        </w:rPr>
+        <w:t xml:space="preserve"> MSPM0G3507</w:t>
+      </w:r>
+      <w:r>
+        <w:rPr>
+          <w:rFonts w:ascii="Type3 (20 0 R)" w:hAnsi="Type3 (20 0 R)" w:eastAsia="Type3 (20 0 R)"/>
+          <w:b w:val="0"/>
+          <w:i w:val="0"/>
+          <w:color w:val="1A1A1A"/>
+          <w:sz w:val="20"/>
+        </w:rPr>
+        <w:t>）</w:t>
+      </w:r>
+      <w:r>
+        <w:tab/>
+      </w:r>
+      <w:r>
+        <w:rPr>
+          <w:rFonts w:ascii="Noto Sans" w:hAnsi="Noto Sans" w:eastAsia="Noto Sans"/>
+          <w:b w:val="0"/>
+          <w:i w:val="0"/>
+          <w:color w:val="555555"/>
+          <w:sz w:val="19"/>
+        </w:rPr>
+        <w:t xml:space="preserve">2024.07 – 2024.08 </w:t>
+      </w:r>
+      <w:r>
+        <w:rPr>
+          <w:rFonts w:ascii="Noto Sans" w:hAnsi="Noto Sans" w:eastAsia="Noto Sans"/>
+          <w:b w:val="0"/>
+          <w:i w:val="0"/>
+          <w:color w:val="444444"/>
+          <w:sz w:val="19"/>
+        </w:rPr>
+        <w:t xml:space="preserve">MPU6050 + </w:t>
+      </w:r>
+      <w:r>
+        <w:rPr>
+          <w:rFonts w:ascii="WenQuanYi Micro Hei" w:hAnsi="WenQuanYi Micro Hei" w:eastAsia="WenQuanYi Micro Hei"/>
+          <w:b w:val="0"/>
+          <w:i w:val="0"/>
+          <w:color w:val="444444"/>
+          <w:sz w:val="19"/>
+        </w:rPr>
+        <w:t>红外阵列｜成果：浙江省大学生电子设计竞赛</w:t>
+      </w:r>
+      <w:r>
+        <w:rPr>
+          <w:rFonts w:ascii="Noto Sans" w:hAnsi="Noto Sans" w:eastAsia="Noto Sans"/>
+          <w:b w:val="0"/>
+          <w:i w:val="0"/>
+          <w:color w:val="444444"/>
+          <w:sz w:val="19"/>
+        </w:rPr>
+        <w:t xml:space="preserve"> H </w:t>
+      </w:r>
+      <w:r>
+        <w:rPr>
+          <w:rFonts w:ascii="WenQuanYi Micro Hei" w:hAnsi="WenQuanYi Micro Hei" w:eastAsia="WenQuanYi Micro Hei"/>
+          <w:b w:val="0"/>
+          <w:i w:val="0"/>
+          <w:color w:val="444444"/>
+          <w:sz w:val="19"/>
+        </w:rPr>
+        <w:t>题（完成前三问）</w:t>
+      </w:r>
+      <w:r>
+        <w:br/>
+      </w:r>
+      <w:r>
+        <w:rPr>
+          <w:rFonts w:ascii="DejaVu Sans" w:hAnsi="DejaVu Sans" w:eastAsia="DejaVu Sans"/>
+          <w:b w:val="0"/>
+          <w:i w:val="0"/>
+          <w:color w:val="1A1A1A"/>
+          <w:sz w:val="17"/>
+        </w:rPr>
+        <w:t>❖</w:t>
+      </w:r>
+      <w:r>
+        <w:rPr>
+          <w:rFonts w:ascii="WenQuanYi Micro Hei" w:hAnsi="WenQuanYi Micro Hei" w:eastAsia="WenQuanYi Micro Hei"/>
+          <w:b w:val="0"/>
+          <w:i w:val="0"/>
+          <w:color w:val="1A1A1A"/>
+          <w:sz w:val="20"/>
+        </w:rPr>
+        <w:t>设计</w:t>
+      </w:r>
+      <w:r>
+        <w:rPr>
+          <w:rFonts w:ascii="Noto Sans" w:hAnsi="Noto Sans" w:eastAsia="Noto Sans"/>
+          <w:b w:val="0"/>
+          <w:i w:val="0"/>
+          <w:color w:val="1A1A1A"/>
+          <w:sz w:val="20"/>
+        </w:rPr>
+        <w:t xml:space="preserve"> 7 </w:t>
+      </w:r>
+      <w:r>
+        <w:rPr>
+          <w:rFonts w:ascii="WenQuanYi Micro Hei" w:hAnsi="WenQuanYi Micro Hei" w:eastAsia="WenQuanYi Micro Hei"/>
+          <w:b w:val="0"/>
+          <w:i w:val="0"/>
+          <w:color w:val="1A1A1A"/>
+          <w:sz w:val="20"/>
+        </w:rPr>
+        <w:t>路红外循迹阵列（</w:t>
+      </w:r>
+      <w:r>
+        <w:rPr>
+          <w:rFonts w:ascii="Noto Sans" w:hAnsi="Noto Sans" w:eastAsia="Noto Sans"/>
+          <w:b w:val="0"/>
+          <w:i w:val="0"/>
+          <w:color w:val="1A1A1A"/>
+          <w:sz w:val="20"/>
+        </w:rPr>
+        <w:t>3-1-3</w:t>
+      </w:r>
+      <w:r>
+        <w:rPr>
+          <w:rFonts w:ascii="WenQuanYi Micro Hei" w:hAnsi="WenQuanYi Micro Hei" w:eastAsia="WenQuanYi Micro Hei"/>
+          <w:b w:val="0"/>
+          <w:i w:val="0"/>
+          <w:color w:val="1A1A1A"/>
+          <w:sz w:val="20"/>
+        </w:rPr>
+        <w:t>）布局并推动团队落地；用</w:t>
+      </w:r>
+      <w:r>
+        <w:rPr>
+          <w:rFonts w:ascii="Noto Sans" w:hAnsi="Noto Sans" w:eastAsia="Noto Sans"/>
+          <w:b w:val="0"/>
+          <w:i w:val="0"/>
+          <w:color w:val="1A1A1A"/>
+          <w:sz w:val="20"/>
+        </w:rPr>
+        <w:t xml:space="preserve"> DMP </w:t>
+      </w:r>
+      <w:r>
+        <w:rPr>
+          <w:rFonts w:ascii="WenQuanYi Micro Hei" w:hAnsi="WenQuanYi Micro Hei" w:eastAsia="WenQuanYi Micro Hei"/>
+          <w:b w:val="0"/>
+          <w:i w:val="0"/>
+          <w:color w:val="1A1A1A"/>
+          <w:sz w:val="20"/>
+        </w:rPr>
+        <w:t>获取欧拉角并建立误差修正，缓解偏航角零漂。</w:t>
+      </w:r>
+      <w:r>
+        <w:rPr>
+          <w:rFonts w:ascii="DejaVu Sans" w:hAnsi="DejaVu Sans" w:eastAsia="DejaVu Sans"/>
+          <w:b w:val="0"/>
+          <w:i w:val="0"/>
+          <w:color w:val="1A1A1A"/>
+          <w:sz w:val="17"/>
+        </w:rPr>
+        <w:t>❖</w:t>
+      </w:r>
+      <w:r>
+        <w:rPr>
+          <w:rFonts w:ascii="WenQuanYi Micro Hei" w:hAnsi="WenQuanYi Micro Hei" w:eastAsia="WenQuanYi Micro Hei"/>
+          <w:b w:val="0"/>
+          <w:i w:val="0"/>
+          <w:color w:val="1A1A1A"/>
+          <w:sz w:val="20"/>
+        </w:rPr>
+        <w:t>基于</w:t>
+      </w:r>
+      <w:r>
+        <w:rPr>
+          <w:rFonts w:ascii="Noto Sans" w:hAnsi="Noto Sans" w:eastAsia="Noto Sans"/>
+          <w:b w:val="0"/>
+          <w:i w:val="0"/>
+          <w:color w:val="1A1A1A"/>
+          <w:sz w:val="20"/>
+        </w:rPr>
+        <w:t xml:space="preserve"> Keil5 / SysConfig </w:t>
+      </w:r>
+      <w:r>
+        <w:rPr>
+          <w:rFonts w:ascii="WenQuanYi Micro Hei" w:hAnsi="WenQuanYi Micro Hei" w:eastAsia="WenQuanYi Micro Hei"/>
+          <w:b w:val="0"/>
+          <w:i w:val="0"/>
+          <w:color w:val="1A1A1A"/>
+          <w:sz w:val="20"/>
+        </w:rPr>
+        <w:t>配置</w:t>
+      </w:r>
+      <w:r>
+        <w:rPr>
+          <w:rFonts w:ascii="Noto Sans" w:hAnsi="Noto Sans" w:eastAsia="Noto Sans"/>
+          <w:b w:val="0"/>
+          <w:i w:val="0"/>
+          <w:color w:val="1A1A1A"/>
+          <w:sz w:val="20"/>
+        </w:rPr>
+        <w:t xml:space="preserve"> GPIO/UART</w:t>
+      </w:r>
+      <w:r>
+        <w:rPr>
+          <w:rFonts w:ascii="WenQuanYi Micro Hei" w:hAnsi="WenQuanYi Micro Hei" w:eastAsia="WenQuanYi Micro Hei"/>
+          <w:b w:val="0"/>
+          <w:i w:val="0"/>
+          <w:color w:val="1A1A1A"/>
+          <w:sz w:val="20"/>
+        </w:rPr>
+        <w:t>，缩短外设联调周期。</w:t>
       </w:r>
     </w:p>
     <w:p>
       <w:pPr>
-        <w:spacing w:before="0" w:after="20" w:line="288" w:lineRule="auto"/>
+        <w:autoSpaceDN w:val="0"/>
+        <w:tabs>
+          <w:tab w:pos="8960" w:val="left"/>
+        </w:tabs>
+        <w:autoSpaceDE w:val="0"/>
+        <w:widowControl/>
+        <w:spacing w:line="316" w:lineRule="exact" w:before="76" w:after="0"/>
+        <w:ind w:left="0" w:right="0" w:firstLine="0"/>
+        <w:jc w:val="left"/>
       </w:pPr>
       <w:r>
         <w:rPr>
-          <w:rFonts w:ascii="Calibri" w:hAnsi="Calibri" w:eastAsia="微软雅黑"/>
-          <w:b w:val="0"/>
+          <w:rFonts w:ascii="Type3 (44 0 R)" w:hAnsi="Type3 (44 0 R)" w:eastAsia="Type3 (44 0 R)"/>
+          <w:b w:val="0"/>
+          <w:i w:val="0"/>
+          <w:color w:val="1A1A1A"/>
           <w:sz w:val="20"/>
         </w:rPr>
-        <w:t>❖ 系统整理用户痛点、设计缺陷与改进建议，反馈产品与技术部门，作为迭代输入。</w:t>
+        <w:t>基</w:t>
+      </w:r>
+      <w:r>
+        <w:rPr>
+          <w:rFonts w:ascii="Type3 (5 0 R)" w:hAnsi="Type3 (5 0 R)" w:eastAsia="Type3 (5 0 R)"/>
+          <w:b w:val="0"/>
+          <w:i w:val="0"/>
+          <w:color w:val="1A1A1A"/>
+          <w:sz w:val="20"/>
+        </w:rPr>
+        <w:t>于</w:t>
+      </w:r>
+      <w:r>
+        <w:rPr>
+          <w:rFonts w:ascii="Noto Sans" w:hAnsi="Noto Sans" w:eastAsia="Noto Sans"/>
+          <w:b/>
+          <w:i w:val="0"/>
+          <w:color w:val="1A1A1A"/>
+          <w:sz w:val="20"/>
+        </w:rPr>
+        <w:t xml:space="preserve"> μC/OS-II </w:t>
+      </w:r>
+      <w:r>
+        <w:rPr>
+          <w:rFonts w:ascii="Type3 (48 0 R)" w:hAnsi="Type3 (48 0 R)" w:eastAsia="Type3 (48 0 R)"/>
+          <w:b w:val="0"/>
+          <w:i w:val="0"/>
+          <w:color w:val="1A1A1A"/>
+          <w:sz w:val="20"/>
+        </w:rPr>
+        <w:t>车载</w:t>
+      </w:r>
+      <w:r>
+        <w:rPr>
+          <w:rFonts w:ascii="Type3 (52 0 R)" w:hAnsi="Type3 (52 0 R)" w:eastAsia="Type3 (52 0 R)"/>
+          <w:b w:val="0"/>
+          <w:i w:val="0"/>
+          <w:color w:val="1A1A1A"/>
+          <w:sz w:val="20"/>
+        </w:rPr>
+        <w:t>电</w:t>
+      </w:r>
+      <w:r>
+        <w:rPr>
+          <w:rFonts w:ascii="Type3 (53 0 R)" w:hAnsi="Type3 (53 0 R)" w:eastAsia="Type3 (53 0 R)"/>
+          <w:b w:val="0"/>
+          <w:i w:val="0"/>
+          <w:color w:val="1A1A1A"/>
+          <w:sz w:val="20"/>
+        </w:rPr>
+        <w:t>控</w:t>
+      </w:r>
+      <w:r>
+        <w:rPr>
+          <w:rFonts w:ascii="Type3 (13 0 R)" w:hAnsi="Type3 (13 0 R)" w:eastAsia="Type3 (13 0 R)"/>
+          <w:b w:val="0"/>
+          <w:i w:val="0"/>
+          <w:color w:val="1A1A1A"/>
+          <w:sz w:val="20"/>
+        </w:rPr>
+        <w:t>单</w:t>
+      </w:r>
+      <w:r>
+        <w:rPr>
+          <w:rFonts w:ascii="Type3 (54 0 R)" w:hAnsi="Type3 (54 0 R)" w:eastAsia="Type3 (54 0 R)"/>
+          <w:b w:val="0"/>
+          <w:i w:val="0"/>
+          <w:color w:val="1A1A1A"/>
+          <w:sz w:val="20"/>
+        </w:rPr>
+        <w:t>元</w:t>
+      </w:r>
+      <w:r>
+        <w:rPr>
+          <w:rFonts w:ascii="Type3 (18 0 R)" w:hAnsi="Type3 (18 0 R)" w:eastAsia="Type3 (18 0 R)"/>
+          <w:b w:val="0"/>
+          <w:i w:val="0"/>
+          <w:color w:val="1A1A1A"/>
+          <w:sz w:val="20"/>
+        </w:rPr>
+        <w:t>（</w:t>
+      </w:r>
+      <w:r>
+        <w:rPr>
+          <w:rFonts w:ascii="Noto Sans" w:hAnsi="Noto Sans" w:eastAsia="Noto Sans"/>
+          <w:b/>
+          <w:i w:val="0"/>
+          <w:color w:val="1A1A1A"/>
+          <w:sz w:val="20"/>
+        </w:rPr>
+        <w:t>STM32F103C8T6</w:t>
+      </w:r>
+      <w:r>
+        <w:rPr>
+          <w:rFonts w:ascii="Type3 (20 0 R)" w:hAnsi="Type3 (20 0 R)" w:eastAsia="Type3 (20 0 R)"/>
+          <w:b w:val="0"/>
+          <w:i w:val="0"/>
+          <w:color w:val="1A1A1A"/>
+          <w:sz w:val="20"/>
+        </w:rPr>
+        <w:t>）</w:t>
+      </w:r>
+      <w:r>
+        <w:tab/>
+      </w:r>
+      <w:r>
+        <w:rPr>
+          <w:rFonts w:ascii="Noto Sans" w:hAnsi="Noto Sans" w:eastAsia="Noto Sans"/>
+          <w:b w:val="0"/>
+          <w:i w:val="0"/>
+          <w:color w:val="555555"/>
+          <w:sz w:val="19"/>
+        </w:rPr>
+        <w:t>2025.02 – 2025.04</w:t>
+      </w:r>
+      <w:r>
+        <w:rPr>
+          <w:rFonts w:ascii="WenQuanYi Micro Hei" w:hAnsi="WenQuanYi Micro Hei" w:eastAsia="WenQuanYi Micro Hei"/>
+          <w:b w:val="0"/>
+          <w:i w:val="0"/>
+          <w:color w:val="444444"/>
+          <w:sz w:val="19"/>
+        </w:rPr>
+        <w:t>实时控制与安全响应｜成果：障碍物识别响应延迟</w:t>
+      </w:r>
+      <w:r>
+        <w:rPr>
+          <w:rFonts w:ascii="Noto Sans" w:hAnsi="Noto Sans" w:eastAsia="Noto Sans"/>
+          <w:b w:val="0"/>
+          <w:i w:val="0"/>
+          <w:color w:val="444444"/>
+          <w:sz w:val="19"/>
+        </w:rPr>
+        <w:t xml:space="preserve"> &lt;50ms</w:t>
+      </w:r>
+      <w:r>
+        <w:br/>
+      </w:r>
+      <w:r>
+        <w:rPr>
+          <w:rFonts w:ascii="DejaVu Sans" w:hAnsi="DejaVu Sans" w:eastAsia="DejaVu Sans"/>
+          <w:b w:val="0"/>
+          <w:i w:val="0"/>
+          <w:color w:val="1A1A1A"/>
+          <w:sz w:val="17"/>
+        </w:rPr>
+        <w:t>❖</w:t>
+      </w:r>
+      <w:r>
+        <w:rPr>
+          <w:rFonts w:ascii="WenQuanYi Micro Hei" w:hAnsi="WenQuanYi Micro Hei" w:eastAsia="WenQuanYi Micro Hei"/>
+          <w:b w:val="0"/>
+          <w:i w:val="0"/>
+          <w:color w:val="1A1A1A"/>
+          <w:sz w:val="20"/>
+        </w:rPr>
+        <w:t>对比</w:t>
+      </w:r>
+      <w:r>
+        <w:rPr>
+          <w:rFonts w:ascii="Noto Sans" w:hAnsi="Noto Sans" w:eastAsia="Noto Sans"/>
+          <w:b w:val="0"/>
+          <w:i w:val="0"/>
+          <w:color w:val="1A1A1A"/>
+          <w:sz w:val="20"/>
+        </w:rPr>
+        <w:t xml:space="preserve"> FreeRTOS </w:t>
+      </w:r>
+      <w:r>
+        <w:rPr>
+          <w:rFonts w:ascii="WenQuanYi Micro Hei" w:hAnsi="WenQuanYi Micro Hei" w:eastAsia="WenQuanYi Micro Hei"/>
+          <w:b w:val="0"/>
+          <w:i w:val="0"/>
+          <w:color w:val="1A1A1A"/>
+          <w:sz w:val="20"/>
+        </w:rPr>
+        <w:t>与</w:t>
+      </w:r>
+      <w:r>
+        <w:rPr>
+          <w:rFonts w:ascii="Noto Sans" w:hAnsi="Noto Sans" w:eastAsia="Noto Sans"/>
+          <w:b w:val="0"/>
+          <w:i w:val="0"/>
+          <w:color w:val="1A1A1A"/>
+          <w:sz w:val="20"/>
+        </w:rPr>
+        <w:t xml:space="preserve"> μC/OS-II </w:t>
+      </w:r>
+      <w:r>
+        <w:rPr>
+          <w:rFonts w:ascii="WenQuanYi Micro Hei" w:hAnsi="WenQuanYi Micro Hei" w:eastAsia="WenQuanYi Micro Hei"/>
+          <w:b w:val="0"/>
+          <w:i w:val="0"/>
+          <w:color w:val="1A1A1A"/>
+          <w:sz w:val="20"/>
+        </w:rPr>
+        <w:t>后完成系统移植；主导超声波测距、电机减速、蜂鸣报警与霍尔转速可视化逻辑。</w:t>
       </w:r>
     </w:p>
     <w:p>
       <w:pPr>
-        <w:spacing w:before="160" w:after="40" w:line="264" w:lineRule="auto"/>
-        <w:pBdr>
-          <w:bottom w:val="single" w:sz="12" w:space="1" w:color="222222"/>
-        </w:pBdr>
+        <w:autoSpaceDN w:val="0"/>
+        <w:autoSpaceDE w:val="0"/>
+        <w:widowControl/>
+        <w:spacing w:line="214" w:lineRule="auto" w:before="44" w:after="0"/>
+        <w:ind w:left="0" w:right="0" w:firstLine="0"/>
+        <w:jc w:val="left"/>
       </w:pPr>
       <w:r>
         <w:rPr>
-          <w:rFonts w:ascii="Calibri" w:hAnsi="Calibri" w:eastAsia="微软雅黑"/>
-          <w:b/>
-          <w:sz w:val="24"/>
-        </w:rPr>
-        <w:t>教育背景</w:t>
+          <w:rFonts w:ascii="DejaVu Sans" w:hAnsi="DejaVu Sans" w:eastAsia="DejaVu Sans"/>
+          <w:b w:val="0"/>
+          <w:i w:val="0"/>
+          <w:color w:val="1A1A1A"/>
+          <w:sz w:val="17"/>
+        </w:rPr>
+        <w:t>❖</w:t>
+      </w:r>
+      <w:r>
+        <w:rPr>
+          <w:rFonts w:ascii="WenQuanYi Micro Hei" w:hAnsi="WenQuanYi Micro Hei" w:eastAsia="WenQuanYi Micro Hei"/>
+          <w:b w:val="0"/>
+          <w:i w:val="0"/>
+          <w:color w:val="1A1A1A"/>
+          <w:sz w:val="20"/>
+        </w:rPr>
+        <w:t>使用嘉立创</w:t>
+      </w:r>
+      <w:r>
+        <w:rPr>
+          <w:rFonts w:ascii="Noto Sans" w:hAnsi="Noto Sans" w:eastAsia="Noto Sans"/>
+          <w:b w:val="0"/>
+          <w:i w:val="0"/>
+          <w:color w:val="1A1A1A"/>
+          <w:sz w:val="20"/>
+        </w:rPr>
+        <w:t xml:space="preserve"> EDA </w:t>
+      </w:r>
+      <w:r>
+        <w:rPr>
+          <w:rFonts w:ascii="WenQuanYi Micro Hei" w:hAnsi="WenQuanYi Micro Hei" w:eastAsia="WenQuanYi Micro Hei"/>
+          <w:b w:val="0"/>
+          <w:i w:val="0"/>
+          <w:color w:val="1A1A1A"/>
+          <w:sz w:val="20"/>
+        </w:rPr>
+        <w:t>迭代</w:t>
+      </w:r>
+      <w:r>
+        <w:rPr>
+          <w:rFonts w:ascii="Noto Sans" w:hAnsi="Noto Sans" w:eastAsia="Noto Sans"/>
+          <w:b w:val="0"/>
+          <w:i w:val="0"/>
+          <w:color w:val="1A1A1A"/>
+          <w:sz w:val="20"/>
+        </w:rPr>
+        <w:t xml:space="preserve"> PCB</w:t>
+      </w:r>
+      <w:r>
+        <w:rPr>
+          <w:rFonts w:ascii="WenQuanYi Micro Hei" w:hAnsi="WenQuanYi Micro Hei" w:eastAsia="WenQuanYi Micro Hei"/>
+          <w:b w:val="0"/>
+          <w:i w:val="0"/>
+          <w:color w:val="1A1A1A"/>
+          <w:sz w:val="20"/>
+        </w:rPr>
+        <w:t>，缩短硬件验证周期；形成</w:t>
+      </w:r>
+      <w:r>
+        <w:rPr>
+          <w:rFonts w:ascii="Noto Sans" w:hAnsi="Noto Sans" w:eastAsia="Noto Sans"/>
+          <w:b w:val="0"/>
+          <w:i w:val="0"/>
+          <w:color w:val="1A1A1A"/>
+          <w:sz w:val="20"/>
+        </w:rPr>
+        <w:t>“</w:t>
+      </w:r>
+      <w:r>
+        <w:rPr>
+          <w:rFonts w:ascii="WenQuanYi Micro Hei" w:hAnsi="WenQuanYi Micro Hei" w:eastAsia="WenQuanYi Micro Hei"/>
+          <w:b w:val="0"/>
+          <w:i w:val="0"/>
+          <w:color w:val="1A1A1A"/>
+          <w:sz w:val="20"/>
+        </w:rPr>
+        <w:t>指标定义</w:t>
+      </w:r>
+      <w:r>
+        <w:rPr>
+          <w:rFonts w:ascii="Noto Sans" w:hAnsi="Noto Sans" w:eastAsia="Noto Sans"/>
+          <w:b w:val="0"/>
+          <w:i w:val="0"/>
+          <w:color w:val="1A1A1A"/>
+          <w:sz w:val="20"/>
+        </w:rPr>
+        <w:t>—</w:t>
+      </w:r>
+      <w:r>
+        <w:rPr>
+          <w:rFonts w:ascii="WenQuanYi Micro Hei" w:hAnsi="WenQuanYi Micro Hei" w:eastAsia="WenQuanYi Micro Hei"/>
+          <w:b w:val="0"/>
+          <w:i w:val="0"/>
+          <w:color w:val="1A1A1A"/>
+          <w:sz w:val="20"/>
+        </w:rPr>
+        <w:t>方案选型</w:t>
+      </w:r>
+      <w:r>
+        <w:rPr>
+          <w:rFonts w:ascii="Noto Sans" w:hAnsi="Noto Sans" w:eastAsia="Noto Sans"/>
+          <w:b w:val="0"/>
+          <w:i w:val="0"/>
+          <w:color w:val="1A1A1A"/>
+          <w:sz w:val="20"/>
+        </w:rPr>
+        <w:t>—</w:t>
+      </w:r>
+      <w:r>
+        <w:rPr>
+          <w:rFonts w:ascii="WenQuanYi Micro Hei" w:hAnsi="WenQuanYi Micro Hei" w:eastAsia="WenQuanYi Micro Hei"/>
+          <w:b w:val="0"/>
+          <w:i w:val="0"/>
+          <w:color w:val="1A1A1A"/>
+          <w:sz w:val="20"/>
+        </w:rPr>
+        <w:t>联调验证</w:t>
+      </w:r>
+      <w:r>
+        <w:rPr>
+          <w:rFonts w:ascii="Noto Sans" w:hAnsi="Noto Sans" w:eastAsia="Noto Sans"/>
+          <w:b w:val="0"/>
+          <w:i w:val="0"/>
+          <w:color w:val="1A1A1A"/>
+          <w:sz w:val="20"/>
+        </w:rPr>
+        <w:t>”</w:t>
+      </w:r>
+      <w:r>
+        <w:rPr>
+          <w:rFonts w:ascii="WenQuanYi Micro Hei" w:hAnsi="WenQuanYi Micro Hei" w:eastAsia="WenQuanYi Micro Hei"/>
+          <w:b w:val="0"/>
+          <w:i w:val="0"/>
+          <w:color w:val="1A1A1A"/>
+          <w:sz w:val="20"/>
+        </w:rPr>
+        <w:t>的完整闭环习惯。</w:t>
       </w:r>
     </w:p>
     <w:p>
       <w:pPr>
-        <w:tabs>
-          <w:tab w:pos="9354" w:val="right"/>
-        </w:tabs>
-        <w:spacing w:before="100" w:after="20" w:line="276" w:lineRule="auto"/>
+        <w:autoSpaceDN w:val="0"/>
+        <w:autoSpaceDE w:val="0"/>
+        <w:widowControl/>
+        <w:spacing w:line="230" w:lineRule="exact" w:before="218" w:after="0"/>
+        <w:ind w:left="0" w:right="0" w:firstLine="0"/>
+        <w:jc w:val="left"/>
       </w:pPr>
       <w:r>
         <w:rPr>
-          <w:rFonts w:ascii="Calibri" w:hAnsi="Calibri" w:eastAsia="微软雅黑"/>
-          <w:b/>
-          <w:sz w:val="21"/>
-        </w:rPr>
-        <w:t>浙江科技大学｜自动化｜本科｜GPA 3.04（专业前15%）</w:t>
-      </w:r>
-      <w:r>
-        <w:rPr>
-          <w:rFonts w:ascii="Calibri" w:hAnsi="Calibri" w:eastAsia="微软雅黑"/>
-          <w:b w:val="0"/>
-          <w:color w:val="555555"/>
-          <w:sz w:val="20"/>
-        </w:rPr>
-        <w:tab/>
-        <w:t>2021.09 – 2025.06</w:t>
+          <w:rFonts w:ascii="Type3 (23 0 R)" w:hAnsi="Type3 (23 0 R)" w:eastAsia="Type3 (23 0 R)"/>
+          <w:b w:val="0"/>
+          <w:i w:val="0"/>
+          <w:color w:val="1A1A1A"/>
+          <w:sz w:val="23"/>
+        </w:rPr>
+        <w:t>技</w:t>
+      </w:r>
+      <w:r>
+        <w:rPr>
+          <w:rFonts w:ascii="Type3 (17 0 R)" w:hAnsi="Type3 (17 0 R)" w:eastAsia="Type3 (17 0 R)"/>
+          <w:b w:val="0"/>
+          <w:i w:val="0"/>
+          <w:color w:val="1A1A1A"/>
+          <w:sz w:val="23"/>
+        </w:rPr>
+        <w:t>能</w:t>
+      </w:r>
+      <w:r>
+        <w:rPr>
+          <w:rFonts w:ascii="Type3 (55 0 R)" w:hAnsi="Type3 (55 0 R)" w:eastAsia="Type3 (55 0 R)"/>
+          <w:b w:val="0"/>
+          <w:i w:val="0"/>
+          <w:color w:val="1A1A1A"/>
+          <w:sz w:val="23"/>
+        </w:rPr>
+        <w:t>特</w:t>
+      </w:r>
+      <w:r>
+        <w:rPr>
+          <w:rFonts w:ascii="Type3 (56 0 R)" w:hAnsi="Type3 (56 0 R)" w:eastAsia="Type3 (56 0 R)"/>
+          <w:b w:val="0"/>
+          <w:i w:val="0"/>
+          <w:color w:val="1A1A1A"/>
+          <w:sz w:val="23"/>
+        </w:rPr>
+        <w:t>长</w:t>
       </w:r>
     </w:p>
     <w:p>
       <w:pPr>
-        <w:spacing w:before="0" w:after="20" w:line="276" w:lineRule="auto"/>
+        <w:autoSpaceDN w:val="0"/>
+        <w:autoSpaceDE w:val="0"/>
+        <w:widowControl/>
+        <w:spacing w:line="214" w:lineRule="auto" w:before="240" w:after="0"/>
+        <w:ind w:left="0" w:right="0" w:firstLine="0"/>
+        <w:jc w:val="left"/>
       </w:pPr>
       <w:r>
         <w:rPr>
-          <w:rFonts w:ascii="Calibri" w:hAnsi="Calibri" w:eastAsia="微软雅黑"/>
-          <w:b w:val="0"/>
-          <w:color w:val="555555"/>
-          <w:sz w:val="19"/>
-        </w:rPr>
-        <w:t>英语水平：CET-6｜主修：单片机与嵌入式、微机原理、自动控制原理、C 语言、数据结构等｜智能车实验室 3 年</w:t>
+          <w:rFonts w:ascii="WenQuanYi Micro Hei" w:hAnsi="WenQuanYi Micro Hei" w:eastAsia="WenQuanYi Micro Hei"/>
+          <w:b w:val="0"/>
+          <w:i w:val="0"/>
+          <w:color w:val="1A1A1A"/>
+          <w:sz w:val="20"/>
+        </w:rPr>
+        <w:t>语言能力：英语</w:t>
+      </w:r>
+      <w:r>
+        <w:rPr>
+          <w:rFonts w:ascii="Noto Sans" w:hAnsi="Noto Sans" w:eastAsia="Noto Sans"/>
+          <w:b w:val="0"/>
+          <w:i w:val="0"/>
+          <w:color w:val="1A1A1A"/>
+          <w:sz w:val="20"/>
+        </w:rPr>
+        <w:t xml:space="preserve"> CET-6</w:t>
+      </w:r>
+      <w:r>
+        <w:rPr>
+          <w:rFonts w:ascii="WenQuanYi Micro Hei" w:hAnsi="WenQuanYi Micro Hei" w:eastAsia="WenQuanYi Micro Hei"/>
+          <w:b w:val="0"/>
+          <w:i w:val="0"/>
+          <w:color w:val="1A1A1A"/>
+          <w:sz w:val="20"/>
+        </w:rPr>
+        <w:t>；可独立完成海外客户口语沟通、现场培训讲解与英文技术邮件处理。</w:t>
       </w:r>
     </w:p>
     <w:p>
       <w:pPr>
-        <w:spacing w:before="160" w:after="40" w:line="264" w:lineRule="auto"/>
-        <w:pBdr>
-          <w:bottom w:val="single" w:sz="12" w:space="1" w:color="222222"/>
-        </w:pBdr>
+        <w:autoSpaceDN w:val="0"/>
+        <w:autoSpaceDE w:val="0"/>
+        <w:widowControl/>
+        <w:spacing w:line="185" w:lineRule="auto" w:before="98" w:after="0"/>
+        <w:ind w:left="0" w:right="0" w:firstLine="0"/>
+        <w:jc w:val="left"/>
       </w:pPr>
       <w:r>
         <w:rPr>
-          <w:rFonts w:ascii="Calibri" w:hAnsi="Calibri" w:eastAsia="微软雅黑"/>
-          <w:b/>
-          <w:sz w:val="24"/>
-        </w:rPr>
-        <w:t>项目经历（技术基础）</w:t>
+          <w:rFonts w:ascii="WenQuanYi Micro Hei" w:hAnsi="WenQuanYi Micro Hei" w:eastAsia="WenQuanYi Micro Hei"/>
+          <w:b w:val="0"/>
+          <w:i w:val="0"/>
+          <w:color w:val="1A1A1A"/>
+          <w:sz w:val="20"/>
+        </w:rPr>
+        <w:t>客户支持：售前培训、售后诊断、现场交付、需求转译、跨时区沟通、经销商赋能。</w:t>
       </w:r>
     </w:p>
     <w:p>
       <w:pPr>
-        <w:tabs>
-          <w:tab w:pos="9354" w:val="right"/>
-        </w:tabs>
-        <w:spacing w:before="100" w:after="20" w:line="276" w:lineRule="auto"/>
+        <w:autoSpaceDN w:val="0"/>
+        <w:autoSpaceDE w:val="0"/>
+        <w:widowControl/>
+        <w:spacing w:line="245" w:lineRule="auto" w:before="84" w:after="0"/>
+        <w:ind w:left="0" w:right="144" w:firstLine="0"/>
+        <w:jc w:val="left"/>
       </w:pPr>
       <w:r>
         <w:rPr>
-          <w:rFonts w:ascii="Calibri" w:hAnsi="Calibri" w:eastAsia="微软雅黑"/>
-          <w:b/>
-          <w:sz w:val="21"/>
-        </w:rPr>
-        <w:t>惯导定位越野车（英飞凌 TC264 / TC377）</w:t>
-      </w:r>
-      <w:r>
-        <w:rPr>
-          <w:rFonts w:ascii="Calibri" w:hAnsi="Calibri" w:eastAsia="微软雅黑"/>
-          <w:b w:val="0"/>
-          <w:color w:val="555555"/>
+          <w:rFonts w:ascii="WenQuanYi Micro Hei" w:hAnsi="WenQuanYi Micro Hei" w:eastAsia="WenQuanYi Micro Hei"/>
+          <w:b w:val="0"/>
+          <w:i w:val="0"/>
+          <w:color w:val="1A1A1A"/>
           <w:sz w:val="20"/>
         </w:rPr>
-        <w:tab/>
-        <w:t>2022.12 – 2023.08</w:t>
+        <w:t>工程基础：</w:t>
+      </w:r>
+      <w:r>
+        <w:rPr>
+          <w:rFonts w:ascii="Noto Sans" w:hAnsi="Noto Sans" w:eastAsia="Noto Sans"/>
+          <w:b w:val="0"/>
+          <w:i w:val="0"/>
+          <w:color w:val="1A1A1A"/>
+          <w:sz w:val="20"/>
+        </w:rPr>
+        <w:t xml:space="preserve">STM32 / </w:t>
+      </w:r>
+      <w:r>
+        <w:rPr>
+          <w:rFonts w:ascii="WenQuanYi Micro Hei" w:hAnsi="WenQuanYi Micro Hei" w:eastAsia="WenQuanYi Micro Hei"/>
+          <w:b w:val="0"/>
+          <w:i w:val="0"/>
+          <w:color w:val="1A1A1A"/>
+          <w:sz w:val="20"/>
+        </w:rPr>
+        <w:t>英飞凌</w:t>
+      </w:r>
+      <w:r>
+        <w:rPr>
+          <w:rFonts w:ascii="Noto Sans" w:hAnsi="Noto Sans" w:eastAsia="Noto Sans"/>
+          <w:b w:val="0"/>
+          <w:i w:val="0"/>
+          <w:color w:val="1A1A1A"/>
+          <w:sz w:val="20"/>
+        </w:rPr>
+        <w:t xml:space="preserve"> / TI </w:t>
+      </w:r>
+      <w:r>
+        <w:rPr>
+          <w:rFonts w:ascii="WenQuanYi Micro Hei" w:hAnsi="WenQuanYi Micro Hei" w:eastAsia="WenQuanYi Micro Hei"/>
+          <w:b w:val="0"/>
+          <w:i w:val="0"/>
+          <w:color w:val="1A1A1A"/>
+          <w:sz w:val="20"/>
+        </w:rPr>
+        <w:t>单片机；</w:t>
+      </w:r>
+      <w:r>
+        <w:rPr>
+          <w:rFonts w:ascii="Noto Sans" w:hAnsi="Noto Sans" w:eastAsia="Noto Sans"/>
+          <w:b w:val="0"/>
+          <w:i w:val="0"/>
+          <w:color w:val="1A1A1A"/>
+          <w:sz w:val="20"/>
+        </w:rPr>
+        <w:t>UART/SPI</w:t>
+      </w:r>
+      <w:r>
+        <w:rPr>
+          <w:rFonts w:ascii="WenQuanYi Micro Hei" w:hAnsi="WenQuanYi Micro Hei" w:eastAsia="WenQuanYi Micro Hei"/>
+          <w:b w:val="0"/>
+          <w:i w:val="0"/>
+          <w:color w:val="1A1A1A"/>
+          <w:sz w:val="20"/>
+        </w:rPr>
+        <w:t>；</w:t>
+      </w:r>
+      <w:r>
+        <w:rPr>
+          <w:rFonts w:ascii="Noto Sans" w:hAnsi="Noto Sans" w:eastAsia="Noto Sans"/>
+          <w:b w:val="0"/>
+          <w:i w:val="0"/>
+          <w:color w:val="1A1A1A"/>
+          <w:sz w:val="20"/>
+        </w:rPr>
+        <w:t xml:space="preserve">FreeRTOS / μC/OS-II </w:t>
+      </w:r>
+      <w:r>
+        <w:rPr>
+          <w:rFonts w:ascii="WenQuanYi Micro Hei" w:hAnsi="WenQuanYi Micro Hei" w:eastAsia="WenQuanYi Micro Hei"/>
+          <w:b w:val="0"/>
+          <w:i w:val="0"/>
+          <w:color w:val="1A1A1A"/>
+          <w:sz w:val="20"/>
+        </w:rPr>
+        <w:t>基础；</w:t>
+      </w:r>
+      <w:r>
+        <w:rPr>
+          <w:rFonts w:ascii="Noto Sans" w:hAnsi="Noto Sans" w:eastAsia="Noto Sans"/>
+          <w:b w:val="0"/>
+          <w:i w:val="0"/>
+          <w:color w:val="1A1A1A"/>
+          <w:sz w:val="20"/>
+        </w:rPr>
+        <w:t xml:space="preserve">PCB </w:t>
+      </w:r>
+      <w:r>
+        <w:rPr>
+          <w:rFonts w:ascii="WenQuanYi Micro Hei" w:hAnsi="WenQuanYi Micro Hei" w:eastAsia="WenQuanYi Micro Hei"/>
+          <w:b w:val="0"/>
+          <w:i w:val="0"/>
+          <w:color w:val="1A1A1A"/>
+          <w:sz w:val="20"/>
+        </w:rPr>
+        <w:t>识图、焊接、万用表；</w:t>
+      </w:r>
+      <w:r>
+        <w:rPr>
+          <w:rFonts w:ascii="Noto Sans" w:hAnsi="Noto Sans" w:eastAsia="Noto Sans"/>
+          <w:b w:val="0"/>
+          <w:i w:val="0"/>
+          <w:color w:val="1A1A1A"/>
+          <w:sz w:val="20"/>
+        </w:rPr>
+        <w:t>Python</w:t>
+      </w:r>
+      <w:r>
+        <w:rPr>
+          <w:rFonts w:ascii="WenQuanYi Micro Hei" w:hAnsi="WenQuanYi Micro Hei" w:eastAsia="WenQuanYi Micro Hei"/>
+          <w:b w:val="0"/>
+          <w:i w:val="0"/>
+          <w:color w:val="1A1A1A"/>
+          <w:sz w:val="20"/>
+        </w:rPr>
+        <w:t>（</w:t>
+      </w:r>
+      <w:r>
+        <w:rPr>
+          <w:rFonts w:ascii="Noto Sans" w:hAnsi="Noto Sans" w:eastAsia="Noto Sans"/>
+          <w:b w:val="0"/>
+          <w:i w:val="0"/>
+          <w:color w:val="1A1A1A"/>
+          <w:sz w:val="20"/>
+        </w:rPr>
+        <w:t>Matplotlib / Numpy / Pandas</w:t>
+      </w:r>
+      <w:r>
+        <w:rPr>
+          <w:rFonts w:ascii="WenQuanYi Micro Hei" w:hAnsi="WenQuanYi Micro Hei" w:eastAsia="WenQuanYi Micro Hei"/>
+          <w:b w:val="0"/>
+          <w:i w:val="0"/>
+          <w:color w:val="1A1A1A"/>
+          <w:sz w:val="20"/>
+        </w:rPr>
+        <w:t>）、</w:t>
+      </w:r>
+      <w:r>
+        <w:rPr>
+          <w:rFonts w:ascii="Noto Sans" w:hAnsi="Noto Sans" w:eastAsia="Noto Sans"/>
+          <w:b w:val="0"/>
+          <w:i w:val="0"/>
+          <w:color w:val="1A1A1A"/>
+          <w:sz w:val="20"/>
+        </w:rPr>
+        <w:t>Matlab</w:t>
+      </w:r>
+      <w:r>
+        <w:rPr>
+          <w:rFonts w:ascii="WenQuanYi Micro Hei" w:hAnsi="WenQuanYi Micro Hei" w:eastAsia="WenQuanYi Micro Hei"/>
+          <w:b w:val="0"/>
+          <w:i w:val="0"/>
+          <w:color w:val="1A1A1A"/>
+          <w:sz w:val="20"/>
+        </w:rPr>
+        <w:t>。</w:t>
       </w:r>
     </w:p>
     <w:p>
       <w:pPr>
-        <w:spacing w:before="0" w:after="20" w:line="276" w:lineRule="auto"/>
+        <w:autoSpaceDN w:val="0"/>
+        <w:autoSpaceDE w:val="0"/>
+        <w:widowControl/>
+        <w:spacing w:line="245" w:lineRule="auto" w:before="74" w:after="0"/>
+        <w:ind w:left="0" w:right="1440" w:firstLine="0"/>
+        <w:jc w:val="left"/>
       </w:pPr>
       <w:r>
         <w:rPr>
-          <w:rFonts w:ascii="Calibri" w:hAnsi="Calibri" w:eastAsia="微软雅黑"/>
-          <w:b w:val="0"/>
-          <w:color w:val="555555"/>
-          <w:sz w:val="19"/>
-        </w:rPr>
-        <w:t>智能车实验室｜感知：GPS + IMU｜成果：浙江省大学生智能车竞赛二等奖（省第四）</w:t>
+          <w:rFonts w:ascii="WenQuanYi Micro Hei" w:hAnsi="WenQuanYi Micro Hei" w:eastAsia="WenQuanYi Micro Hei"/>
+          <w:b w:val="0"/>
+          <w:i w:val="0"/>
+          <w:color w:val="1A1A1A"/>
+          <w:sz w:val="20"/>
+        </w:rPr>
+        <w:t>效率工具：</w:t>
+      </w:r>
+      <w:r>
+        <w:rPr>
+          <w:rFonts w:ascii="Noto Sans" w:hAnsi="Noto Sans" w:eastAsia="Noto Sans"/>
+          <w:b w:val="0"/>
+          <w:i w:val="0"/>
+          <w:color w:val="1A1A1A"/>
+          <w:sz w:val="20"/>
+        </w:rPr>
+        <w:t>Cursor / AI Agent</w:t>
+      </w:r>
+      <w:r>
+        <w:rPr>
+          <w:rFonts w:ascii="WenQuanYi Micro Hei" w:hAnsi="WenQuanYi Micro Hei" w:eastAsia="WenQuanYi Micro Hei"/>
+          <w:b w:val="0"/>
+          <w:i w:val="0"/>
+          <w:color w:val="1A1A1A"/>
+          <w:sz w:val="20"/>
+        </w:rPr>
+        <w:t>；知识库建设；工单与数据看板；</w:t>
+      </w:r>
+      <w:r>
+        <w:rPr>
+          <w:rFonts w:ascii="Noto Sans" w:hAnsi="Noto Sans" w:eastAsia="Noto Sans"/>
+          <w:b w:val="0"/>
+          <w:i w:val="0"/>
+          <w:color w:val="1A1A1A"/>
+          <w:sz w:val="20"/>
+        </w:rPr>
+        <w:t>ProcessOn / Visio / Xmind / Office</w:t>
+      </w:r>
+      <w:r>
+        <w:rPr>
+          <w:rFonts w:ascii="WenQuanYi Micro Hei" w:hAnsi="WenQuanYi Micro Hei" w:eastAsia="WenQuanYi Micro Hei"/>
+          <w:b w:val="0"/>
+          <w:i w:val="0"/>
+          <w:color w:val="1A1A1A"/>
+          <w:sz w:val="20"/>
+        </w:rPr>
+        <w:t>。</w:t>
+      </w:r>
+      <w:r>
+        <w:rPr>
+          <w:rFonts w:ascii="WenQuanYi Micro Hei" w:hAnsi="WenQuanYi Micro Hei" w:eastAsia="WenQuanYi Micro Hei"/>
+          <w:b w:val="0"/>
+          <w:i w:val="0"/>
+          <w:color w:val="1A1A1A"/>
+          <w:sz w:val="20"/>
+        </w:rPr>
+        <w:t>其他：持有英国签证（约</w:t>
+      </w:r>
+      <w:r>
+        <w:rPr>
+          <w:rFonts w:ascii="Noto Sans" w:hAnsi="Noto Sans" w:eastAsia="Noto Sans"/>
+          <w:b w:val="0"/>
+          <w:i w:val="0"/>
+          <w:color w:val="1A1A1A"/>
+          <w:sz w:val="20"/>
+        </w:rPr>
+        <w:t>2</w:t>
+      </w:r>
+      <w:r>
+        <w:rPr>
+          <w:rFonts w:ascii="WenQuanYi Micro Hei" w:hAnsi="WenQuanYi Micro Hei" w:eastAsia="WenQuanYi Micro Hei"/>
+          <w:b w:val="0"/>
+          <w:i w:val="0"/>
+          <w:color w:val="1A1A1A"/>
+          <w:sz w:val="20"/>
+        </w:rPr>
+        <w:t>年有效）；期望工作地深圳；可接受海外出差（约</w:t>
+      </w:r>
+      <w:r>
+        <w:rPr>
+          <w:rFonts w:ascii="Noto Sans" w:hAnsi="Noto Sans" w:eastAsia="Noto Sans"/>
+          <w:b w:val="0"/>
+          <w:i w:val="0"/>
+          <w:color w:val="1A1A1A"/>
+          <w:sz w:val="20"/>
+        </w:rPr>
+        <w:t>1</w:t>
+      </w:r>
+      <w:r>
+        <w:rPr>
+          <w:rFonts w:ascii="WenQuanYi Micro Hei" w:hAnsi="WenQuanYi Micro Hei" w:eastAsia="WenQuanYi Micro Hei"/>
+          <w:b w:val="0"/>
+          <w:i w:val="0"/>
+          <w:color w:val="1A1A1A"/>
+          <w:sz w:val="20"/>
+        </w:rPr>
+        <w:t>年</w:t>
+      </w:r>
+      <w:r>
+        <w:rPr>
+          <w:rFonts w:ascii="Noto Sans" w:hAnsi="Noto Sans" w:eastAsia="Noto Sans"/>
+          <w:b w:val="0"/>
+          <w:i w:val="0"/>
+          <w:color w:val="1A1A1A"/>
+          <w:sz w:val="20"/>
+        </w:rPr>
+        <w:t>3</w:t>
+      </w:r>
+      <w:r>
+        <w:rPr>
+          <w:rFonts w:ascii="WenQuanYi Micro Hei" w:hAnsi="WenQuanYi Micro Hei" w:eastAsia="WenQuanYi Micro Hei"/>
+          <w:b w:val="0"/>
+          <w:i w:val="0"/>
+          <w:color w:val="1A1A1A"/>
+          <w:sz w:val="20"/>
+        </w:rPr>
+        <w:t>次，单次约</w:t>
+      </w:r>
+      <w:r>
+        <w:rPr>
+          <w:rFonts w:ascii="Noto Sans" w:hAnsi="Noto Sans" w:eastAsia="Noto Sans"/>
+          <w:b w:val="0"/>
+          <w:i w:val="0"/>
+          <w:color w:val="1A1A1A"/>
+          <w:sz w:val="20"/>
+        </w:rPr>
+        <w:t>1</w:t>
+      </w:r>
+      <w:r>
+        <w:rPr>
+          <w:rFonts w:ascii="WenQuanYi Micro Hei" w:hAnsi="WenQuanYi Micro Hei" w:eastAsia="WenQuanYi Micro Hei"/>
+          <w:b w:val="0"/>
+          <w:i w:val="0"/>
+          <w:color w:val="1A1A1A"/>
+          <w:sz w:val="20"/>
+        </w:rPr>
+        <w:t>个月）。</w:t>
       </w:r>
     </w:p>
     <w:p>
       <w:pPr>
-        <w:spacing w:before="0" w:after="20" w:line="288" w:lineRule="auto"/>
+        <w:autoSpaceDN w:val="0"/>
+        <w:autoSpaceDE w:val="0"/>
+        <w:widowControl/>
+        <w:spacing w:line="234" w:lineRule="exact" w:before="216" w:after="0"/>
+        <w:ind w:left="0" w:right="0" w:firstLine="0"/>
+        <w:jc w:val="left"/>
       </w:pPr>
       <w:r>
         <w:rPr>
-          <w:rFonts w:ascii="Calibri" w:hAnsi="Calibri" w:eastAsia="微软雅黑"/>
-          <w:b w:val="0"/>
-          <w:sz w:val="20"/>
-        </w:rPr>
-        <w:t>❖ 对比 GPS_TAU1201（UART）与 IMU660RA（SPI）方案，采用融合与互补算法提升实时性，缩短循迹响应，减少约 2s 比赛用时。</w:t>
+          <w:rFonts w:ascii="Type3 (57 0 R)" w:hAnsi="Type3 (57 0 R)" w:eastAsia="Type3 (57 0 R)"/>
+          <w:b w:val="0"/>
+          <w:i w:val="0"/>
+          <w:color w:val="1A1A1A"/>
+          <w:sz w:val="23"/>
+        </w:rPr>
+        <w:t>奖</w:t>
+      </w:r>
+      <w:r>
+        <w:rPr>
+          <w:rFonts w:ascii="Type3 (42 0 R)" w:hAnsi="Type3 (42 0 R)" w:eastAsia="Type3 (42 0 R)"/>
+          <w:b w:val="0"/>
+          <w:i w:val="0"/>
+          <w:color w:val="1A1A1A"/>
+          <w:sz w:val="23"/>
+        </w:rPr>
+        <w:t>项</w:t>
+      </w:r>
+      <w:r>
+        <w:rPr>
+          <w:rFonts w:ascii="Type3 (58 0 R)" w:hAnsi="Type3 (58 0 R)" w:eastAsia="Type3 (58 0 R)"/>
+          <w:b w:val="0"/>
+          <w:i w:val="0"/>
+          <w:color w:val="1A1A1A"/>
+          <w:sz w:val="23"/>
+        </w:rPr>
+        <w:t>荣</w:t>
+      </w:r>
+      <w:r>
+        <w:rPr>
+          <w:rFonts w:ascii="Type3 (59 0 R)" w:hAnsi="Type3 (59 0 R)" w:eastAsia="Type3 (59 0 R)"/>
+          <w:b w:val="0"/>
+          <w:i w:val="0"/>
+          <w:color w:val="1A1A1A"/>
+          <w:sz w:val="23"/>
+        </w:rPr>
+        <w:t>誉</w:t>
       </w:r>
     </w:p>
     <w:p>
       <w:pPr>
-        <w:spacing w:before="0" w:after="20" w:line="288" w:lineRule="auto"/>
+        <w:autoSpaceDN w:val="0"/>
+        <w:autoSpaceDE w:val="0"/>
+        <w:widowControl/>
+        <w:spacing w:line="245" w:lineRule="auto" w:before="238" w:after="0"/>
+        <w:ind w:left="0" w:right="3168" w:firstLine="0"/>
+        <w:jc w:val="left"/>
       </w:pPr>
       <w:r>
         <w:rPr>
-          <w:rFonts w:ascii="Calibri" w:hAnsi="Calibri" w:eastAsia="微软雅黑"/>
-          <w:b w:val="0"/>
+          <w:rFonts w:ascii="DejaVu Sans" w:hAnsi="DejaVu Sans" w:eastAsia="DejaVu Sans"/>
+          <w:b w:val="0"/>
+          <w:i w:val="0"/>
+          <w:color w:val="1A1A1A"/>
+          <w:sz w:val="17"/>
+        </w:rPr>
+        <w:t>❖</w:t>
+      </w:r>
+      <w:r>
+        <w:rPr>
+          <w:rFonts w:ascii="WenQuanYi Micro Hei" w:hAnsi="WenQuanYi Micro Hei" w:eastAsia="WenQuanYi Micro Hei"/>
+          <w:b w:val="0"/>
+          <w:i w:val="0"/>
+          <w:color w:val="1A1A1A"/>
           <w:sz w:val="20"/>
         </w:rPr>
-        <w:t>❖ 设计自动任务分区逻辑，降低人工干预；用 VOFA+ 与 Matlab 分析路径误差并优化 PID，降低寻迹偏移。</w:t>
+        <w:t>第十八届全国大学生智能车竞赛</w:t>
+      </w:r>
+      <w:r>
+        <w:rPr>
+          <w:rFonts w:ascii="WenQuanYi Micro Hei" w:hAnsi="WenQuanYi Micro Hei" w:eastAsia="WenQuanYi Micro Hei"/>
+          <w:b w:val="0"/>
+          <w:i w:val="0"/>
+          <w:color w:val="1A1A1A"/>
+          <w:sz w:val="20"/>
+        </w:rPr>
+        <w:t>浙江省二等奖（</w:t>
+      </w:r>
+      <w:r>
+        <w:rPr>
+          <w:rFonts w:ascii="Noto Sans" w:hAnsi="Noto Sans" w:eastAsia="Noto Sans"/>
+          <w:b w:val="0"/>
+          <w:i w:val="0"/>
+          <w:color w:val="1A1A1A"/>
+          <w:sz w:val="20"/>
+        </w:rPr>
+        <w:t>2023.07</w:t>
+      </w:r>
+      <w:r>
+        <w:rPr>
+          <w:rFonts w:ascii="WenQuanYi Micro Hei" w:hAnsi="WenQuanYi Micro Hei" w:eastAsia="WenQuanYi Micro Hei"/>
+          <w:b w:val="0"/>
+          <w:i w:val="0"/>
+          <w:color w:val="1A1A1A"/>
+          <w:sz w:val="20"/>
+        </w:rPr>
+        <w:t>）</w:t>
+      </w:r>
+      <w:r>
+        <w:br/>
+      </w:r>
+      <w:r>
+        <w:rPr>
+          <w:rFonts w:ascii="DejaVu Sans" w:hAnsi="DejaVu Sans" w:eastAsia="DejaVu Sans"/>
+          <w:b w:val="0"/>
+          <w:i w:val="0"/>
+          <w:color w:val="1A1A1A"/>
+          <w:sz w:val="17"/>
+        </w:rPr>
+        <w:t>❖</w:t>
+      </w:r>
+      <w:r>
+        <w:rPr>
+          <w:rFonts w:ascii="Noto Sans" w:hAnsi="Noto Sans" w:eastAsia="Noto Sans"/>
+          <w:b w:val="0"/>
+          <w:i w:val="0"/>
+          <w:color w:val="1A1A1A"/>
+          <w:sz w:val="20"/>
+        </w:rPr>
+        <w:t xml:space="preserve">2024 </w:t>
+      </w:r>
+      <w:r>
+        <w:rPr>
+          <w:rFonts w:ascii="WenQuanYi Micro Hei" w:hAnsi="WenQuanYi Micro Hei" w:eastAsia="WenQuanYi Micro Hei"/>
+          <w:b w:val="0"/>
+          <w:i w:val="0"/>
+          <w:color w:val="1A1A1A"/>
+          <w:sz w:val="20"/>
+        </w:rPr>
+        <w:t>年浙江省大学生电子设计竞赛</w:t>
+      </w:r>
+      <w:r>
+        <w:rPr>
+          <w:rFonts w:ascii="WenQuanYi Micro Hei" w:hAnsi="WenQuanYi Micro Hei" w:eastAsia="WenQuanYi Micro Hei"/>
+          <w:b w:val="0"/>
+          <w:i w:val="0"/>
+          <w:color w:val="1A1A1A"/>
+          <w:sz w:val="20"/>
+        </w:rPr>
+        <w:t>参赛完成（</w:t>
+      </w:r>
+      <w:r>
+        <w:rPr>
+          <w:rFonts w:ascii="Noto Sans" w:hAnsi="Noto Sans" w:eastAsia="Noto Sans"/>
+          <w:b w:val="0"/>
+          <w:i w:val="0"/>
+          <w:color w:val="1A1A1A"/>
+          <w:sz w:val="20"/>
+        </w:rPr>
+        <w:t xml:space="preserve">H </w:t>
+      </w:r>
+      <w:r>
+        <w:rPr>
+          <w:rFonts w:ascii="WenQuanYi Micro Hei" w:hAnsi="WenQuanYi Micro Hei" w:eastAsia="WenQuanYi Micro Hei"/>
+          <w:b w:val="0"/>
+          <w:i w:val="0"/>
+          <w:color w:val="1A1A1A"/>
+          <w:sz w:val="20"/>
+        </w:rPr>
+        <w:t>题前三问，</w:t>
+      </w:r>
+      <w:r>
+        <w:rPr>
+          <w:rFonts w:ascii="Noto Sans" w:hAnsi="Noto Sans" w:eastAsia="Noto Sans"/>
+          <w:b w:val="0"/>
+          <w:i w:val="0"/>
+          <w:color w:val="1A1A1A"/>
+          <w:sz w:val="20"/>
+        </w:rPr>
+        <w:t>2024.08</w:t>
+      </w:r>
+      <w:r>
+        <w:rPr>
+          <w:rFonts w:ascii="WenQuanYi Micro Hei" w:hAnsi="WenQuanYi Micro Hei" w:eastAsia="WenQuanYi Micro Hei"/>
+          <w:b w:val="0"/>
+          <w:i w:val="0"/>
+          <w:color w:val="1A1A1A"/>
+          <w:sz w:val="20"/>
+        </w:rPr>
+        <w:t>）</w:t>
+      </w:r>
+      <w:r>
+        <w:br/>
+      </w:r>
+      <w:r>
+        <w:rPr>
+          <w:rFonts w:ascii="DejaVu Sans" w:hAnsi="DejaVu Sans" w:eastAsia="DejaVu Sans"/>
+          <w:b w:val="0"/>
+          <w:i w:val="0"/>
+          <w:color w:val="1A1A1A"/>
+          <w:sz w:val="17"/>
+        </w:rPr>
+        <w:t>❖</w:t>
+      </w:r>
+      <w:r>
+        <w:rPr>
+          <w:rFonts w:ascii="WenQuanYi Micro Hei" w:hAnsi="WenQuanYi Micro Hei" w:eastAsia="WenQuanYi Micro Hei"/>
+          <w:b w:val="0"/>
+          <w:i w:val="0"/>
+          <w:color w:val="1A1A1A"/>
+          <w:sz w:val="20"/>
+        </w:rPr>
+        <w:t>浙江省大学生英语竞赛</w:t>
+      </w:r>
+      <w:r>
+        <w:rPr>
+          <w:rFonts w:ascii="WenQuanYi Micro Hei" w:hAnsi="WenQuanYi Micro Hei" w:eastAsia="WenQuanYi Micro Hei"/>
+          <w:b w:val="0"/>
+          <w:i w:val="0"/>
+          <w:color w:val="1A1A1A"/>
+          <w:sz w:val="20"/>
+        </w:rPr>
+        <w:t>校一等奖（</w:t>
+      </w:r>
+      <w:r>
+        <w:rPr>
+          <w:rFonts w:ascii="Noto Sans" w:hAnsi="Noto Sans" w:eastAsia="Noto Sans"/>
+          <w:b w:val="0"/>
+          <w:i w:val="0"/>
+          <w:color w:val="1A1A1A"/>
+          <w:sz w:val="20"/>
+        </w:rPr>
+        <w:t>2022.05</w:t>
+      </w:r>
+      <w:r>
+        <w:rPr>
+          <w:rFonts w:ascii="WenQuanYi Micro Hei" w:hAnsi="WenQuanYi Micro Hei" w:eastAsia="WenQuanYi Micro Hei"/>
+          <w:b w:val="0"/>
+          <w:i w:val="0"/>
+          <w:color w:val="1A1A1A"/>
+          <w:sz w:val="20"/>
+        </w:rPr>
+        <w:t>）</w:t>
+      </w:r>
+      <w:r>
+        <w:br/>
+      </w:r>
+      <w:r>
+        <w:rPr>
+          <w:rFonts w:ascii="DejaVu Sans" w:hAnsi="DejaVu Sans" w:eastAsia="DejaVu Sans"/>
+          <w:b w:val="0"/>
+          <w:i w:val="0"/>
+          <w:color w:val="1A1A1A"/>
+          <w:sz w:val="17"/>
+        </w:rPr>
+        <w:t>❖</w:t>
+      </w:r>
+      <w:r>
+        <w:rPr>
+          <w:rFonts w:ascii="WenQuanYi Micro Hei" w:hAnsi="WenQuanYi Micro Hei" w:eastAsia="WenQuanYi Micro Hei"/>
+          <w:b w:val="0"/>
+          <w:i w:val="0"/>
+          <w:color w:val="1A1A1A"/>
+          <w:sz w:val="20"/>
+        </w:rPr>
+        <w:t>第六届普译奖全国大学生英语写作大赛</w:t>
+      </w:r>
+      <w:r>
+        <w:rPr>
+          <w:rFonts w:ascii="WenQuanYi Micro Hei" w:hAnsi="WenQuanYi Micro Hei" w:eastAsia="WenQuanYi Micro Hei"/>
+          <w:b w:val="0"/>
+          <w:i w:val="0"/>
+          <w:color w:val="1A1A1A"/>
+          <w:sz w:val="20"/>
+        </w:rPr>
+        <w:t>全国三等奖（</w:t>
+      </w:r>
+      <w:r>
+        <w:rPr>
+          <w:rFonts w:ascii="Noto Sans" w:hAnsi="Noto Sans" w:eastAsia="Noto Sans"/>
+          <w:b w:val="0"/>
+          <w:i w:val="0"/>
+          <w:color w:val="1A1A1A"/>
+          <w:sz w:val="20"/>
+        </w:rPr>
+        <w:t>2023.12</w:t>
+      </w:r>
+      <w:r>
+        <w:rPr>
+          <w:rFonts w:ascii="WenQuanYi Micro Hei" w:hAnsi="WenQuanYi Micro Hei" w:eastAsia="WenQuanYi Micro Hei"/>
+          <w:b w:val="0"/>
+          <w:i w:val="0"/>
+          <w:color w:val="1A1A1A"/>
+          <w:sz w:val="20"/>
+        </w:rPr>
+        <w:t>）</w:t>
+      </w:r>
+      <w:r>
+        <w:br/>
+      </w:r>
+      <w:r>
+        <w:rPr>
+          <w:rFonts w:ascii="DejaVu Sans" w:hAnsi="DejaVu Sans" w:eastAsia="DejaVu Sans"/>
+          <w:b w:val="0"/>
+          <w:i w:val="0"/>
+          <w:color w:val="1A1A1A"/>
+          <w:sz w:val="17"/>
+        </w:rPr>
+        <w:t>❖</w:t>
+      </w:r>
+      <w:r>
+        <w:rPr>
+          <w:rFonts w:ascii="WenQuanYi Micro Hei" w:hAnsi="WenQuanYi Micro Hei" w:eastAsia="WenQuanYi Micro Hei"/>
+          <w:b w:val="0"/>
+          <w:i w:val="0"/>
+          <w:color w:val="1A1A1A"/>
+          <w:sz w:val="20"/>
+        </w:rPr>
+        <w:t>学业优秀一等奖学金</w:t>
+      </w:r>
+      <w:r>
+        <w:rPr>
+          <w:rFonts w:ascii="Noto Sans" w:hAnsi="Noto Sans" w:eastAsia="Noto Sans"/>
+          <w:b w:val="0"/>
+          <w:i w:val="0"/>
+          <w:color w:val="1A1A1A"/>
+          <w:sz w:val="20"/>
+        </w:rPr>
+        <w:t xml:space="preserve"> / </w:t>
+      </w:r>
+      <w:r>
+        <w:rPr>
+          <w:rFonts w:ascii="WenQuanYi Micro Hei" w:hAnsi="WenQuanYi Micro Hei" w:eastAsia="WenQuanYi Micro Hei"/>
+          <w:b w:val="0"/>
+          <w:i w:val="0"/>
+          <w:color w:val="1A1A1A"/>
+          <w:sz w:val="20"/>
+        </w:rPr>
+        <w:t>美仪企业奖学金风华学子电气拓新奖（</w:t>
+      </w:r>
+      <w:r>
+        <w:rPr>
+          <w:rFonts w:ascii="Noto Sans" w:hAnsi="Noto Sans" w:eastAsia="Noto Sans"/>
+          <w:b w:val="0"/>
+          <w:i w:val="0"/>
+          <w:color w:val="1A1A1A"/>
+          <w:sz w:val="20"/>
+        </w:rPr>
+        <w:t>7/92</w:t>
+      </w:r>
+      <w:r>
+        <w:rPr>
+          <w:rFonts w:ascii="WenQuanYi Micro Hei" w:hAnsi="WenQuanYi Micro Hei" w:eastAsia="WenQuanYi Micro Hei"/>
+          <w:b w:val="0"/>
+          <w:i w:val="0"/>
+          <w:color w:val="1A1A1A"/>
+          <w:sz w:val="20"/>
+        </w:rPr>
+        <w:t>，</w:t>
+      </w:r>
+      <w:r>
+        <w:rPr>
+          <w:rFonts w:ascii="Noto Sans" w:hAnsi="Noto Sans" w:eastAsia="Noto Sans"/>
+          <w:b w:val="0"/>
+          <w:i w:val="0"/>
+          <w:color w:val="1A1A1A"/>
+          <w:sz w:val="20"/>
+        </w:rPr>
+        <w:t>2022–2024</w:t>
+      </w:r>
+      <w:r>
+        <w:rPr>
+          <w:rFonts w:ascii="WenQuanYi Micro Hei" w:hAnsi="WenQuanYi Micro Hei" w:eastAsia="WenQuanYi Micro Hei"/>
+          <w:b w:val="0"/>
+          <w:i w:val="0"/>
+          <w:color w:val="1A1A1A"/>
+          <w:sz w:val="20"/>
+        </w:rPr>
+        <w:t>）</w:t>
       </w:r>
     </w:p>
     <w:p>
       <w:pPr>
-        <w:spacing w:before="0" w:after="20" w:line="288" w:lineRule="auto"/>
+        <w:autoSpaceDN w:val="0"/>
+        <w:autoSpaceDE w:val="0"/>
+        <w:widowControl/>
+        <w:spacing w:line="232" w:lineRule="exact" w:before="216" w:after="0"/>
+        <w:ind w:left="0" w:right="0" w:firstLine="0"/>
+        <w:jc w:val="left"/>
       </w:pPr>
       <w:r>
         <w:rPr>
-          <w:rFonts w:ascii="Calibri" w:hAnsi="Calibri" w:eastAsia="微软雅黑"/>
-          <w:b w:val="0"/>
-          <w:sz w:val="20"/>
-        </w:rPr>
-        <w:t>❖ 备赛中协调传感器选型与软硬件分工，锻炼跨角色协作与问题决策能力。</w:t>
+          <w:rFonts w:ascii="Type3 (41 0 R)" w:hAnsi="Type3 (41 0 R)" w:eastAsia="Type3 (41 0 R)"/>
+          <w:b w:val="0"/>
+          <w:i w:val="0"/>
+          <w:color w:val="1A1A1A"/>
+          <w:sz w:val="23"/>
+        </w:rPr>
+        <w:t>自</w:t>
+      </w:r>
+      <w:r>
+        <w:rPr>
+          <w:rFonts w:ascii="Type3 (60 0 R)" w:hAnsi="Type3 (60 0 R)" w:eastAsia="Type3 (60 0 R)"/>
+          <w:b w:val="0"/>
+          <w:i w:val="0"/>
+          <w:color w:val="1A1A1A"/>
+          <w:sz w:val="23"/>
+        </w:rPr>
+        <w:t>我</w:t>
+      </w:r>
+      <w:r>
+        <w:rPr>
+          <w:rFonts w:ascii="Type3 (34 0 R)" w:hAnsi="Type3 (34 0 R)" w:eastAsia="Type3 (34 0 R)"/>
+          <w:b w:val="0"/>
+          <w:i w:val="0"/>
+          <w:color w:val="1A1A1A"/>
+          <w:sz w:val="23"/>
+        </w:rPr>
+        <w:t>评</w:t>
+      </w:r>
+      <w:r>
+        <w:rPr>
+          <w:rFonts w:ascii="Type3 (5 0 R)" w:hAnsi="Type3 (5 0 R)" w:eastAsia="Type3 (5 0 R)"/>
+          <w:b w:val="0"/>
+          <w:i w:val="0"/>
+          <w:color w:val="1A1A1A"/>
+          <w:sz w:val="23"/>
+        </w:rPr>
+        <w:t>价</w:t>
       </w:r>
     </w:p>
     <w:p>
       <w:pPr>
-        <w:tabs>
-          <w:tab w:pos="9354" w:val="right"/>
-        </w:tabs>
-        <w:spacing w:before="100" w:after="20" w:line="276" w:lineRule="auto"/>
+        <w:autoSpaceDN w:val="0"/>
+        <w:autoSpaceDE w:val="0"/>
+        <w:widowControl/>
+        <w:spacing w:line="185" w:lineRule="auto" w:before="266" w:after="0"/>
+        <w:ind w:left="0" w:right="0" w:firstLine="0"/>
+        <w:jc w:val="left"/>
       </w:pPr>
       <w:r>
         <w:rPr>
-          <w:rFonts w:ascii="Calibri" w:hAnsi="Calibri" w:eastAsia="微软雅黑"/>
-          <w:b/>
-          <w:sz w:val="21"/>
-        </w:rPr>
-        <w:t>自动红外循迹系统（德州仪器 MSPM0G3507）</w:t>
-      </w:r>
-      <w:r>
-        <w:rPr>
-          <w:rFonts w:ascii="Calibri" w:hAnsi="Calibri" w:eastAsia="微软雅黑"/>
-          <w:b w:val="0"/>
-          <w:color w:val="555555"/>
+          <w:rFonts w:ascii="DejaVu Sans" w:hAnsi="DejaVu Sans" w:eastAsia="DejaVu Sans"/>
+          <w:b w:val="0"/>
+          <w:i w:val="0"/>
+          <w:color w:val="1A1A1A"/>
+          <w:sz w:val="17"/>
+        </w:rPr>
+        <w:t>❖</w:t>
+      </w:r>
+      <w:r>
+        <w:rPr>
+          <w:rFonts w:ascii="WenQuanYi Micro Hei" w:hAnsi="WenQuanYi Micro Hei" w:eastAsia="WenQuanYi Micro Hei"/>
+          <w:b w:val="0"/>
+          <w:i w:val="0"/>
+          <w:color w:val="1A1A1A"/>
           <w:sz w:val="20"/>
         </w:rPr>
-        <w:tab/>
-        <w:t>2024.07 – 2024.08</w:t>
+        <w:t>沟通能力是当前最强项：能在客户、销售、研发之间快速对齐事实与下一步动作，推动问题闭环。</w:t>
       </w:r>
     </w:p>
     <w:p>
       <w:pPr>
-        <w:spacing w:before="0" w:after="20" w:line="276" w:lineRule="auto"/>
+        <w:autoSpaceDN w:val="0"/>
+        <w:autoSpaceDE w:val="0"/>
+        <w:widowControl/>
+        <w:spacing w:line="245" w:lineRule="auto" w:before="40" w:after="0"/>
+        <w:ind w:left="0" w:right="576" w:firstLine="0"/>
+        <w:jc w:val="left"/>
       </w:pPr>
       <w:r>
         <w:rPr>
-          <w:rFonts w:ascii="Calibri" w:hAnsi="Calibri" w:eastAsia="微软雅黑"/>
-          <w:b w:val="0"/>
-          <w:color w:val="555555"/>
-          <w:sz w:val="19"/>
-        </w:rPr>
-        <w:t>MPU6050 + 红外阵列｜成果：浙江省大学生电子设计竞赛 H 题（完成前三问）</w:t>
+          <w:rFonts w:ascii="DejaVu Sans" w:hAnsi="DejaVu Sans" w:eastAsia="DejaVu Sans"/>
+          <w:b w:val="0"/>
+          <w:i w:val="0"/>
+          <w:color w:val="1A1A1A"/>
+          <w:sz w:val="17"/>
+        </w:rPr>
+        <w:t>❖</w:t>
+      </w:r>
+      <w:r>
+        <w:rPr>
+          <w:rFonts w:ascii="WenQuanYi Micro Hei" w:hAnsi="WenQuanYi Micro Hei" w:eastAsia="WenQuanYi Micro Hei"/>
+          <w:b w:val="0"/>
+          <w:i w:val="0"/>
+          <w:color w:val="1A1A1A"/>
+          <w:sz w:val="20"/>
+        </w:rPr>
+        <w:t>学习与工具化能力强：面对多产品线与有限培训，能靠自学、文档沉淀和</w:t>
+      </w:r>
+      <w:r>
+        <w:rPr>
+          <w:rFonts w:ascii="Noto Sans" w:hAnsi="Noto Sans" w:eastAsia="Noto Sans"/>
+          <w:b w:val="0"/>
+          <w:i w:val="0"/>
+          <w:color w:val="1A1A1A"/>
+          <w:sz w:val="20"/>
+        </w:rPr>
+        <w:t xml:space="preserve"> AI </w:t>
+      </w:r>
+      <w:r>
+        <w:rPr>
+          <w:rFonts w:ascii="WenQuanYi Micro Hei" w:hAnsi="WenQuanYi Micro Hei" w:eastAsia="WenQuanYi Micro Hei"/>
+          <w:b w:val="0"/>
+          <w:i w:val="0"/>
+          <w:color w:val="1A1A1A"/>
+          <w:sz w:val="20"/>
+        </w:rPr>
+        <w:t>提效形成可复制支持能力。</w:t>
+      </w:r>
+      <w:r>
+        <w:rPr>
+          <w:rFonts w:ascii="DejaVu Sans" w:hAnsi="DejaVu Sans" w:eastAsia="DejaVu Sans"/>
+          <w:b w:val="0"/>
+          <w:i w:val="0"/>
+          <w:color w:val="1A1A1A"/>
+          <w:sz w:val="17"/>
+        </w:rPr>
+        <w:t>❖</w:t>
+      </w:r>
+      <w:r>
+        <w:rPr>
+          <w:rFonts w:ascii="WenQuanYi Micro Hei" w:hAnsi="WenQuanYi Micro Hei" w:eastAsia="WenQuanYi Micro Hei"/>
+          <w:b w:val="0"/>
+          <w:i w:val="0"/>
+          <w:color w:val="1A1A1A"/>
+          <w:sz w:val="20"/>
+        </w:rPr>
+        <w:t>编程能力仍在持续提升；更适合以</w:t>
+      </w:r>
+      <w:r>
+        <w:rPr>
+          <w:rFonts w:ascii="Noto Sans" w:hAnsi="Noto Sans" w:eastAsia="Noto Sans"/>
+          <w:b w:val="0"/>
+          <w:i w:val="0"/>
+          <w:color w:val="1A1A1A"/>
+          <w:sz w:val="20"/>
+        </w:rPr>
+        <w:t>“</w:t>
+      </w:r>
+      <w:r>
+        <w:rPr>
+          <w:rFonts w:ascii="WenQuanYi Micro Hei" w:hAnsi="WenQuanYi Micro Hei" w:eastAsia="WenQuanYi Micro Hei"/>
+          <w:b w:val="0"/>
+          <w:i w:val="0"/>
+          <w:color w:val="1A1A1A"/>
+          <w:sz w:val="20"/>
+        </w:rPr>
+        <w:t>设备理解</w:t>
+      </w:r>
+      <w:r>
+        <w:rPr>
+          <w:rFonts w:ascii="Noto Sans" w:hAnsi="Noto Sans" w:eastAsia="Noto Sans"/>
+          <w:b w:val="0"/>
+          <w:i w:val="0"/>
+          <w:color w:val="1A1A1A"/>
+          <w:sz w:val="20"/>
+        </w:rPr>
+        <w:t xml:space="preserve"> + </w:t>
+      </w:r>
+      <w:r>
+        <w:rPr>
+          <w:rFonts w:ascii="WenQuanYi Micro Hei" w:hAnsi="WenQuanYi Micro Hei" w:eastAsia="WenQuanYi Micro Hei"/>
+          <w:b w:val="0"/>
+          <w:i w:val="0"/>
+          <w:color w:val="1A1A1A"/>
+          <w:sz w:val="20"/>
+        </w:rPr>
+        <w:t>客户交付</w:t>
+      </w:r>
+      <w:r>
+        <w:rPr>
+          <w:rFonts w:ascii="Noto Sans" w:hAnsi="Noto Sans" w:eastAsia="Noto Sans"/>
+          <w:b w:val="0"/>
+          <w:i w:val="0"/>
+          <w:color w:val="1A1A1A"/>
+          <w:sz w:val="20"/>
+        </w:rPr>
+        <w:t xml:space="preserve"> + </w:t>
+      </w:r>
+      <w:r>
+        <w:rPr>
+          <w:rFonts w:ascii="WenQuanYi Micro Hei" w:hAnsi="WenQuanYi Micro Hei" w:eastAsia="WenQuanYi Micro Hei"/>
+          <w:b w:val="0"/>
+          <w:i w:val="0"/>
+          <w:color w:val="1A1A1A"/>
+          <w:sz w:val="20"/>
+        </w:rPr>
+        <w:t>跨部门推进</w:t>
+      </w:r>
+      <w:r>
+        <w:rPr>
+          <w:rFonts w:ascii="Noto Sans" w:hAnsi="Noto Sans" w:eastAsia="Noto Sans"/>
+          <w:b w:val="0"/>
+          <w:i w:val="0"/>
+          <w:color w:val="1A1A1A"/>
+          <w:sz w:val="20"/>
+        </w:rPr>
+        <w:t>”</w:t>
+      </w:r>
+      <w:r>
+        <w:rPr>
+          <w:rFonts w:ascii="WenQuanYi Micro Hei" w:hAnsi="WenQuanYi Micro Hei" w:eastAsia="WenQuanYi Micro Hei"/>
+          <w:b w:val="0"/>
+          <w:i w:val="0"/>
+          <w:color w:val="1A1A1A"/>
+          <w:sz w:val="20"/>
+        </w:rPr>
+        <w:t>为核心的海外技术支持</w:t>
+      </w:r>
+      <w:r>
+        <w:rPr>
+          <w:rFonts w:ascii="Noto Sans" w:hAnsi="Noto Sans" w:eastAsia="Noto Sans"/>
+          <w:b w:val="0"/>
+          <w:i w:val="0"/>
+          <w:color w:val="1A1A1A"/>
+          <w:sz w:val="20"/>
+        </w:rPr>
+        <w:t xml:space="preserve"> / </w:t>
+      </w:r>
+      <w:r>
+        <w:rPr>
+          <w:rFonts w:ascii="WenQuanYi Micro Hei" w:hAnsi="WenQuanYi Micro Hei" w:eastAsia="WenQuanYi Micro Hei"/>
+          <w:b w:val="0"/>
+          <w:i w:val="0"/>
+          <w:color w:val="1A1A1A"/>
+          <w:sz w:val="20"/>
+        </w:rPr>
+        <w:t>售前复合岗位。</w:t>
       </w:r>
     </w:p>
     <w:p>
       <w:pPr>
-        <w:spacing w:before="0" w:after="20" w:line="288" w:lineRule="auto"/>
+        <w:autoSpaceDN w:val="0"/>
+        <w:autoSpaceDE w:val="0"/>
+        <w:widowControl/>
+        <w:spacing w:line="185" w:lineRule="auto" w:before="70" w:after="0"/>
+        <w:ind w:left="0" w:right="0" w:firstLine="0"/>
+        <w:jc w:val="left"/>
       </w:pPr>
       <w:r>
         <w:rPr>
-          <w:rFonts w:ascii="Calibri" w:hAnsi="Calibri" w:eastAsia="微软雅黑"/>
-          <w:b w:val="0"/>
+          <w:rFonts w:ascii="DejaVu Sans" w:hAnsi="DejaVu Sans" w:eastAsia="DejaVu Sans"/>
+          <w:b w:val="0"/>
+          <w:i w:val="0"/>
+          <w:color w:val="1A1A1A"/>
+          <w:sz w:val="17"/>
+        </w:rPr>
+        <w:t>❖</w:t>
+      </w:r>
+      <w:r>
+        <w:rPr>
+          <w:rFonts w:ascii="WenQuanYi Micro Hei" w:hAnsi="WenQuanYi Micro Hei" w:eastAsia="WenQuanYi Micro Hei"/>
+          <w:b w:val="0"/>
+          <w:i w:val="0"/>
+          <w:color w:val="1A1A1A"/>
           <w:sz w:val="20"/>
         </w:rPr>
-        <w:t>❖ 设计 7 路红外循迹阵列（3-1-3）布局并推动团队落地；用 DMP 获取欧拉角并建立误差修正，缓解偏航角零漂。</w:t>
-      </w:r>
-    </w:p>
-    <w:p>
-      <w:pPr>
-        <w:spacing w:before="0" w:after="20" w:line="288" w:lineRule="auto"/>
-      </w:pPr>
-      <w:r>
-        <w:rPr>
-          <w:rFonts w:ascii="Calibri" w:hAnsi="Calibri" w:eastAsia="微软雅黑"/>
-          <w:b w:val="0"/>
-          <w:sz w:val="20"/>
-        </w:rPr>
-        <w:t>❖ 基于 Keil5 / SysConfig 配置 GPIO/UART，缩短外设联调周期。</w:t>
-      </w:r>
-    </w:p>
-    <w:p>
-      <w:pPr>
-        <w:tabs>
-          <w:tab w:pos="9354" w:val="right"/>
-        </w:tabs>
-        <w:spacing w:before="100" w:after="20" w:line="276" w:lineRule="auto"/>
-      </w:pPr>
-      <w:r>
-        <w:rPr>
-          <w:rFonts w:ascii="Calibri" w:hAnsi="Calibri" w:eastAsia="微软雅黑"/>
-          <w:b/>
-          <w:sz w:val="21"/>
-        </w:rPr>
-        <w:t>基于 μC/OS-II 车载电控单元（STM32F103C8T6）</w:t>
-      </w:r>
-      <w:r>
-        <w:rPr>
-          <w:rFonts w:ascii="Calibri" w:hAnsi="Calibri" w:eastAsia="微软雅黑"/>
-          <w:b w:val="0"/>
-          <w:color w:val="555555"/>
-          <w:sz w:val="20"/>
-        </w:rPr>
-        <w:tab/>
-        <w:t>2025.02 – 2025.04</w:t>
-      </w:r>
-    </w:p>
-    <w:p>
-      <w:pPr>
-        <w:spacing w:before="0" w:after="20" w:line="276" w:lineRule="auto"/>
-      </w:pPr>
-      <w:r>
-        <w:rPr>
-          <w:rFonts w:ascii="Calibri" w:hAnsi="Calibri" w:eastAsia="微软雅黑"/>
-          <w:b w:val="0"/>
-          <w:color w:val="555555"/>
-          <w:sz w:val="19"/>
-        </w:rPr>
-        <w:t>实时控制与安全响应｜成果：障碍物识别响应延迟 &lt;50ms</w:t>
-      </w:r>
-    </w:p>
-    <w:p>
-      <w:pPr>
-        <w:spacing w:before="0" w:after="20" w:line="288" w:lineRule="auto"/>
-      </w:pPr>
-      <w:r>
-        <w:rPr>
-          <w:rFonts w:ascii="Calibri" w:hAnsi="Calibri" w:eastAsia="微软雅黑"/>
-          <w:b w:val="0"/>
-          <w:sz w:val="20"/>
-        </w:rPr>
-        <w:t>❖ 对比 FreeRTOS 与 μC/OS-II 后完成系统移植；主导超声波测距、电机减速、蜂鸣报警与霍尔转速可视化逻辑。</w:t>
-      </w:r>
-    </w:p>
-    <w:p>
-      <w:pPr>
-        <w:spacing w:before="0" w:after="20" w:line="288" w:lineRule="auto"/>
-      </w:pPr>
-      <w:r>
-        <w:rPr>
-          <w:rFonts w:ascii="Calibri" w:hAnsi="Calibri" w:eastAsia="微软雅黑"/>
-          <w:b w:val="0"/>
-          <w:sz w:val="20"/>
-        </w:rPr>
-        <w:t>❖ 使用嘉立创 EDA 迭代 PCB，缩短硬件验证周期；形成“指标定义—方案选型—联调验证”的完整闭环习惯。</w:t>
-      </w:r>
-    </w:p>
-    <w:p>
-      <w:pPr>
-        <w:spacing w:before="160" w:after="40" w:line="264" w:lineRule="auto"/>
-        <w:pBdr>
-          <w:bottom w:val="single" w:sz="12" w:space="1" w:color="222222"/>
-        </w:pBdr>
-      </w:pPr>
-      <w:r>
-        <w:rPr>
-          <w:rFonts w:ascii="Calibri" w:hAnsi="Calibri" w:eastAsia="微软雅黑"/>
-          <w:b/>
-          <w:sz w:val="24"/>
-        </w:rPr>
-        <w:t>技能特长</w:t>
-      </w:r>
-    </w:p>
-    <w:p>
-      <w:pPr>
-        <w:spacing w:before="0" w:after="20" w:line="288" w:lineRule="auto"/>
-      </w:pPr>
-      <w:r>
-        <w:rPr>
-          <w:rFonts w:ascii="Calibri" w:hAnsi="Calibri" w:eastAsia="微软雅黑"/>
-          <w:b w:val="0"/>
-          <w:sz w:val="20"/>
-        </w:rPr>
-        <w:t>❖ 语言能力：英语 CET-6；可独立完成海外客户口语沟通、现场培训讲解与英文技术邮件处理。</w:t>
-      </w:r>
-    </w:p>
-    <w:p>
-      <w:pPr>
-        <w:spacing w:before="0" w:after="20" w:line="288" w:lineRule="auto"/>
-      </w:pPr>
-      <w:r>
-        <w:rPr>
-          <w:rFonts w:ascii="Calibri" w:hAnsi="Calibri" w:eastAsia="微软雅黑"/>
-          <w:b w:val="0"/>
-          <w:sz w:val="20"/>
-        </w:rPr>
-        <w:t>❖ 客户支持：售前培训、售后诊断、现场交付、需求转译、跨时区沟通、经销商赋能。</w:t>
-      </w:r>
-    </w:p>
-    <w:p>
-      <w:pPr>
-        <w:spacing w:before="0" w:after="20" w:line="288" w:lineRule="auto"/>
-      </w:pPr>
-      <w:r>
-        <w:rPr>
-          <w:rFonts w:ascii="Calibri" w:hAnsi="Calibri" w:eastAsia="微软雅黑"/>
-          <w:b w:val="0"/>
-          <w:sz w:val="20"/>
-        </w:rPr>
-        <w:t>❖ 工程基础：STM32 / 英飞凌 / TI 单片机；UART/SPI；FreeRTOS / μC/OS-II 基础；PCB 识图、焊接、万用表；Python（Matplotlib / Numpy / Pandas）、Matlab。</w:t>
-      </w:r>
-    </w:p>
-    <w:p>
-      <w:pPr>
-        <w:spacing w:before="0" w:after="20" w:line="288" w:lineRule="auto"/>
-      </w:pPr>
-      <w:r>
-        <w:rPr>
-          <w:rFonts w:ascii="Calibri" w:hAnsi="Calibri" w:eastAsia="微软雅黑"/>
-          <w:b w:val="0"/>
-          <w:sz w:val="20"/>
-        </w:rPr>
-        <w:t>❖ 效率工具：Cursor / AI Agent；知识库建设；工单与数据看板；ProcessOn / Visio / Xmind / Office。</w:t>
-      </w:r>
-    </w:p>
-    <w:p>
-      <w:pPr>
-        <w:spacing w:before="0" w:after="20" w:line="288" w:lineRule="auto"/>
-      </w:pPr>
-      <w:r>
-        <w:rPr>
-          <w:rFonts w:ascii="Calibri" w:hAnsi="Calibri" w:eastAsia="微软雅黑"/>
-          <w:b w:val="0"/>
-          <w:sz w:val="20"/>
-        </w:rPr>
-        <w:t>❖ 其他：持有英国签证（约2年有效）；期望工作地深圳；可接受海外出差（约1年3次，单次约1个月）。</w:t>
-      </w:r>
-    </w:p>
-    <w:p>
-      <w:pPr>
-        <w:spacing w:before="160" w:after="40" w:line="264" w:lineRule="auto"/>
-        <w:pBdr>
-          <w:bottom w:val="single" w:sz="12" w:space="1" w:color="222222"/>
-        </w:pBdr>
-      </w:pPr>
-      <w:r>
-        <w:rPr>
-          <w:rFonts w:ascii="Calibri" w:hAnsi="Calibri" w:eastAsia="微软雅黑"/>
-          <w:b/>
-          <w:sz w:val="24"/>
-        </w:rPr>
-        <w:t>奖项荣誉</w:t>
-      </w:r>
-    </w:p>
-    <w:p>
-      <w:pPr>
-        <w:spacing w:before="0" w:after="20" w:line="288" w:lineRule="auto"/>
-      </w:pPr>
-      <w:r>
-        <w:rPr>
-          <w:rFonts w:ascii="Calibri" w:hAnsi="Calibri" w:eastAsia="微软雅黑"/>
-          <w:b w:val="0"/>
-          <w:sz w:val="20"/>
-        </w:rPr>
-        <w:t>❖ 第十八届全国大学生智能车竞赛 浙江省二等奖（2023.07）</w:t>
-      </w:r>
-    </w:p>
-    <w:p>
-      <w:pPr>
-        <w:spacing w:before="0" w:after="20" w:line="288" w:lineRule="auto"/>
-      </w:pPr>
-      <w:r>
-        <w:rPr>
-          <w:rFonts w:ascii="Calibri" w:hAnsi="Calibri" w:eastAsia="微软雅黑"/>
-          <w:b w:val="0"/>
-          <w:sz w:val="20"/>
-        </w:rPr>
-        <w:t>❖ 2024 年浙江省大学生电子设计竞赛 参赛完成（H 题前三问，2024.08）</w:t>
-      </w:r>
-    </w:p>
-    <w:p>
-      <w:pPr>
-        <w:spacing w:before="0" w:after="20" w:line="288" w:lineRule="auto"/>
-      </w:pPr>
-      <w:r>
-        <w:rPr>
-          <w:rFonts w:ascii="Calibri" w:hAnsi="Calibri" w:eastAsia="微软雅黑"/>
-          <w:b w:val="0"/>
-          <w:sz w:val="20"/>
-        </w:rPr>
-        <w:t>❖ 浙江省大学生英语竞赛 校一等奖（2022.05）</w:t>
-      </w:r>
-    </w:p>
-    <w:p>
-      <w:pPr>
-        <w:spacing w:before="0" w:after="20" w:line="288" w:lineRule="auto"/>
-      </w:pPr>
-      <w:r>
-        <w:rPr>
-          <w:rFonts w:ascii="Calibri" w:hAnsi="Calibri" w:eastAsia="微软雅黑"/>
-          <w:b w:val="0"/>
-          <w:sz w:val="20"/>
-        </w:rPr>
-        <w:t>❖ 第六届普译奖全国大学生英语写作大赛 全国三等奖（2023.12）</w:t>
-      </w:r>
-    </w:p>
-    <w:p>
-      <w:pPr>
-        <w:spacing w:before="0" w:after="20" w:line="288" w:lineRule="auto"/>
-      </w:pPr>
-      <w:r>
-        <w:rPr>
-          <w:rFonts w:ascii="Calibri" w:hAnsi="Calibri" w:eastAsia="微软雅黑"/>
-          <w:b w:val="0"/>
-          <w:sz w:val="20"/>
-        </w:rPr>
-        <w:t>❖ 学业优秀一等奖学金 / 美仪企业奖学金风华学子电气拓新奖（7/92，2022–2024）</w:t>
-      </w:r>
-    </w:p>
-    <w:p>
-      <w:pPr>
-        <w:spacing w:before="160" w:after="40" w:line="264" w:lineRule="auto"/>
-        <w:pBdr>
-          <w:bottom w:val="single" w:sz="12" w:space="1" w:color="222222"/>
-        </w:pBdr>
-      </w:pPr>
-      <w:r>
-        <w:rPr>
-          <w:rFonts w:ascii="Calibri" w:hAnsi="Calibri" w:eastAsia="微软雅黑"/>
-          <w:b/>
-          <w:sz w:val="24"/>
-        </w:rPr>
-        <w:t>自我评价</w:t>
-      </w:r>
-    </w:p>
-    <w:p>
-      <w:pPr>
-        <w:spacing w:before="0" w:after="20" w:line="288" w:lineRule="auto"/>
-      </w:pPr>
-      <w:r>
-        <w:rPr>
-          <w:rFonts w:ascii="Calibri" w:hAnsi="Calibri" w:eastAsia="微软雅黑"/>
-          <w:b w:val="0"/>
-          <w:sz w:val="20"/>
-        </w:rPr>
-        <w:t>❖ 沟通能力是当前最强项：能在客户、销售、研发之间快速对齐事实与下一步动作，推动问题闭环。</w:t>
-      </w:r>
-    </w:p>
-    <w:p>
-      <w:pPr>
-        <w:spacing w:before="0" w:after="20" w:line="288" w:lineRule="auto"/>
-      </w:pPr>
-      <w:r>
-        <w:rPr>
-          <w:rFonts w:ascii="Calibri" w:hAnsi="Calibri" w:eastAsia="微软雅黑"/>
-          <w:b w:val="0"/>
-          <w:sz w:val="20"/>
-        </w:rPr>
-        <w:t>❖ 学习与工具化能力强：面对多产品线与有限培训，能靠自学、文档沉淀和 AI 提效形成可复制支持能力。</w:t>
-      </w:r>
-    </w:p>
-    <w:p>
-      <w:pPr>
-        <w:spacing w:before="0" w:after="20" w:line="288" w:lineRule="auto"/>
-      </w:pPr>
-      <w:r>
-        <w:rPr>
-          <w:rFonts w:ascii="Calibri" w:hAnsi="Calibri" w:eastAsia="微软雅黑"/>
-          <w:b w:val="0"/>
-          <w:sz w:val="20"/>
-        </w:rPr>
-        <w:t>❖ 编程能力仍在持续提升；更适合以“设备理解 + 客户交付 + 跨部门推进”为核心的海外技术支持 / 售前复合岗位。</w:t>
-      </w:r>
-    </w:p>
-    <w:p>
-      <w:pPr>
-        <w:spacing w:before="0" w:after="20" w:line="288" w:lineRule="auto"/>
-      </w:pPr>
-      <w:r>
-        <w:rPr>
-          <w:rFonts w:ascii="Calibri" w:hAnsi="Calibri" w:eastAsia="微软雅黑"/>
-          <w:b w:val="0"/>
-          <w:sz w:val="20"/>
-        </w:rPr>
-        <w:t>❖ 性格积极，院篮球队经历；希望加入半导体设备或机器人行业，在深圳长期发展，并逐步走向海外销售。</w:t>
+        <w:t>性格积极，院篮球队经历；希望加入半导体设备或机器人行业，在深圳长期发展，并逐步走向海外销售。</w:t>
       </w:r>
     </w:p>
     <w:sectPr>
-      <w:pgSz w:w="11906" w:h="16838"/>
-      <w:pgMar w:top="794" w:right="850" w:bottom="794" w:left="850" w:header="720" w:footer="720" w:gutter="0"/>
-      <w:cols w:space="720"/>
+      <w:pgSz w:w="11899" w:h="16838"/>
+      <w:pgMar w:top="500" w:right="644" w:bottom="1440" w:left="676" w:header="720" w:footer="720" w:gutter="0"/>
+      <w:cols/>
       <w:docGrid w:linePitch="360"/>
     </w:sectPr>
   </w:body>
